--- a/জান্নাতিদের_গুনাবলি/জান্নাত_লাভের_সহজ_আমল_ও_জান্নাতিদের_গুণাবলী_A5_প্রিন্ট_রেডি.docx
+++ b/জান্নাতিদের_গুনাবলি/জান্নাত_লাভের_সহজ_আমল_ও_জান্নাতিদের_গুণাবলী_A5_প্রিন্ট_রেডি.docx
@@ -34,7 +34,7 @@
           <w:sz w:val="25"/>
           <w:rFonts w:ascii="Kalpurush" w:hAnsi="Kalpurush" w:cs="Kalpurush"/>
         </w:rPr>
-        <w:t>শায়খ আব্দুল কাইয়ুম-এর জুমু‘আর খুতবা ও জীবনবৃত্তান্ত অবলম্বনে রচিত প্রামাণ্য গ্রন্থ</w:t>
+        <w:t>শায়খ আব্দুল কাইয়ুম-এর জুমু‘আর খুতবা ও জীবনবৃত্তান্ত অবলম্বনে রচিত</w:t>
       </w:r>
     </w:p>
     <w:p>
@@ -79,7 +79,7 @@
           <w:sz w:val="20"/>
           <w:rFonts w:ascii="Kalpurush" w:hAnsi="Kalpurush" w:cs="Kalpurush"/>
         </w:rPr>
-        <w:t>গ্রন্থনা, সম্পাদনা ও তাহক্বীক্ব:</w:t>
+        <w:t>গ্রন্থনা ও তাহক্বীক্ব:</w:t>
       </w:r>
       <w:r>
         <w:rPr>
@@ -107,7 +107,7 @@
           <w:sz w:val="20"/>
           <w:rFonts w:ascii="Kalpurush" w:hAnsi="Kalpurush" w:cs="Kalpurush"/>
         </w:rPr>
-        <w:t>বিন্যাস ও প্রকাশনা মানদণ্ড:</w:t>
+        <w:t>মুদ্রণ মানদণ্ড:</w:t>
       </w:r>
       <w:r>
         <w:rPr>
@@ -118,7 +118,7 @@
           <w:sz w:val="20"/>
           <w:rFonts w:ascii="Kalpurush" w:hAnsi="Kalpurush" w:cs="Kalpurush"/>
         </w:rPr>
-        <w:t xml:space="preserve"> পূর্ণাঙ্গ A5 প্রিন্ট-রেডি সংস্করণ</w:t>
+        <w:t xml:space="preserve"> পূর্ণাঙ্গ A5 রিডার-ফ্রেন্ডলি প্রিন্ট সংস্করণ</w:t>
       </w:r>
     </w:p>
     <w:p>
@@ -153,7 +153,7 @@
           <w:sz w:val="20"/>
           <w:rFonts w:ascii="Kalpurush" w:hAnsi="Kalpurush" w:cs="Kalpurush"/>
         </w:rPr>
-        <w:t>বিসমিল্লাহির রাহমানির রাহীম। সমস্ত প্রশংসা জগতসমূহের প্রতিপালক মহান আল্লাহ তা‘আলার জন্য, যিনি মুমিন বান্দাদের জন্য প্রস্তুত করে রেখেছেন চিরস্থায়ী শান্তির নীড় জান্নাত। দরূদ ও সালাম বর্ষিত হোক মানবতার পরম শিক্ষক, জান্নাতের সুসংবাদদাতা বিশ্বনবী মুহাম্মাদ সাল্লাল্লাহু আলাইহি ওয়াসাল্লামের প্রতি এবং তাঁর সম্মানিত পরিবার ও সাহাবায়ে কেরামের প্রতি।</w:t>
+        <w:t>বিসমিল্লাহির রাহমানির রাহীম। সমস্ত প্রশংসা জগতসমূহের প্রতিপালক পরম করুণাময় আল্লাহ তা‘আলার জন্য। সালাত ও সালাম বর্ষিত হোক মানবতার পরম শিক্ষক, জান্নাতের সুসংবাদদাতা বিশ্বনবী মুহাম্মাদ সাল্লাল্লাহু আলাইহি ওয়াসাল্লামের প্রতি এবং তাঁর পরিবার ও সাহাবায়ে কেরামের প্রতি।</w:t>
       </w:r>
     </w:p>
     <w:p>
@@ -170,7 +170,7 @@
           <w:sz w:val="20"/>
           <w:rFonts w:ascii="Kalpurush" w:hAnsi="Kalpurush" w:cs="Kalpurush"/>
         </w:rPr>
-        <w:t>একজন মুমিনের সামগ্রিক জীবনের একমাত্র পরম চাওয়া হলো রবের সন্তুষ্টি এবং জাহান্নামের ভয়াবহ আযাব থেকে মুক্তি পেয়ে চিরসুখের জান্নাতে প্রবেশ করা। রাসূলুল্লাহ সাল্লাল্লাহু আলাইহি ওয়াসাল্লাম উম্মাহকে জান্নাতে প্রবেশের অসংখ্য সহজ, বরকতময় ও কার্যকরী আমল শিক্ষা দিয়ে গেছেন। অনেক সময় সাধারণ মানুষ মনে করে জান্নাতে যেতে হলে কেবল পাহাড়সম কঠিন ত্যাগ ও সাধনাই যথেষ্ট; কিন্তু সহীহ সুন্নাহর গভীর অনুশীলনে দেখা যায়, প্রাত্যহিক জীবনের বহু ছোট ছোট অথচ ওজনদার আমল বান্দাকে সরাসরি জান্নাতের দরজায় পৌঁছে দিতে পারে।</w:t>
+        <w:t>একজন মুমিনের গোটা পার্থিব জীবনের একমাত্র পরম চাওয়া হলো তাঁর রবের সন্তুষ্টি এবং জাহান্নামের ভয়াবহ আযাব থেকে মুক্তি পেয়ে চিরশান্তির নীড় জান্নাতে প্রবেশ করা। রাসূলুল্লাহ সাল্লাল্লাহু আলাইহি ওয়াসাল্লাম উম্মাহর জন্য জান্নাত লাভের পথকে অত্যন্ত সহজ ও উন্মুক্ত করে দিয়েছেন। সাধারণ মানুষ অনেক সময় মনে করে কেবল কঠোর কৃচ্ছ্রসাধন বা পাহাড়সম ত্যাগ ব্যতীত জান্নাতে যাওয়া বুঝি সম্ভব নয়; কিন্তু সহীহ সুন্নাহর দিকে তাকালে দেখা যায়, প্রাত্যহিক জীবনের বহু ছোট ছোট অথচ ওজনে ভারী আমল বান্দাকে সরাসরি জান্নাতের দরজায় পৌঁছে দিতে পারে।</w:t>
       </w:r>
     </w:p>
     <w:p>
@@ -187,29 +187,7 @@
           <w:sz w:val="20"/>
           <w:rFonts w:ascii="Kalpurush" w:hAnsi="Kalpurush" w:cs="Kalpurush"/>
         </w:rPr>
-        <w:t xml:space="preserve">আন্তর্জাতিক খ্যাতিসম্পন্ন প্রখ্যাত ইসলামি স্কলার, লন্ডনের ঐতিহাসিক ইস্ট লন্ডন মসজিদের প্রধান ইমাম ও খতীব </w:t>
-      </w:r>
-      <w:r>
-        <w:rPr>
-          <w:rFonts w:ascii="Kalpurush" w:hAnsi="Kalpurush"/>
-          <w:b/>
-          <w:i w:val="0"/>
-          <w:color w:val="0F172A"/>
-          <w:sz w:val="20"/>
-          <w:rFonts w:ascii="Kalpurush" w:hAnsi="Kalpurush" w:cs="Kalpurush"/>
-        </w:rPr>
-        <w:t>শায়খ আব্দুল কাইয়ুম</w:t>
-      </w:r>
-      <w:r>
-        <w:rPr>
-          <w:rFonts w:ascii="Kalpurush" w:hAnsi="Kalpurush"/>
-          <w:b w:val="0"/>
-          <w:i w:val="0"/>
-          <w:color w:val="0F172A"/>
-          <w:sz w:val="20"/>
-          <w:rFonts w:ascii="Kalpurush" w:hAnsi="Kalpurush" w:cs="Kalpurush"/>
-        </w:rPr>
-        <w:t xml:space="preserve"> এক আবেগঘন ও জ্ঞানগর্ভ জুমু‘আর খুতবায় জান্নাত লাভের এই সহজ অথচ অত্যন্ত কার্যকরী আমলসমূহ এবং জান্নাতিদের গুণাবলী প্রাঞ্জল ভাষায় উম্মাহর সামনে উপস্থাপন করেছেন।</w:t>
+        <w:t>আন্তর্জাতিক খ্যাতিসম্পন্ন প্রখ্যাত ইসলামিক স্কলার, যুক্তরাজ্যের ঐতিহাসিক ইস্ট লন্ডন মসজিদের প্রধান ইমাম ও খতীব শায়খ আব্দুল কাইয়ুম এক জ্ঞানগর্ভ ও আত্মিক খুতবায় জান্নাত লাভের এই সহজ আমলগুলো এবং জান্নাতিদের বৈশিষ্ট্য সাধারণ মানুষের বোধগম্য ভাষায় তুলে ধরেছেন।</w:t>
       </w:r>
     </w:p>
     <w:p>
@@ -226,24 +204,7 @@
           <w:sz w:val="20"/>
           <w:rFonts w:ascii="Kalpurush" w:hAnsi="Kalpurush" w:cs="Kalpurush"/>
         </w:rPr>
-        <w:t>বর্তমান গ্রন্থে শায়খের জীবন ও খেদমতের পূর্ণাঙ্গ প্রামাণ্য বিবরণীর পাশাপাশি তাঁর প্রদত্ত খুতবাটিকে পাঁচটি সমৃদ্ধ অধ্যায়ে সুবিন্যস্ত করা হয়েছে। প্রতিটি আলোচনায় কুরআনের আয়াতের বিশুদ্ধ হরকতযুক্ত আরবি পাঠ, নির্ভুল বঙ্গানুবাদ, সহীহ হাদিসের রেফারেন্স ও লিঙ্ক এবং গবেষকদের প্রাসঙ্গিক মন্তব্য যুক্ত করা হয়েছে, যাতে যেকোনো অনুসন্ধিৎসু পাঠক সহজেই এই ইলমি খেদমতের প্রতিটি দলিলের বিশুদ্ধতা যাচাই করতে পারেন।</w:t>
-      </w:r>
-    </w:p>
-    <w:p>
-      <w:pPr>
-        <w:spacing w:before="0" w:after="80" w:line="288" w:lineRule="auto"/>
-        <w:jc w:val="both"/>
-      </w:pPr>
-      <w:r>
-        <w:rPr>
-          <w:rFonts w:ascii="Kalpurush" w:hAnsi="Kalpurush"/>
-          <w:b w:val="0"/>
-          <w:i w:val="0"/>
-          <w:color w:val="0F172A"/>
-          <w:sz w:val="20"/>
-          <w:rFonts w:ascii="Kalpurush" w:hAnsi="Kalpurush" w:cs="Kalpurush"/>
-        </w:rPr>
-        <w:t>আল্লাহ সুবহানাহু ওয়া তা‘আলা আমাদের এই ক্ষুদ্র প্রয়াসকে কবুল করুন এবং লেখক, বক্তা, সম্পাদক ও পাঠক সকলকে জান্নাতুল ফিরদাউসের স্থায়ী অধিবাসী হিসেবে কবুল করে নিন। আমীন।</w:t>
+        <w:t>বর্তমান গ্রন্থে কোনো জটিল ছক বা কাঠখোট্টা টেবিল পরিহার করে, সাধারণ পাঠকদের জন্য একদম সহজাত ও প্রবহমান বইয়ের স্টাইলে খুতবাটিকে পাঁচটি চমৎকার অধ্যায়ে বিন্যস্ত করা হয়েছে। প্রতিটি আয়াত ও হাদিসের মূল আরবি ইবারত, সহজ বঙ্গানুবাদ এবং বিশুদ্ধ কিতাবের রেফারেন্স লিংক এমনভাবে সন্নিবেশিত হয়েছে, যাতে পাঠক একাধারে আত্মিক প্রশান্তি পান এবং যেকোনো সময় হাদিসের নির্ভরযোগ্যতা সহজেই যাচাই করে নিতে পারেন।</w:t>
       </w:r>
     </w:p>
     <w:p>
@@ -261,7 +222,7 @@
           <w:sz w:val="25"/>
           <w:rFonts w:ascii="Kalpurush" w:hAnsi="Kalpurush" w:cs="Kalpurush"/>
         </w:rPr>
-        <w:t>সূচিপত্র (Table of Contents)</w:t>
+        <w:t>সূচিপত্র</w:t>
       </w:r>
     </w:p>
     <w:p>
@@ -289,7 +250,7 @@
           <w:sz w:val="20"/>
           <w:rFonts w:ascii="Kalpurush" w:hAnsi="Kalpurush" w:cs="Kalpurush"/>
         </w:rPr>
-        <w:t>অধ্যায় ০১: শায়খ আব্দুল কাইয়ুমের সংক্ষিপ্ত পরিচিতি ও বহুমুখী ইলমি খেদমত</w:t>
+        <w:t>অধ্যায় ০১: শায়খ আব্দুল কাইয়ুমের জীবন ও বহুমুখী ইলমি খেদমত</w:t>
       </w:r>
     </w:p>
     <w:p>
@@ -317,7 +278,7 @@
           <w:sz w:val="20"/>
           <w:rFonts w:ascii="Kalpurush" w:hAnsi="Kalpurush" w:cs="Kalpurush"/>
         </w:rPr>
-        <w:t>অধ্যায় ০২: জান্নাতের মহিমা, অনন্ত আকাঙ্ক্ষা ও জান্নাতের আটটি দরজার ডাক</w:t>
+        <w:t>অধ্যায় ০২: জান্নাতের মহিমা ও জান্নাতের আটটি দরজার ডাক</w:t>
       </w:r>
     </w:p>
     <w:p>
@@ -427,53 +388,7 @@
           <w:sz w:val="30"/>
           <w:rFonts w:ascii="Kalpurush" w:hAnsi="Kalpurush" w:cs="Kalpurush"/>
         </w:rPr>
-        <w:t>অধ্যায় ০১: শায়খ আব্দুল কাইয়ুমের সংক্ষিপ্ত পরিচিতি ও বহুমুখী ইলমি খেদমত</w:t>
-      </w:r>
-    </w:p>
-    <w:p>
-      <w:pPr>
-        <w:spacing w:before="0" w:after="80" w:line="288" w:lineRule="auto"/>
-        <w:jc w:val="both"/>
-      </w:pPr>
-      <w:r>
-        <w:rPr>
-          <w:rFonts w:ascii="Kalpurush" w:hAnsi="Kalpurush"/>
-          <w:b/>
-          <w:i w:val="0"/>
-          <w:color w:val="0F172A"/>
-          <w:sz w:val="20"/>
-          <w:rFonts w:ascii="Kalpurush" w:hAnsi="Kalpurush" w:cs="Kalpurush"/>
-        </w:rPr>
-        <w:t>মূল বক্তব্য সংক্ষেপ:</w:t>
-      </w:r>
-      <w:r>
-        <w:rPr>
-          <w:rFonts w:ascii="Kalpurush" w:hAnsi="Kalpurush"/>
-          <w:b w:val="0"/>
-          <w:i w:val="0"/>
-          <w:color w:val="0F172A"/>
-          <w:sz w:val="20"/>
-          <w:rFonts w:ascii="Kalpurush" w:hAnsi="Kalpurush" w:cs="Kalpurush"/>
-        </w:rPr>
-        <w:t xml:space="preserve"> ইউরোপের অন্যতম বৃহৎ ও ঐতিহাসিক ইসলামিক কেন্দ্র ইস্ট লন্ডন মসজিদের প্রধান ইমাম ও খতীব শায়খ আব্দুল কাইয়ুমের শৈশব, শিক্ষাজীবন, উচ্চতর ডিগ্রি, প্রখ্যাত উস্তাদগণ এবং বিশ্বময় তাঁর অনন্য দাওয়াহ ও সামাজিক নেতৃত্বের সামগ্রিক পর্যালোচনা।</w:t>
-      </w:r>
-    </w:p>
-    <w:p>
-      <w:pPr>
-        <w:keepNext/>
-        <w:spacing w:before="200" w:after="80"/>
-        <w:jc w:val="left"/>
-      </w:pPr>
-      <w:r>
-        <w:rPr>
-          <w:rFonts w:ascii="Kalpurush" w:hAnsi="Kalpurush"/>
-          <w:b/>
-          <w:i w:val="0"/>
-          <w:color w:val="1D4ED8"/>
-          <w:sz w:val="25"/>
-          <w:rFonts w:ascii="Kalpurush" w:hAnsi="Kalpurush" w:cs="Kalpurush"/>
-        </w:rPr>
-        <w:t>১. ভূমিকা ও প্রাথমিক পরিচয়</w:t>
+        <w:t>অধ্যায় ০১: শায়খ আব্দুল কাইয়ুমের জীবন ও বহুমুখী ইলমি খেদমত</w:t>
       </w:r>
     </w:p>
     <w:p>
@@ -490,7 +405,7 @@
           <w:sz w:val="20"/>
           <w:rFonts w:ascii="Kalpurush" w:hAnsi="Kalpurush" w:cs="Kalpurush"/>
         </w:rPr>
-        <w:t xml:space="preserve">শায়খ আব্দুল কাইয়ুম হলেন বর্তমান বিশ্বের অন্যতম প্রখ্যাত ও সর্বজনশ্রদ্ধেয় ব্রিটিশ-বাংলাদেশি ইসলামিক স্কলার, সুবক্তা ও সমাজ সংস্কারক। তিনি যুক্তরাজ্যের রাজধানী লন্ডনের হোয়াইটচ্যাপেলে অবস্থিত ঐতিহাসিক </w:t>
+        <w:t xml:space="preserve">শায়খ আব্দুল কাইয়ুম বর্তমান বিশ্বের অন্যতম সর্বজনশ্রদ্ধেয় ব্রিটিশ-বাংলাদেশি ইসলামিক চিন্তাবিদ, খতীব ও সমাজ সংস্কারক। তিনি যুক্তরাজ্যের রাজধানী লন্ডনের হোয়াইটচ্যাপেলে অবস্থিত ইউরোপের অন্যতম প্রধান কেন্দ্র </w:t>
       </w:r>
       <w:r>
         <w:rPr>
@@ -512,7 +427,77 @@
           <w:sz w:val="20"/>
           <w:rFonts w:ascii="Kalpurush" w:hAnsi="Kalpurush" w:cs="Kalpurush"/>
         </w:rPr>
-        <w:t>-এর প্রধান ইমাম ও খতীব হিসেবে দীর্ঘ তিন দশকেরও বেশি সময় ধরে অত্যন্ত নিষ্ঠার সাথে দায়িত্ব পালন করে আসছেন।</w:t>
+        <w:t>-এর প্রধান ইমাম ও খতীব হিসেবে দীর্ঘ তিন দশকেরও বেশি সময় ধরে অত্যন্ত সুনামের সাথে সেবা দিয়ে আসছেন।</w:t>
+      </w:r>
+    </w:p>
+    <w:p>
+      <w:pPr>
+        <w:keepNext/>
+        <w:spacing w:before="160" w:after="60"/>
+        <w:jc w:val="left"/>
+      </w:pPr>
+      <w:r>
+        <w:rPr>
+          <w:rFonts w:ascii="Kalpurush" w:hAnsi="Kalpurush"/>
+          <w:b/>
+          <w:i w:val="0"/>
+          <w:color w:val="0F172A"/>
+          <w:sz w:val="22"/>
+          <w:rFonts w:ascii="Kalpurush" w:hAnsi="Kalpurush" w:cs="Kalpurush"/>
+        </w:rPr>
+        <w:t>শৈশব ও পারিবারিক পটভূমি</w:t>
+      </w:r>
+    </w:p>
+    <w:p>
+      <w:pPr>
+        <w:spacing w:before="0" w:after="80" w:line="288" w:lineRule="auto"/>
+        <w:jc w:val="both"/>
+      </w:pPr>
+      <w:r>
+        <w:rPr>
+          <w:rFonts w:ascii="Kalpurush" w:hAnsi="Kalpurush"/>
+          <w:b w:val="0"/>
+          <w:i w:val="0"/>
+          <w:color w:val="0F172A"/>
+          <w:sz w:val="20"/>
+          <w:rFonts w:ascii="Kalpurush" w:hAnsi="Kalpurush" w:cs="Kalpurush"/>
+        </w:rPr>
+        <w:t>শায়খ আব্দুল কাইয়ুম ১৯৬০ সালের ১ মার্চ বাংলাদেশের নোয়াখালী জেলায় এক সম্ভ্রান্ত মুসলিম পরিবারে জন্মগ্রহণ করেন। তাঁর শৈশব ও কৈশোর কাটে গ্রামবাংলার শান্ত ও ধর্মীয় ভাবগম্ভীর পরিবেশে। পারিবারিকভাবেই তিনি কুরআনিক তালিম ও মৌলিক ইসলামি মূল্যবোধের দীক্ষা লাভ করেন।</w:t>
+      </w:r>
+    </w:p>
+    <w:p>
+      <w:pPr>
+        <w:keepNext/>
+        <w:spacing w:before="160" w:after="60"/>
+        <w:jc w:val="left"/>
+      </w:pPr>
+      <w:r>
+        <w:rPr>
+          <w:rFonts w:ascii="Kalpurush" w:hAnsi="Kalpurush"/>
+          <w:b/>
+          <w:i w:val="0"/>
+          <w:color w:val="0F172A"/>
+          <w:sz w:val="22"/>
+          <w:rFonts w:ascii="Kalpurush" w:hAnsi="Kalpurush" w:cs="Kalpurush"/>
+        </w:rPr>
+        <w:t>প্রাচ্য ও পাশ্চাত্যে উচ্চতর জ্ঞানার্জন</w:t>
+      </w:r>
+    </w:p>
+    <w:p>
+      <w:pPr>
+        <w:spacing w:before="0" w:after="80" w:line="288" w:lineRule="auto"/>
+        <w:jc w:val="both"/>
+      </w:pPr>
+      <w:r>
+        <w:rPr>
+          <w:rFonts w:ascii="Kalpurush" w:hAnsi="Kalpurush"/>
+          <w:b w:val="0"/>
+          <w:i w:val="0"/>
+          <w:color w:val="0F172A"/>
+          <w:sz w:val="20"/>
+          <w:rFonts w:ascii="Kalpurush" w:hAnsi="Kalpurush" w:cs="Kalpurush"/>
+        </w:rPr>
+        <w:t>তাঁর শিক্ষাজীবন প্রাচ্যের ঐতিহ্যবাহী ইসলামি বিদ্যা এবং পাশ্চাত্যের আধুনিক অ্যাকাডেমিক গবেষণার এক অনুপম সমন্বয়:</w:t>
       </w:r>
     </w:p>
     <w:p>
@@ -529,7 +514,7 @@
           <w:sz w:val="20"/>
           <w:rFonts w:ascii="Kalpurush" w:hAnsi="Kalpurush" w:cs="Kalpurush"/>
         </w:rPr>
-        <w:t xml:space="preserve">•  </w:t>
+        <w:t xml:space="preserve">১.  </w:t>
       </w:r>
       <w:r>
         <w:rPr>
@@ -540,7 +525,7 @@
           <w:sz w:val="20"/>
           <w:rFonts w:ascii="Kalpurush" w:hAnsi="Kalpurush" w:cs="Kalpurush"/>
         </w:rPr>
-        <w:t>জন্ম ও প্রারম্ভিক জীবন:</w:t>
+        <w:t>বাংলাদেশে শিক্ষা:</w:t>
       </w:r>
       <w:r>
         <w:rPr>
@@ -551,7 +536,7 @@
           <w:sz w:val="20"/>
           <w:rFonts w:ascii="Kalpurush" w:hAnsi="Kalpurush" w:cs="Kalpurush"/>
         </w:rPr>
-        <w:t xml:space="preserve"> তিনি ১৯৬০ সালের ১ মার্চ বাংলাদেশের নোয়াখালী জেলায় এক সম্ভ্রান্ত মুসলিম পরিবারে জন্মগ্রহণ করেন। তাঁর বাল্যকাল ও প্রাথমিক শিক্ষার সূচনা হয় বাংলাদেশে।</w:t>
+        <w:t xml:space="preserve"> তিনি ঢাকার ঐতিহাসিক সরকারি মাদ্রাসা-ই-আলিয়া থেকে অত্যন্ত কৃতিত্বের সাথে ইসলামিক স্টাডিজ ও হাদিস শাস্ত্রে উচ্চতর ডিগ্রি সম্পন্ন করেন।</w:t>
       </w:r>
     </w:p>
     <w:p>
@@ -568,7 +553,7 @@
           <w:sz w:val="20"/>
           <w:rFonts w:ascii="Kalpurush" w:hAnsi="Kalpurush" w:cs="Kalpurush"/>
         </w:rPr>
-        <w:t xml:space="preserve">•  </w:t>
+        <w:t xml:space="preserve">২.  </w:t>
       </w:r>
       <w:r>
         <w:rPr>
@@ -579,7 +564,7 @@
           <w:sz w:val="20"/>
           <w:rFonts w:ascii="Kalpurush" w:hAnsi="Kalpurush" w:cs="Kalpurush"/>
         </w:rPr>
-        <w:t>পারিবারিক ঐতিহ্য ও মূল্যবোধ:</w:t>
+        <w:t>সৌদি আরবে অধ্যয়ন:</w:t>
       </w:r>
       <w:r>
         <w:rPr>
@@ -590,120 +575,7 @@
           <w:sz w:val="20"/>
           <w:rFonts w:ascii="Kalpurush" w:hAnsi="Kalpurush" w:cs="Kalpurush"/>
         </w:rPr>
-        <w:t xml:space="preserve"> পারিবারিক পরিমণ্ডলেই তিনি ইসলামি অনুশাসন, কুরআন তিলাওয়াত এবং আদব-আখলাকের প্রাথমিক দীক্ষা লাভ করেন, যা পরবর্তী জীবনে তাঁকে আন্তর্জাতিক অঙ্গনে একজন প্রজ্ঞাবান দাঈ হিসেবে গড়ে তুলতে ভিত্তি স্থাপন করে।</w:t>
-      </w:r>
-    </w:p>
-    <w:p>
-      <w:pPr>
-        <w:keepNext/>
-        <w:spacing w:before="200" w:after="80"/>
-        <w:jc w:val="left"/>
-      </w:pPr>
-      <w:r>
-        <w:rPr>
-          <w:rFonts w:ascii="Kalpurush" w:hAnsi="Kalpurush"/>
-          <w:b/>
-          <w:i w:val="0"/>
-          <w:color w:val="1D4ED8"/>
-          <w:sz w:val="25"/>
-          <w:rFonts w:ascii="Kalpurush" w:hAnsi="Kalpurush" w:cs="Kalpurush"/>
-        </w:rPr>
-        <w:t>২. শিক্ষাজীবন ও উচ্চতর জ্ঞানার্জন</w:t>
-      </w:r>
-    </w:p>
-    <w:p>
-      <w:pPr>
-        <w:spacing w:before="0" w:after="80" w:line="288" w:lineRule="auto"/>
-        <w:jc w:val="both"/>
-      </w:pPr>
-      <w:r>
-        <w:rPr>
-          <w:rFonts w:ascii="Kalpurush" w:hAnsi="Kalpurush"/>
-          <w:b w:val="0"/>
-          <w:i w:val="0"/>
-          <w:color w:val="0F172A"/>
-          <w:sz w:val="20"/>
-          <w:rFonts w:ascii="Kalpurush" w:hAnsi="Kalpurush" w:cs="Kalpurush"/>
-        </w:rPr>
-        <w:t>শায়খ আব্দুল কাইয়ুমের শিক্ষাজীবন প্রাচ্য ও পাশ্চাত্যের শীর্ষস্থানীয় ইসলামিক বিদ্যাপিঠসমূহের এক অসাধারণ সমন্বয়:</w:t>
-      </w:r>
-    </w:p>
-    <w:p>
-      <w:pPr>
-        <w:spacing w:before="20" w:after="60" w:line="276" w:lineRule="auto"/>
-        <w:ind w:left="288"/>
-      </w:pPr>
-      <w:r>
-        <w:rPr>
-          <w:rFonts w:ascii="Kalpurush" w:hAnsi="Kalpurush"/>
-          <w:b/>
-          <w:i w:val="0"/>
-          <w:color w:val="1E3A8A"/>
-          <w:sz w:val="20"/>
-          <w:rFonts w:ascii="Kalpurush" w:hAnsi="Kalpurush" w:cs="Kalpurush"/>
-        </w:rPr>
-        <w:t xml:space="preserve">1.  </w:t>
-      </w:r>
-      <w:r>
-        <w:rPr>
-          <w:rFonts w:ascii="Kalpurush" w:hAnsi="Kalpurush"/>
-          <w:b/>
-          <w:i w:val="0"/>
-          <w:color w:val="0F172A"/>
-          <w:sz w:val="20"/>
-          <w:rFonts w:ascii="Kalpurush" w:hAnsi="Kalpurush" w:cs="Kalpurush"/>
-        </w:rPr>
-        <w:t>বাংলাদেশে প্রাতিষ্ঠানিক শিক্ষা:</w:t>
-      </w:r>
-      <w:r>
-        <w:rPr>
-          <w:rFonts w:ascii="Kalpurush" w:hAnsi="Kalpurush"/>
-          <w:b w:val="0"/>
-          <w:i w:val="0"/>
-          <w:color w:val="0F172A"/>
-          <w:sz w:val="20"/>
-          <w:rFonts w:ascii="Kalpurush" w:hAnsi="Kalpurush" w:cs="Kalpurush"/>
-        </w:rPr>
-        <w:t xml:space="preserve"> তিনি ঢাকার ঐতিহাসিক সরকারি মাদ্রাসা-ই-আলিয়া থেকে অত্যন্ত কৃতিত্বের সাথে ইসলামিক স্টাডিজ ও হাদিস শাস্ত্রে উচ্চতর ডিগ্রি অর্জন করেন।</w:t>
-      </w:r>
-    </w:p>
-    <w:p>
-      <w:pPr>
-        <w:spacing w:before="20" w:after="60" w:line="276" w:lineRule="auto"/>
-        <w:ind w:left="288"/>
-      </w:pPr>
-      <w:r>
-        <w:rPr>
-          <w:rFonts w:ascii="Kalpurush" w:hAnsi="Kalpurush"/>
-          <w:b/>
-          <w:i w:val="0"/>
-          <w:color w:val="1E3A8A"/>
-          <w:sz w:val="20"/>
-          <w:rFonts w:ascii="Kalpurush" w:hAnsi="Kalpurush" w:cs="Kalpurush"/>
-        </w:rPr>
-        <w:t xml:space="preserve">2.  </w:t>
-      </w:r>
-      <w:r>
-        <w:rPr>
-          <w:rFonts w:ascii="Kalpurush" w:hAnsi="Kalpurush"/>
-          <w:b/>
-          <w:i w:val="0"/>
-          <w:color w:val="0F172A"/>
-          <w:sz w:val="20"/>
-          <w:rFonts w:ascii="Kalpurush" w:hAnsi="Kalpurush" w:cs="Kalpurush"/>
-        </w:rPr>
-        <w:t>সৌদি আরবে উচ্চশিক্ষা (রিয়াদ):</w:t>
-      </w:r>
-      <w:r>
-        <w:rPr>
-          <w:rFonts w:ascii="Kalpurush" w:hAnsi="Kalpurush"/>
-          <w:b w:val="0"/>
-          <w:i w:val="0"/>
-          <w:color w:val="0F172A"/>
-          <w:sz w:val="20"/>
-          <w:rFonts w:ascii="Kalpurush" w:hAnsi="Kalpurush" w:cs="Kalpurush"/>
-        </w:rPr>
-        <w:t xml:space="preserve"> উচ্চশিক্ষার উদ্দেশ্যে তিনি সৌদি আরবের রাজধানী রিয়াদে গমন করেন এবং খ্যাতনামা </w:t>
+        <w:t xml:space="preserve"> উচ্চশিক্ষার উদ্দেশ্যে তিনি সৌদি আরবের রাজধানী রিয়াদে গমন করেন এবং আন্তর্জাতিক খ্যাতিসম্পন্ন </w:t>
       </w:r>
       <w:r>
         <w:rPr>
@@ -725,7 +597,7 @@
           <w:sz w:val="20"/>
           <w:rFonts w:ascii="Kalpurush" w:hAnsi="Kalpurush" w:cs="Kalpurush"/>
         </w:rPr>
-        <w:t>-এ ভর্তি হন। সেখান থেকে তিনি:</w:t>
+        <w:t>-এ ভর্তি হন। সেখান থেকে তিনি আরবি ভাষা ও সাহিত্যে বিএ (অনার্স) এবং ফলিত ভাষাতত্ত্ব ও অনারবদের আরবি ভাষা শিক্ষাদান বিষয়ে এমএ (মাস্টার্স) ডিগ্রি অর্জন করেন।</w:t>
       </w:r>
     </w:p>
     <w:p>
@@ -742,7 +614,7 @@
           <w:sz w:val="20"/>
           <w:rFonts w:ascii="Kalpurush" w:hAnsi="Kalpurush" w:cs="Kalpurush"/>
         </w:rPr>
-        <w:t xml:space="preserve">•  </w:t>
+        <w:t xml:space="preserve">৩.  </w:t>
       </w:r>
       <w:r>
         <w:rPr>
@@ -753,7 +625,7 @@
           <w:sz w:val="20"/>
           <w:rFonts w:ascii="Kalpurush" w:hAnsi="Kalpurush" w:cs="Kalpurush"/>
         </w:rPr>
-        <w:t>বিএ (অনার্স):</w:t>
+        <w:t>ইউরোপ ও যুক্তরাজ্যে উচ্চতর গবেষণা:</w:t>
       </w:r>
       <w:r>
         <w:rPr>
@@ -764,158 +636,7 @@
           <w:sz w:val="20"/>
           <w:rFonts w:ascii="Kalpurush" w:hAnsi="Kalpurush" w:cs="Kalpurush"/>
         </w:rPr>
-        <w:t xml:space="preserve"> আরবি ভাষা ও সাহিত্যে সম্মান ডিগ্রি লাভ করেন।</w:t>
-      </w:r>
-    </w:p>
-    <w:p>
-      <w:pPr>
-        <w:spacing w:before="20" w:after="60" w:line="276" w:lineRule="auto"/>
-        <w:ind w:left="288"/>
-      </w:pPr>
-      <w:r>
-        <w:rPr>
-          <w:rFonts w:ascii="Kalpurush" w:hAnsi="Kalpurush"/>
-          <w:b/>
-          <w:i w:val="0"/>
-          <w:color w:val="1E3A8A"/>
-          <w:sz w:val="20"/>
-          <w:rFonts w:ascii="Kalpurush" w:hAnsi="Kalpurush" w:cs="Kalpurush"/>
-        </w:rPr>
-        <w:t xml:space="preserve">•  </w:t>
-      </w:r>
-      <w:r>
-        <w:rPr>
-          <w:rFonts w:ascii="Kalpurush" w:hAnsi="Kalpurush"/>
-          <w:b/>
-          <w:i w:val="0"/>
-          <w:color w:val="0F172A"/>
-          <w:sz w:val="20"/>
-          <w:rFonts w:ascii="Kalpurush" w:hAnsi="Kalpurush" w:cs="Kalpurush"/>
-        </w:rPr>
-        <w:t>এমএ (মাস্টার্স):</w:t>
-      </w:r>
-      <w:r>
-        <w:rPr>
-          <w:rFonts w:ascii="Kalpurush" w:hAnsi="Kalpurush"/>
-          <w:b w:val="0"/>
-          <w:i w:val="0"/>
-          <w:color w:val="0F172A"/>
-          <w:sz w:val="20"/>
-          <w:rFonts w:ascii="Kalpurush" w:hAnsi="Kalpurush" w:cs="Kalpurush"/>
-        </w:rPr>
-        <w:t xml:space="preserve"> ফলিত ভাষাতত্ত্ব ও অনারবদের আরবি ভাষা শিক্ষাদান (Teaching Arabic to Non-Arabs) বিষয়ে প্রথম শ্রেণীতে স্নাতকোত্তর ডিগ্রি সম্পন্ন করেন।</w:t>
-      </w:r>
-    </w:p>
-    <w:p>
-      <w:pPr>
-        <w:spacing w:before="20" w:after="60" w:line="276" w:lineRule="auto"/>
-        <w:ind w:left="288"/>
-      </w:pPr>
-      <w:r>
-        <w:rPr>
-          <w:rFonts w:ascii="Kalpurush" w:hAnsi="Kalpurush"/>
-          <w:b/>
-          <w:i w:val="0"/>
-          <w:color w:val="1E3A8A"/>
-          <w:sz w:val="20"/>
-          <w:rFonts w:ascii="Kalpurush" w:hAnsi="Kalpurush" w:cs="Kalpurush"/>
-        </w:rPr>
-        <w:t xml:space="preserve">3.  </w:t>
-      </w:r>
-      <w:r>
-        <w:rPr>
-          <w:rFonts w:ascii="Kalpurush" w:hAnsi="Kalpurush"/>
-          <w:b/>
-          <w:i w:val="0"/>
-          <w:color w:val="0F172A"/>
-          <w:sz w:val="20"/>
-          <w:rFonts w:ascii="Kalpurush" w:hAnsi="Kalpurush" w:cs="Kalpurush"/>
-        </w:rPr>
-        <w:t>ইউরোপ ও যুক্তরাজ্যে উচ্চতর অধ্যয়ন:</w:t>
-      </w:r>
-    </w:p>
-    <w:p>
-      <w:pPr>
-        <w:spacing w:before="20" w:after="60" w:line="276" w:lineRule="auto"/>
-        <w:ind w:left="288"/>
-      </w:pPr>
-      <w:r>
-        <w:rPr>
-          <w:rFonts w:ascii="Kalpurush" w:hAnsi="Kalpurush"/>
-          <w:b/>
-          <w:i w:val="0"/>
-          <w:color w:val="1E3A8A"/>
-          <w:sz w:val="20"/>
-          <w:rFonts w:ascii="Kalpurush" w:hAnsi="Kalpurush" w:cs="Kalpurush"/>
-        </w:rPr>
-        <w:t xml:space="preserve">•  </w:t>
-      </w:r>
-      <w:r>
-        <w:rPr>
-          <w:rFonts w:ascii="Kalpurush" w:hAnsi="Kalpurush"/>
-          <w:b w:val="0"/>
-          <w:i w:val="0"/>
-          <w:color w:val="0F172A"/>
-          <w:sz w:val="20"/>
-          <w:rFonts w:ascii="Kalpurush" w:hAnsi="Kalpurush" w:cs="Kalpurush"/>
-        </w:rPr>
-        <w:t>তিনি ফ্রান্সের শ্যাতো শিনঁ-এ অবস্থিত ইউরোপিয়ান কলেজ অব ইসলামিক স্টাডিজ (European Institute of Human Sciences)-এ উচ্চতর ইসলামিক থিওলজি বিষয়ে গবেষণা করেন।</w:t>
-      </w:r>
-    </w:p>
-    <w:p>
-      <w:pPr>
-        <w:spacing w:before="20" w:after="60" w:line="276" w:lineRule="auto"/>
-        <w:ind w:left="288"/>
-      </w:pPr>
-      <w:r>
-        <w:rPr>
-          <w:rFonts w:ascii="Kalpurush" w:hAnsi="Kalpurush"/>
-          <w:b/>
-          <w:i w:val="0"/>
-          <w:color w:val="1E3A8A"/>
-          <w:sz w:val="20"/>
-          <w:rFonts w:ascii="Kalpurush" w:hAnsi="Kalpurush" w:cs="Kalpurush"/>
-        </w:rPr>
-        <w:t xml:space="preserve">•  </w:t>
-      </w:r>
-      <w:r>
-        <w:rPr>
-          <w:rFonts w:ascii="Kalpurush" w:hAnsi="Kalpurush"/>
-          <w:b w:val="0"/>
-          <w:i w:val="0"/>
-          <w:color w:val="0F172A"/>
-          <w:sz w:val="20"/>
-          <w:rFonts w:ascii="Kalpurush" w:hAnsi="Kalpurush" w:cs="Kalpurush"/>
-        </w:rPr>
-        <w:t>যুক্তরাজ্যের ওয়েলসে আরবি ও ইসলামিক আইন নিয়ে উচ্চতর প্রশিক্ষণ গ্রহণ করেন।</w:t>
-      </w:r>
-    </w:p>
-    <w:p>
-      <w:pPr>
-        <w:spacing w:before="20" w:after="60" w:line="276" w:lineRule="auto"/>
-        <w:ind w:left="288"/>
-      </w:pPr>
-      <w:r>
-        <w:rPr>
-          <w:rFonts w:ascii="Kalpurush" w:hAnsi="Kalpurush"/>
-          <w:b/>
-          <w:i w:val="0"/>
-          <w:color w:val="1E3A8A"/>
-          <w:sz w:val="20"/>
-          <w:rFonts w:ascii="Kalpurush" w:hAnsi="Kalpurush" w:cs="Kalpurush"/>
-        </w:rPr>
-        <w:t xml:space="preserve">•  </w:t>
-      </w:r>
-      <w:r>
-        <w:rPr>
-          <w:rFonts w:ascii="Kalpurush" w:hAnsi="Kalpurush"/>
-          <w:b w:val="0"/>
-          <w:i w:val="0"/>
-          <w:color w:val="0F172A"/>
-          <w:sz w:val="20"/>
-          <w:rFonts w:ascii="Kalpurush" w:hAnsi="Kalpurush" w:cs="Kalpurush"/>
-        </w:rPr>
-        <w:t xml:space="preserve">তিনি যুক্তরাজ্যের শীর্ষস্থানীয় বিশ্ববিদ্যালয় </w:t>
+        <w:t xml:space="preserve"> তিনি ফ্রান্সের বিখ্যাত ইউরোপিয়ান কলেজ অব ইসলামিক স্টাডিজ (EIHS)-এ ইসলামি থিওলজি বিষয়ে গবেষণা করেন। পরবর্তীতে ওয়েলসে উচ্চতর শরিয়াহ আইনের প্রশিক্ষণ নেন এবং লন্ডনের খ্যাতনামা </w:t>
       </w:r>
       <w:r>
         <w:rPr>
@@ -937,13 +658,13 @@
           <w:sz w:val="20"/>
           <w:rFonts w:ascii="Kalpurush" w:hAnsi="Kalpurush" w:cs="Kalpurush"/>
         </w:rPr>
-        <w:t>-এ পিএইচডি গবেষক হিসেবে গবেষণারত ছিলেন।</w:t>
+        <w:t>-এ পিএইচডি গবেষক হিসেবে যুক্ত হন।</w:t>
       </w:r>
     </w:p>
     <w:p>
       <w:pPr>
         <w:keepNext/>
-        <w:spacing w:before="200" w:after="80"/>
+        <w:spacing w:before="160" w:after="60"/>
         <w:jc w:val="left"/>
       </w:pPr>
       <w:r>
@@ -951,11 +672,11 @@
           <w:rFonts w:ascii="Kalpurush" w:hAnsi="Kalpurush"/>
           <w:b/>
           <w:i w:val="0"/>
-          <w:color w:val="1D4ED8"/>
-          <w:sz w:val="25"/>
+          <w:color w:val="0F172A"/>
+          <w:sz w:val="22"/>
           <w:rFonts w:ascii="Kalpurush" w:hAnsi="Kalpurush" w:cs="Kalpurush"/>
         </w:rPr>
-        <w:t>৩. প্রখ্যাত উস্তাদ ও সনদসমূহ</w:t>
+        <w:t>উস্তাদগণের সান্নিধ্য ও সনদের ধারা</w:t>
       </w:r>
     </w:p>
     <w:p>
@@ -972,119 +693,13 @@
           <w:sz w:val="20"/>
           <w:rFonts w:ascii="Kalpurush" w:hAnsi="Kalpurush" w:cs="Kalpurush"/>
         </w:rPr>
-        <w:t>শায়খ আব্দুল কাইয়ুম মধ্যপ্রাচ্যের শীর্ষস্থানীয় বহু মুহাদ্দিস ও ফক্বীহের সান্নিধ্যে থেকে ইলম অর্জন করেছেন:</w:t>
-      </w:r>
-    </w:p>
-    <w:p>
-      <w:pPr>
-        <w:spacing w:before="20" w:after="60" w:line="276" w:lineRule="auto"/>
-        <w:ind w:left="288"/>
-      </w:pPr>
-      <w:r>
-        <w:rPr>
-          <w:rFonts w:ascii="Kalpurush" w:hAnsi="Kalpurush"/>
-          <w:b/>
-          <w:i w:val="0"/>
-          <w:color w:val="1E3A8A"/>
-          <w:sz w:val="20"/>
-          <w:rFonts w:ascii="Kalpurush" w:hAnsi="Kalpurush" w:cs="Kalpurush"/>
-        </w:rPr>
-        <w:t xml:space="preserve">•  </w:t>
-      </w:r>
-      <w:r>
-        <w:rPr>
-          <w:rFonts w:ascii="Kalpurush" w:hAnsi="Kalpurush"/>
-          <w:b/>
-          <w:i w:val="0"/>
-          <w:color w:val="0F172A"/>
-          <w:sz w:val="20"/>
-          <w:rFonts w:ascii="Kalpurush" w:hAnsi="Kalpurush" w:cs="Kalpurush"/>
-        </w:rPr>
-        <w:t>শাফি‘ঈ ফিক্বহ:</w:t>
-      </w:r>
-      <w:r>
-        <w:rPr>
-          <w:rFonts w:ascii="Kalpurush" w:hAnsi="Kalpurush"/>
-          <w:b w:val="0"/>
-          <w:i w:val="0"/>
-          <w:color w:val="0F172A"/>
-          <w:sz w:val="20"/>
-          <w:rFonts w:ascii="Kalpurush" w:hAnsi="Kalpurush" w:cs="Kalpurush"/>
-        </w:rPr>
-        <w:t xml:space="preserve"> জর্ডানের প্রখ্যাত ফক্বীহ শায়খ আহমদ হাওয়ার নিকট থেকে গভীর ফিক্বহি মাসায়েল ও উসূলুল ফিক্বহ অধ্যয়ন করেন।</w:t>
-      </w:r>
-    </w:p>
-    <w:p>
-      <w:pPr>
-        <w:spacing w:before="20" w:after="60" w:line="276" w:lineRule="auto"/>
-        <w:ind w:left="288"/>
-      </w:pPr>
-      <w:r>
-        <w:rPr>
-          <w:rFonts w:ascii="Kalpurush" w:hAnsi="Kalpurush"/>
-          <w:b/>
-          <w:i w:val="0"/>
-          <w:color w:val="1E3A8A"/>
-          <w:sz w:val="20"/>
-          <w:rFonts w:ascii="Kalpurush" w:hAnsi="Kalpurush" w:cs="Kalpurush"/>
-        </w:rPr>
-        <w:t xml:space="preserve">•  </w:t>
-      </w:r>
-      <w:r>
-        <w:rPr>
-          <w:rFonts w:ascii="Kalpurush" w:hAnsi="Kalpurush"/>
-          <w:b/>
-          <w:i w:val="0"/>
-          <w:color w:val="0F172A"/>
-          <w:sz w:val="20"/>
-          <w:rFonts w:ascii="Kalpurush" w:hAnsi="Kalpurush" w:cs="Kalpurush"/>
-        </w:rPr>
-        <w:t>আরবি ব্যাকরণ ও সাহিত্য:</w:t>
-      </w:r>
-      <w:r>
-        <w:rPr>
-          <w:rFonts w:ascii="Kalpurush" w:hAnsi="Kalpurush"/>
-          <w:b w:val="0"/>
-          <w:i w:val="0"/>
-          <w:color w:val="0F172A"/>
-          <w:sz w:val="20"/>
-          <w:rFonts w:ascii="Kalpurush" w:hAnsi="Kalpurush" w:cs="Kalpurush"/>
-        </w:rPr>
-        <w:t xml:space="preserve"> সিরিয়ার বিখ্যাত ভাষাতত্ত্ববিদ শায়খ মুনীর আল-জাওয়াদ আত-তিউনেসী (রহ.)-এর নিকট আরবি নাহু ও বালাগাত শাস্ত্রে ব্যুৎপত্তি অর্জন করেন।</w:t>
-      </w:r>
-    </w:p>
-    <w:p>
-      <w:pPr>
-        <w:spacing w:before="20" w:after="60" w:line="276" w:lineRule="auto"/>
-        <w:ind w:left="288"/>
-      </w:pPr>
-      <w:r>
-        <w:rPr>
-          <w:rFonts w:ascii="Kalpurush" w:hAnsi="Kalpurush"/>
-          <w:b/>
-          <w:i w:val="0"/>
-          <w:color w:val="1E3A8A"/>
-          <w:sz w:val="20"/>
-          <w:rFonts w:ascii="Kalpurush" w:hAnsi="Kalpurush" w:cs="Kalpurush"/>
-        </w:rPr>
-        <w:t xml:space="preserve">•  </w:t>
-      </w:r>
-      <w:r>
-        <w:rPr>
-          <w:rFonts w:ascii="Kalpurush" w:hAnsi="Kalpurush"/>
-          <w:b w:val="0"/>
-          <w:i w:val="0"/>
-          <w:color w:val="0F172A"/>
-          <w:sz w:val="20"/>
-          <w:rFonts w:ascii="Kalpurush" w:hAnsi="Kalpurush" w:cs="Kalpurush"/>
-        </w:rPr>
-        <w:t>হাদিস ও তাফসির শাস্ত্রে তাঁর একাধিক মুহাদ্দিস থেকে ইজাযাহ ও সনদ রয়েছে।</w:t>
+        <w:t>তিনি মধ্যপ্রাচ্যের একাধিক শীর্ষস্থানীয় ফক্বীহ ও ভাষাবিদের নিকট থেকে ব্যক্তিগতভাবে ইলম অর্জন করেছেন। জর্ডানের বিখ্যাত ফক্বীহ শায়খ আহমদ হাওয়ার নিকট তিনি শাফি‘ঈ ফিক্বহের গভীরে প্রবেশ করেন। আর সিরিয়ার খ্যাতনামা ভাষাতাত্ত্বিক শায়খ মুনীর আল-জাওয়াদ আত-তিউনেসী (রহ.)-এর নিকট তিনি আরবি ব্যাকরণ ও বালাগাত শাস্ত্রে উচ্চতর সনদ লাভ করেন।</w:t>
       </w:r>
     </w:p>
     <w:p>
       <w:pPr>
         <w:keepNext/>
-        <w:spacing w:before="200" w:after="80"/>
+        <w:spacing w:before="160" w:after="60"/>
         <w:jc w:val="left"/>
       </w:pPr>
       <w:r>
@@ -1092,185 +707,11 @@
           <w:rFonts w:ascii="Kalpurush" w:hAnsi="Kalpurush"/>
           <w:b/>
           <w:i w:val="0"/>
-          <w:color w:val="1D4ED8"/>
-          <w:sz w:val="25"/>
+          <w:color w:val="0F172A"/>
+          <w:sz w:val="22"/>
           <w:rFonts w:ascii="Kalpurush" w:hAnsi="Kalpurush" w:cs="Kalpurush"/>
         </w:rPr>
-        <w:t>৪. কর্মজীবন, দাওয়াহ ও নাগরিক নেতৃত্ব</w:t>
-      </w:r>
-    </w:p>
-    <w:p>
-      <w:pPr>
-        <w:spacing w:before="20" w:after="60" w:line="276" w:lineRule="auto"/>
-        <w:ind w:left="288"/>
-      </w:pPr>
-      <w:r>
-        <w:rPr>
-          <w:rFonts w:ascii="Kalpurush" w:hAnsi="Kalpurush"/>
-          <w:b/>
-          <w:i w:val="0"/>
-          <w:color w:val="1E3A8A"/>
-          <w:sz w:val="20"/>
-          <w:rFonts w:ascii="Kalpurush" w:hAnsi="Kalpurush" w:cs="Kalpurush"/>
-        </w:rPr>
-        <w:t xml:space="preserve">•  </w:t>
-      </w:r>
-      <w:r>
-        <w:rPr>
-          <w:rFonts w:ascii="Kalpurush" w:hAnsi="Kalpurush"/>
-          <w:b/>
-          <w:i w:val="0"/>
-          <w:color w:val="0F172A"/>
-          <w:sz w:val="20"/>
-          <w:rFonts w:ascii="Kalpurush" w:hAnsi="Kalpurush" w:cs="Kalpurush"/>
-        </w:rPr>
-        <w:t>ইস্ট লন্ডন মসজিদের প্রধান খতীব (১৯৯৩ – বর্তমান):</w:t>
-      </w:r>
-      <w:r>
-        <w:rPr>
-          <w:rFonts w:ascii="Kalpurush" w:hAnsi="Kalpurush"/>
-          <w:b w:val="0"/>
-          <w:i w:val="0"/>
-          <w:color w:val="0F172A"/>
-          <w:sz w:val="20"/>
-          <w:rFonts w:ascii="Kalpurush" w:hAnsi="Kalpurush" w:cs="Kalpurush"/>
-        </w:rPr>
-        <w:t xml:space="preserve"> ১৯৯৩ সালে তিনি ইস্ট লন্ডন মসজিদের প্রধান ইমাম ও খতীব হিসেবে নিযুক্ত হন। তাঁর প্রজ্ঞাপূর্ণ খুতবা, সুমধুর কণ্ঠে সালাতের ইমামতি এবং সমকালীন যুগোপযোগী নসিহত লন্ডন তথা সমগ্র ইউরোপের তরুণ ও শিক্ষিত মুসলিম সমাজের মাঝে ব্যাপক জাগরণ সৃষ্টি করে।</w:t>
-      </w:r>
-    </w:p>
-    <w:p>
-      <w:pPr>
-        <w:spacing w:before="20" w:after="60" w:line="276" w:lineRule="auto"/>
-        <w:ind w:left="288"/>
-      </w:pPr>
-      <w:r>
-        <w:rPr>
-          <w:rFonts w:ascii="Kalpurush" w:hAnsi="Kalpurush"/>
-          <w:b/>
-          <w:i w:val="0"/>
-          <w:color w:val="1E3A8A"/>
-          <w:sz w:val="20"/>
-          <w:rFonts w:ascii="Kalpurush" w:hAnsi="Kalpurush" w:cs="Kalpurush"/>
-        </w:rPr>
-        <w:t xml:space="preserve">•  </w:t>
-      </w:r>
-      <w:r>
-        <w:rPr>
-          <w:rFonts w:ascii="Kalpurush" w:hAnsi="Kalpurush"/>
-          <w:b/>
-          <w:i w:val="0"/>
-          <w:color w:val="0F172A"/>
-          <w:sz w:val="20"/>
-          <w:rFonts w:ascii="Kalpurush" w:hAnsi="Kalpurush" w:cs="Kalpurush"/>
-        </w:rPr>
-        <w:t>আন্তর্জাতিক শিক্ষকতা:</w:t>
-      </w:r>
-      <w:r>
-        <w:rPr>
-          <w:rFonts w:ascii="Kalpurush" w:hAnsi="Kalpurush"/>
-          <w:b w:val="0"/>
-          <w:i w:val="0"/>
-          <w:color w:val="0F172A"/>
-          <w:sz w:val="20"/>
-          <w:rFonts w:ascii="Kalpurush" w:hAnsi="Kalpurush" w:cs="Kalpurush"/>
-        </w:rPr>
-        <w:t xml:space="preserve"> তিনি অতীতে মালয়েশিয়ার কুয়ালালামপুরে অবস্থিত আন্তর্জাতিক ইসলামিক বিশ্ববিদ্যালয় (International Islamic University Malaysia - IIUM)-এ আরবি ভাষা ও ফলিত ভাষাতত্ত্ব বিভাগে প্রভাষক হিসেবে দায়িত্ব পালন করেন।</w:t>
-      </w:r>
-    </w:p>
-    <w:p>
-      <w:pPr>
-        <w:spacing w:before="20" w:after="60" w:line="276" w:lineRule="auto"/>
-        <w:ind w:left="288"/>
-      </w:pPr>
-      <w:r>
-        <w:rPr>
-          <w:rFonts w:ascii="Kalpurush" w:hAnsi="Kalpurush"/>
-          <w:b/>
-          <w:i w:val="0"/>
-          <w:color w:val="1E3A8A"/>
-          <w:sz w:val="20"/>
-          <w:rFonts w:ascii="Kalpurush" w:hAnsi="Kalpurush" w:cs="Kalpurush"/>
-        </w:rPr>
-        <w:t xml:space="preserve">•  </w:t>
-      </w:r>
-      <w:r>
-        <w:rPr>
-          <w:rFonts w:ascii="Kalpurush" w:hAnsi="Kalpurush"/>
-          <w:b/>
-          <w:i w:val="0"/>
-          <w:color w:val="0F172A"/>
-          <w:sz w:val="20"/>
-          <w:rFonts w:ascii="Kalpurush" w:hAnsi="Kalpurush" w:cs="Kalpurush"/>
-        </w:rPr>
-        <w:t>মিডিয়া ও বিশ্বময় দাওয়াহ:</w:t>
-      </w:r>
-      <w:r>
-        <w:rPr>
-          <w:rFonts w:ascii="Kalpurush" w:hAnsi="Kalpurush"/>
-          <w:b w:val="0"/>
-          <w:i w:val="0"/>
-          <w:color w:val="0F172A"/>
-          <w:sz w:val="20"/>
-          <w:rFonts w:ascii="Kalpurush" w:hAnsi="Kalpurush" w:cs="Kalpurush"/>
-        </w:rPr>
-        <w:t xml:space="preserve"> স্যাটেলাইট টেলিভিশন চ্যানেল 'পিস টিভি বাংলা' (Peace TV Bangla)-তে তাঁর ধারাবাহিক অনুষ্ঠানসমূহ—বিশেষ করে তাফসির, হাদিসের ব্যাখ্যা ও পারিবারিক জীবনের ওপর প্রদত্ত লেকচারগুলো কোটি কোটি দর্শকের মাঝে বিপুল সমাদৃত হয়। এছাড়াও তিনি যুক্তরাজ্যের এটিএন বাংলা ইউকে, চ্যানেল নাইন এবং চ্যানেল এস-এ জনপ্রিয় ইসলামিক অনুষ্ঠান পরিচালনা করেন।</w:t>
-      </w:r>
-    </w:p>
-    <w:p>
-      <w:pPr>
-        <w:spacing w:before="20" w:after="60" w:line="276" w:lineRule="auto"/>
-        <w:ind w:left="288"/>
-      </w:pPr>
-      <w:r>
-        <w:rPr>
-          <w:rFonts w:ascii="Kalpurush" w:hAnsi="Kalpurush"/>
-          <w:b/>
-          <w:i w:val="0"/>
-          <w:color w:val="1E3A8A"/>
-          <w:sz w:val="20"/>
-          <w:rFonts w:ascii="Kalpurush" w:hAnsi="Kalpurush" w:cs="Kalpurush"/>
-        </w:rPr>
-        <w:t xml:space="preserve">•  </w:t>
-      </w:r>
-      <w:r>
-        <w:rPr>
-          <w:rFonts w:ascii="Kalpurush" w:hAnsi="Kalpurush"/>
-          <w:b/>
-          <w:i w:val="0"/>
-          <w:color w:val="0F172A"/>
-          <w:sz w:val="20"/>
-          <w:rFonts w:ascii="Kalpurush" w:hAnsi="Kalpurush" w:cs="Kalpurush"/>
-        </w:rPr>
-        <w:t>ইউরোপিয়ান কাউন্সিল ফর ফাতওয়া অ্যান্ড রিসার্চ (ECFR):</w:t>
-      </w:r>
-      <w:r>
-        <w:rPr>
-          <w:rFonts w:ascii="Kalpurush" w:hAnsi="Kalpurush"/>
-          <w:b w:val="0"/>
-          <w:i w:val="0"/>
-          <w:color w:val="0F172A"/>
-          <w:sz w:val="20"/>
-          <w:rFonts w:ascii="Kalpurush" w:hAnsi="Kalpurush" w:cs="Kalpurush"/>
-        </w:rPr>
-        <w:t xml:space="preserve"> তিনি ইউরোপের শীর্ষস্থানীয় মুফতিদের সমন্বয়ে গঠিত ফতোয়া বোর্ডের একজন সম্মানিত সদস্য হিসেবে ইউরোপের অভিবাসী মুসলিমদের নানা প্রায়োগিক সংকটে কোরআন-সুন্নাহভিত্তিক সমাধান দিয়ে আসছেন।</w:t>
-      </w:r>
-    </w:p>
-    <w:p>
-      <w:pPr>
-        <w:keepNext/>
-        <w:spacing w:before="200" w:after="80"/>
-        <w:jc w:val="left"/>
-      </w:pPr>
-      <w:r>
-        <w:rPr>
-          <w:rFonts w:ascii="Kalpurush" w:hAnsi="Kalpurush"/>
-          <w:b/>
-          <w:i w:val="0"/>
-          <w:color w:val="1D4ED8"/>
-          <w:sz w:val="25"/>
-          <w:rFonts w:ascii="Kalpurush" w:hAnsi="Kalpurush" w:cs="Kalpurush"/>
-        </w:rPr>
-        <w:t>৫. ব্যক্তিত্ব ও দাওয়াহর বৈশিষ্ট্য</w:t>
+        <w:t>কর্মজীবন ও বিশ্বব্যাপী দাওয়াহ</w:t>
       </w:r>
     </w:p>
     <w:p>
@@ -1287,7 +728,7 @@
           <w:sz w:val="20"/>
           <w:rFonts w:ascii="Kalpurush" w:hAnsi="Kalpurush" w:cs="Kalpurush"/>
         </w:rPr>
-        <w:t>শায়খ আব্দুল কাইয়ুমের দাওয়াহর মূল বৈশিষ্ট্য হলো অত্যন্ত শান্ত, পরিশীলিত ও বিনম্র উপস্থাপনা। তিনি কোনো অপ্রয়োজনীয় বিতর্ক বা উগ্রতার আশ্রয় না নিয়ে কুরআন ও সহীহ হাদিসের প্রামাণ্য বক্তব্যকে অত্যন্ত দরদ দিয়ে মানুষের হৃদয়ে পৌঁছে দেন। তাঁর এই প্রজ্ঞা ও চারিত্রিক মাধুর্যের কারণে তিনি মুসলিম-অমুসলিম নির্বিশেষে সর্বমহলে এক অনন্য শ্রদ্ধার আসনে অধিষ্ঠিত।</w:t>
+        <w:t>১৯৯৩ সালে ইস্ট লন্ডন মসজিদের প্রধান খতীব হিসেবে দায়িত্ব গ্রহণের পর থেকে শায়খ আব্দুল কাইয়ুম সমগ্র ইউরোপে ইসলামি দাওয়াহর এক উজ্জ্বল বাতিঘর হয়ে ওঠেন। এর পূর্বে তিনি মালয়েশিয়ার আন্তর্জাতিক ইসলামিক বিশ্ববিদ্যালয় (IIUM)-এ প্রভাষক হিসেবে দায়িত্ব পালন করেছিলেন। পিস টিভি বাংলায় তাঁর ধারাবাহিক তাফসির ও হাদিসের আলোচনা বাংলাভাষী কোটি কোটি দর্শকের অন্তরে স্থান করে নেয়। তিনি ইউরোপিয়ান কাউন্সিল ফর ফাতওয়া অ্যান্ড রিসার্চ (ECFR)-এর একজন সদস্য হিসেবে প্রবাসী মুসলিমদের সমকালীন জীবনের বহু জটিল সমস্যার শরয়ী সমাধান দিয়ে আসছেন। তাঁর গভীর প্রজ্ঞা, বিনম্র ভাষা এবং দরদী হৃদয় তাঁকে সর্বমহলে এক অনন্য মর্যাদায় অভিষিক্ত করেছে।</w:t>
       </w:r>
     </w:p>
     <w:p>
@@ -1313,53 +754,7 @@
           <w:sz w:val="30"/>
           <w:rFonts w:ascii="Kalpurush" w:hAnsi="Kalpurush" w:cs="Kalpurush"/>
         </w:rPr>
-        <w:t>অধ্যায় ০২: জান্নাতের মহিমা, অনন্ত আকাঙ্ক্ষা ও জান্নাতের আটটি দরজার ডাক</w:t>
-      </w:r>
-    </w:p>
-    <w:p>
-      <w:pPr>
-        <w:spacing w:before="0" w:after="80" w:line="288" w:lineRule="auto"/>
-        <w:jc w:val="both"/>
-      </w:pPr>
-      <w:r>
-        <w:rPr>
-          <w:rFonts w:ascii="Kalpurush" w:hAnsi="Kalpurush"/>
-          <w:b/>
-          <w:i w:val="0"/>
-          <w:color w:val="0F172A"/>
-          <w:sz w:val="20"/>
-          <w:rFonts w:ascii="Kalpurush" w:hAnsi="Kalpurush" w:cs="Kalpurush"/>
-        </w:rPr>
-        <w:t>মূল বক্তব্য সংক্ষেপ:</w:t>
-      </w:r>
-      <w:r>
-        <w:rPr>
-          <w:rFonts w:ascii="Kalpurush" w:hAnsi="Kalpurush"/>
-          <w:b w:val="0"/>
-          <w:i w:val="0"/>
-          <w:color w:val="0F172A"/>
-          <w:sz w:val="20"/>
-          <w:rFonts w:ascii="Kalpurush" w:hAnsi="Kalpurush" w:cs="Kalpurush"/>
-        </w:rPr>
-        <w:t xml:space="preserve"> জান্নাতের চিরস্থায়ী নেয়ামত ও জাহান্নামের ভয়াবহতা, জান্নাতুল ফিরদাউসের আটটি বিশেষ প্রবেশদ্বার, আবু বকর সিদ্দীক্ব (রা.)-এর অনন্য মর্যাদা এবং জান্নাতকে লক্ষ্য বানিয়ে নিয়মিত অভ্যাস গড়ে তোলার গুরুত্ব।</w:t>
-      </w:r>
-    </w:p>
-    <w:p>
-      <w:pPr>
-        <w:keepNext/>
-        <w:spacing w:before="200" w:after="80"/>
-        <w:jc w:val="left"/>
-      </w:pPr>
-      <w:r>
-        <w:rPr>
-          <w:rFonts w:ascii="Kalpurush" w:hAnsi="Kalpurush"/>
-          <w:b/>
-          <w:i w:val="0"/>
-          <w:color w:val="1D4ED8"/>
-          <w:sz w:val="25"/>
-          <w:rFonts w:ascii="Kalpurush" w:hAnsi="Kalpurush" w:cs="Kalpurush"/>
-        </w:rPr>
-        <w:t>১. ভূমিকা ও আলোচনার প্রেক্ষাপট</w:t>
+        <w:t>অধ্যায় ০২: জান্নাতের মহিমা ও জান্নাতের আটটি দরজার ডাক</w:t>
       </w:r>
     </w:p>
     <w:p>
@@ -1376,7 +771,7 @@
           <w:sz w:val="20"/>
           <w:rFonts w:ascii="Kalpurush" w:hAnsi="Kalpurush" w:cs="Kalpurush"/>
         </w:rPr>
-        <w:t>শায়খ আব্দুল কাইয়ুম তাঁর খুতবার শুরুতে এক মৌলিক দার্শনিক ও ঈমানী সত্য তুলে ধরেন। তিনি বলেন, মানুষের জীবনে যাবতীয় ইবাদত, সাধনা ও আত্মত্যাগের মূল গন্তব্য হলো আল্লাহর সন্তুষ্টি ও জান্নাত লাভ। দুনিয়ার জীবন ক্ষণস্থায়ী, আর আখিরাতের জীবন চিরন্তন। আখিরাতে কেবল দুটি মাত্র ঠিকানা রয়েছে—হয় অনন্ত সুখের জান্নাত, না হয় অবর্ণনীয় শাস্তির জাহান্নাম। মধ্যবর্তী কোনো তৃতীয় পথ নেই।</w:t>
+        <w:t>মানুষের ক্ষণস্থায়ী পার্থিব জীবনের প্রতিটি কষ্ট, প্রতিটি ইবাদত এবং যাবতীয় আত্মত্যাগের একমাত্র কাঙ্ক্ষিত গন্তব্য হলো মহান রবের সন্তুষ্টি এবং তাঁর জান্নাত। শায়খ আব্দুল কাইয়ুম তাঁর আলোচনায় অত্যন্ত আবেগঘন ভাষায় স্মরণ করিয়ে দেন যে, আখিরাতের অনন্ত জীবনে মানুষের সামনে কেবল দুটি পরিণাম থাকবে—হয় চিরশান্তির জান্নাত, না হয় অবর্ণনীয় যন্ত্রণার জাহান্নাম। এর মাঝে তৃতীয় কোনো বাসস্থান নেই।</w:t>
       </w:r>
     </w:p>
     <w:p>
@@ -1393,629 +788,7 @@
           <w:sz w:val="20"/>
           <w:rFonts w:ascii="Kalpurush" w:hAnsi="Kalpurush" w:cs="Kalpurush"/>
         </w:rPr>
-        <w:t>রাসূলুল্লাহ সাল্লাল্লাহু আলাইহি ওয়াসাল্লাম উম্মাহকে জান্নাতমুখী করার জন্য অসংখ্য আমলের নির্দেশনা দিয়েছেন। জান্নাতে যাওয়ার জন্য কেবল একটি বা দুটি আমল যথেষ্ট নয়; বরং মুমিনের জীবনে এমন কিছু নিয়মিত অভ্যাস থাকা চাই যা তাকে মৃত্যুর আগ পর্যন্ত জান্নাতের পথে অবিচল রাখবে।</w:t>
-      </w:r>
-    </w:p>
-    <w:p>
-      <w:pPr>
-        <w:keepNext/>
-        <w:spacing w:before="200" w:after="80"/>
-        <w:jc w:val="left"/>
-      </w:pPr>
-      <w:r>
-        <w:rPr>
-          <w:rFonts w:ascii="Kalpurush" w:hAnsi="Kalpurush"/>
-          <w:b/>
-          <w:i w:val="0"/>
-          <w:color w:val="1D4ED8"/>
-          <w:sz w:val="25"/>
-          <w:rFonts w:ascii="Kalpurush" w:hAnsi="Kalpurush" w:cs="Kalpurush"/>
-        </w:rPr>
-        <w:t>২. মৌলিক দলীলসমূহ (কুরআন ও সহীহ সুন্নাহ)</w:t>
-      </w:r>
-    </w:p>
-    <w:tbl>
-      <w:tblPr>
-        <w:tblW w:type="auto" w:w="0"/>
-        <w:jc w:val="center"/>
-        <w:tblLayout w:type="fixed"/>
-        <w:tblLook w:firstColumn="1" w:firstRow="1" w:lastColumn="0" w:lastRow="0" w:noHBand="0" w:noVBand="1" w:val="04A0"/>
-        <w:tblBorders>
-          <w:top w:val="single" w:sz="6" w:space="0" w:color="1E3A8A"/>
-          <w:left w:val="none"/>
-          <w:bottom w:val="single" w:sz="6" w:space="0" w:color="CBD5E1"/>
-          <w:right w:val="none"/>
-          <w:insideH w:val="single" w:sz="4" w:space="0" w:color="E2E8F0"/>
-          <w:insideV w:val="none"/>
-        </w:tblBorders>
-      </w:tblPr>
-      <w:tblGrid>
-        <w:gridCol w:w="1587"/>
-        <w:gridCol w:w="1587"/>
-        <w:gridCol w:w="1587"/>
-        <w:gridCol w:w="1587"/>
-      </w:tblGrid>
-      <w:tr>
-        <w:tc>
-          <w:tcPr>
-            <w:tcW w:type="dxa" w:w="1587"/>
-            <w:shd w:fill="1E3A8A"/>
-            <w:tcMar>
-              <w:top w:w="80" w:type="dxa"/>
-              <w:bottom w:w="80" w:type="dxa"/>
-              <w:left w:w="100" w:type="dxa"/>
-              <w:right w:w="100" w:type="dxa"/>
-            </w:tcMar>
-          </w:tcPr>
-          <w:p>
-            <w:pPr>
-              <w:spacing w:before="40" w:after="40"/>
-              <w:jc w:val="center"/>
-            </w:pPr>
-            <w:r>
-              <w:rPr>
-                <w:rFonts w:ascii="Kalpurush" w:hAnsi="Kalpurush"/>
-                <w:b/>
-                <w:i w:val="0"/>
-                <w:color w:val="FFFFFF"/>
-                <w:sz w:val="18"/>
-                <w:rFonts w:ascii="Kalpurush" w:hAnsi="Kalpurush" w:cs="Kalpurush"/>
-              </w:rPr>
-              <w:t>দলীল টাইপ</w:t>
-            </w:r>
-          </w:p>
-        </w:tc>
-        <w:tc>
-          <w:tcPr>
-            <w:tcW w:type="dxa" w:w="1587"/>
-            <w:shd w:fill="1E3A8A"/>
-            <w:tcMar>
-              <w:top w:w="80" w:type="dxa"/>
-              <w:bottom w:w="80" w:type="dxa"/>
-              <w:left w:w="100" w:type="dxa"/>
-              <w:right w:w="100" w:type="dxa"/>
-            </w:tcMar>
-          </w:tcPr>
-          <w:p>
-            <w:pPr>
-              <w:spacing w:before="40" w:after="40"/>
-              <w:jc w:val="center"/>
-            </w:pPr>
-            <w:r>
-              <w:rPr>
-                <w:rFonts w:ascii="Kalpurush" w:hAnsi="Kalpurush"/>
-                <w:b/>
-                <w:i w:val="0"/>
-                <w:color w:val="FFFFFF"/>
-                <w:sz w:val="18"/>
-                <w:rFonts w:ascii="Kalpurush" w:hAnsi="Kalpurush" w:cs="Kalpurush"/>
-              </w:rPr>
-              <w:t>মূল আরবী পাঠ</w:t>
-            </w:r>
-          </w:p>
-        </w:tc>
-        <w:tc>
-          <w:tcPr>
-            <w:tcW w:type="dxa" w:w="1587"/>
-            <w:shd w:fill="1E3A8A"/>
-            <w:tcMar>
-              <w:top w:w="80" w:type="dxa"/>
-              <w:bottom w:w="80" w:type="dxa"/>
-              <w:left w:w="100" w:type="dxa"/>
-              <w:right w:w="100" w:type="dxa"/>
-            </w:tcMar>
-          </w:tcPr>
-          <w:p>
-            <w:pPr>
-              <w:spacing w:before="40" w:after="40"/>
-              <w:jc w:val="center"/>
-            </w:pPr>
-            <w:r>
-              <w:rPr>
-                <w:rFonts w:ascii="Kalpurush" w:hAnsi="Kalpurush"/>
-                <w:b/>
-                <w:i w:val="0"/>
-                <w:color w:val="FFFFFF"/>
-                <w:sz w:val="18"/>
-                <w:rFonts w:ascii="Kalpurush" w:hAnsi="Kalpurush" w:cs="Kalpurush"/>
-              </w:rPr>
-              <w:t>বিশুদ্ধ বঙ্গানুবাদ</w:t>
-            </w:r>
-          </w:p>
-        </w:tc>
-        <w:tc>
-          <w:tcPr>
-            <w:tcW w:type="dxa" w:w="1587"/>
-            <w:shd w:fill="1E3A8A"/>
-            <w:tcMar>
-              <w:top w:w="80" w:type="dxa"/>
-              <w:bottom w:w="80" w:type="dxa"/>
-              <w:left w:w="100" w:type="dxa"/>
-              <w:right w:w="100" w:type="dxa"/>
-            </w:tcMar>
-          </w:tcPr>
-          <w:p>
-            <w:pPr>
-              <w:spacing w:before="40" w:after="40"/>
-              <w:jc w:val="center"/>
-            </w:pPr>
-            <w:r>
-              <w:rPr>
-                <w:rFonts w:ascii="Kalpurush" w:hAnsi="Kalpurush"/>
-                <w:b/>
-                <w:i w:val="0"/>
-                <w:color w:val="FFFFFF"/>
-                <w:sz w:val="18"/>
-                <w:rFonts w:ascii="Kalpurush" w:hAnsi="Kalpurush" w:cs="Kalpurush"/>
-              </w:rPr>
-              <w:t>রেফারেন্স ও লিঙ্ক</w:t>
-            </w:r>
-          </w:p>
-        </w:tc>
-      </w:tr>
-      <w:tr>
-        <w:tc>
-          <w:tcPr>
-            <w:tcW w:type="dxa" w:w="1587"/>
-            <w:shd w:fill="FFFFFF"/>
-            <w:tcMar>
-              <w:top w:w="70" w:type="dxa"/>
-              <w:bottom w:w="70" w:type="dxa"/>
-              <w:left w:w="90" w:type="dxa"/>
-              <w:right w:w="90" w:type="dxa"/>
-            </w:tcMar>
-          </w:tcPr>
-          <w:p>
-            <w:pPr>
-              <w:spacing w:before="40" w:after="40" w:line="276" w:lineRule="auto"/>
-              <w:jc w:val="both"/>
-            </w:pPr>
-            <w:r>
-              <w:rPr>
-                <w:rFonts w:ascii="Kalpurush" w:hAnsi="Kalpurush"/>
-                <w:b w:val="0"/>
-                <w:i w:val="0"/>
-                <w:color w:val="0F172A"/>
-                <w:sz w:val="17"/>
-                <w:rFonts w:ascii="Kalpurush" w:hAnsi="Kalpurush" w:cs="Kalpurush"/>
-              </w:rPr>
-              <w:t>:---</w:t>
-            </w:r>
-          </w:p>
-        </w:tc>
-        <w:tc>
-          <w:tcPr>
-            <w:tcW w:type="dxa" w:w="1587"/>
-            <w:shd w:fill="FFFFFF"/>
-            <w:tcMar>
-              <w:top w:w="70" w:type="dxa"/>
-              <w:bottom w:w="70" w:type="dxa"/>
-              <w:left w:w="90" w:type="dxa"/>
-              <w:right w:w="90" w:type="dxa"/>
-            </w:tcMar>
-          </w:tcPr>
-          <w:p>
-            <w:pPr>
-              <w:spacing w:before="40" w:after="40" w:line="276" w:lineRule="auto"/>
-              <w:jc w:val="both"/>
-            </w:pPr>
-            <w:r>
-              <w:rPr>
-                <w:rFonts w:ascii="Kalpurush" w:hAnsi="Kalpurush"/>
-                <w:b w:val="0"/>
-                <w:i w:val="0"/>
-                <w:color w:val="0F172A"/>
-                <w:sz w:val="17"/>
-                <w:rFonts w:ascii="Kalpurush" w:hAnsi="Kalpurush" w:cs="Kalpurush"/>
-              </w:rPr>
-              <w:t>:---</w:t>
-            </w:r>
-          </w:p>
-        </w:tc>
-        <w:tc>
-          <w:tcPr>
-            <w:tcW w:type="dxa" w:w="1587"/>
-            <w:shd w:fill="FFFFFF"/>
-            <w:tcMar>
-              <w:top w:w="70" w:type="dxa"/>
-              <w:bottom w:w="70" w:type="dxa"/>
-              <w:left w:w="90" w:type="dxa"/>
-              <w:right w:w="90" w:type="dxa"/>
-            </w:tcMar>
-          </w:tcPr>
-          <w:p>
-            <w:pPr>
-              <w:spacing w:before="40" w:after="40" w:line="276" w:lineRule="auto"/>
-              <w:jc w:val="both"/>
-            </w:pPr>
-            <w:r>
-              <w:rPr>
-                <w:rFonts w:ascii="Kalpurush" w:hAnsi="Kalpurush"/>
-                <w:b w:val="0"/>
-                <w:i w:val="0"/>
-                <w:color w:val="0F172A"/>
-                <w:sz w:val="17"/>
-                <w:rFonts w:ascii="Kalpurush" w:hAnsi="Kalpurush" w:cs="Kalpurush"/>
-              </w:rPr>
-              <w:t>:---</w:t>
-            </w:r>
-          </w:p>
-        </w:tc>
-        <w:tc>
-          <w:tcPr>
-            <w:tcW w:type="dxa" w:w="1587"/>
-            <w:shd w:fill="FFFFFF"/>
-            <w:tcMar>
-              <w:top w:w="70" w:type="dxa"/>
-              <w:bottom w:w="70" w:type="dxa"/>
-              <w:left w:w="90" w:type="dxa"/>
-              <w:right w:w="90" w:type="dxa"/>
-            </w:tcMar>
-          </w:tcPr>
-          <w:p>
-            <w:pPr>
-              <w:spacing w:before="40" w:after="40" w:line="276" w:lineRule="auto"/>
-              <w:jc w:val="both"/>
-            </w:pPr>
-            <w:r>
-              <w:rPr>
-                <w:rFonts w:ascii="Kalpurush" w:hAnsi="Kalpurush"/>
-                <w:b w:val="0"/>
-                <w:i w:val="0"/>
-                <w:color w:val="0F172A"/>
-                <w:sz w:val="17"/>
-                <w:rFonts w:ascii="Kalpurush" w:hAnsi="Kalpurush" w:cs="Kalpurush"/>
-              </w:rPr>
-              <w:t>:---</w:t>
-            </w:r>
-          </w:p>
-        </w:tc>
-      </w:tr>
-      <w:tr>
-        <w:tc>
-          <w:tcPr>
-            <w:tcW w:type="dxa" w:w="1587"/>
-            <w:shd w:fill="F8FAFC"/>
-            <w:tcMar>
-              <w:top w:w="70" w:type="dxa"/>
-              <w:bottom w:w="70" w:type="dxa"/>
-              <w:left w:w="90" w:type="dxa"/>
-              <w:right w:w="90" w:type="dxa"/>
-            </w:tcMar>
-          </w:tcPr>
-          <w:p>
-            <w:pPr>
-              <w:spacing w:before="40" w:after="40" w:line="276" w:lineRule="auto"/>
-              <w:jc w:val="both"/>
-            </w:pPr>
-            <w:r>
-              <w:rPr>
-                <w:rFonts w:ascii="Kalpurush" w:hAnsi="Kalpurush"/>
-                <w:b/>
-                <w:i w:val="0"/>
-                <w:color w:val="0F172A"/>
-                <w:sz w:val="17"/>
-                <w:rFonts w:ascii="Kalpurush" w:hAnsi="Kalpurush" w:cs="Kalpurush"/>
-              </w:rPr>
-              <w:t>কুরআনুল কারীম</w:t>
-            </w:r>
-          </w:p>
-        </w:tc>
-        <w:tc>
-          <w:tcPr>
-            <w:tcW w:type="dxa" w:w="1587"/>
-            <w:shd w:fill="F8FAFC"/>
-            <w:tcMar>
-              <w:top w:w="70" w:type="dxa"/>
-              <w:bottom w:w="70" w:type="dxa"/>
-              <w:left w:w="90" w:type="dxa"/>
-              <w:right w:w="90" w:type="dxa"/>
-            </w:tcMar>
-          </w:tcPr>
-          <w:p>
-            <w:pPr>
-              <w:spacing w:before="40" w:after="40" w:line="276" w:lineRule="auto"/>
-              <w:jc w:val="both"/>
-            </w:pPr>
-            <w:r>
-              <w:rPr>
-                <w:rFonts w:ascii="Traditional Arabic" w:hAnsi="Traditional Arabic"/>
-                <w:b/>
-                <w:i w:val="0"/>
-                <w:color w:val="0F172A"/>
-                <w:sz w:val="22"/>
-                <w:rFonts w:ascii="Traditional Arabic" w:hAnsi="Traditional Arabic" w:cs="Traditional Arabic"/>
-              </w:rPr>
-              <w:t>وَسَارِعُوا إِلَىٰ مَغْفِرَةٍ مِّن رَّبِّكُمْ وَجَنَّةٍ عَرْضُهَا السَّمَاوَاتُ وَالْأَرْضُ أُعِدَّتْ لِلْمُتَّقِينَ</w:t>
-            </w:r>
-          </w:p>
-        </w:tc>
-        <w:tc>
-          <w:tcPr>
-            <w:tcW w:type="dxa" w:w="1587"/>
-            <w:shd w:fill="F8FAFC"/>
-            <w:tcMar>
-              <w:top w:w="70" w:type="dxa"/>
-              <w:bottom w:w="70" w:type="dxa"/>
-              <w:left w:w="90" w:type="dxa"/>
-              <w:right w:w="90" w:type="dxa"/>
-            </w:tcMar>
-          </w:tcPr>
-          <w:p>
-            <w:pPr>
-              <w:spacing w:before="40" w:after="40" w:line="276" w:lineRule="auto"/>
-              <w:jc w:val="both"/>
-            </w:pPr>
-            <w:r>
-              <w:rPr>
-                <w:rFonts w:ascii="Kalpurush" w:hAnsi="Kalpurush"/>
-                <w:b w:val="0"/>
-                <w:i w:val="0"/>
-                <w:color w:val="0F172A"/>
-                <w:sz w:val="17"/>
-                <w:rFonts w:ascii="Kalpurush" w:hAnsi="Kalpurush" w:cs="Kalpurush"/>
-              </w:rPr>
-              <w:t>আর তোমরা তোমাদের রবের পক্ষ থেকে ক্ষমা এবং এমন এক জান্নাতের দিকে দ্রুত ধাবিত হও, যার প্রশস্ততা আকাশমণ্ডল ও পৃথিবীর সমান; যা প্রস্তুত রাখা হয়েছে মুত্তাক্বীদের জন্য।</w:t>
-            </w:r>
-          </w:p>
-        </w:tc>
-        <w:tc>
-          <w:tcPr>
-            <w:tcW w:type="dxa" w:w="1587"/>
-            <w:shd w:fill="F8FAFC"/>
-            <w:tcMar>
-              <w:top w:w="70" w:type="dxa"/>
-              <w:bottom w:w="70" w:type="dxa"/>
-              <w:left w:w="90" w:type="dxa"/>
-              <w:right w:w="90" w:type="dxa"/>
-            </w:tcMar>
-          </w:tcPr>
-          <w:p>
-            <w:pPr>
-              <w:spacing w:before="40" w:after="40" w:line="276" w:lineRule="auto"/>
-              <w:jc w:val="both"/>
-            </w:pPr>
-            <w:r>
-              <w:rPr>
-                <w:rFonts w:ascii="Kalpurush" w:hAnsi="Kalpurush"/>
-                <w:b w:val="0"/>
-                <w:i/>
-                <w:color w:val="1D4ED8"/>
-                <w:sz w:val="17"/>
-                <w:rFonts w:ascii="Kalpurush" w:hAnsi="Kalpurush" w:cs="Kalpurush"/>
-              </w:rPr>
-              <w:t>সূরা আলে ইমরান, ৩:১৩৩</w:t>
-            </w:r>
-          </w:p>
-        </w:tc>
-      </w:tr>
-      <w:tr>
-        <w:tc>
-          <w:tcPr>
-            <w:tcW w:type="dxa" w:w="1587"/>
-            <w:shd w:fill="FFFFFF"/>
-            <w:tcMar>
-              <w:top w:w="70" w:type="dxa"/>
-              <w:bottom w:w="70" w:type="dxa"/>
-              <w:left w:w="90" w:type="dxa"/>
-              <w:right w:w="90" w:type="dxa"/>
-            </w:tcMar>
-          </w:tcPr>
-          <w:p>
-            <w:pPr>
-              <w:spacing w:before="40" w:after="40" w:line="276" w:lineRule="auto"/>
-              <w:jc w:val="both"/>
-            </w:pPr>
-            <w:r>
-              <w:rPr>
-                <w:rFonts w:ascii="Kalpurush" w:hAnsi="Kalpurush"/>
-                <w:b/>
-                <w:i w:val="0"/>
-                <w:color w:val="0F172A"/>
-                <w:sz w:val="17"/>
-                <w:rFonts w:ascii="Kalpurush" w:hAnsi="Kalpurush" w:cs="Kalpurush"/>
-              </w:rPr>
-              <w:t>সহীহ সুন্নাহ</w:t>
-            </w:r>
-          </w:p>
-        </w:tc>
-        <w:tc>
-          <w:tcPr>
-            <w:tcW w:type="dxa" w:w="1587"/>
-            <w:shd w:fill="FFFFFF"/>
-            <w:tcMar>
-              <w:top w:w="70" w:type="dxa"/>
-              <w:bottom w:w="70" w:type="dxa"/>
-              <w:left w:w="90" w:type="dxa"/>
-              <w:right w:w="90" w:type="dxa"/>
-            </w:tcMar>
-          </w:tcPr>
-          <w:p>
-            <w:pPr>
-              <w:spacing w:before="40" w:after="40" w:line="276" w:lineRule="auto"/>
-              <w:jc w:val="both"/>
-            </w:pPr>
-            <w:r>
-              <w:rPr>
-                <w:rFonts w:ascii="Traditional Arabic" w:hAnsi="Traditional Arabic"/>
-                <w:b/>
-                <w:i w:val="0"/>
-                <w:color w:val="0F172A"/>
-                <w:sz w:val="22"/>
-                <w:rFonts w:ascii="Traditional Arabic" w:hAnsi="Traditional Arabic" w:cs="Traditional Arabic"/>
-              </w:rPr>
-              <w:t>مَنْ أَنْفَقَ زَوْجَيْنِ فِي سَبِيلِ اللَّهِ نُودِيَ مِنْ أَبْوَابِ الْجَنَّةِ: يَا عَبْدَ اللَّهِ هَذَا خَيْرٌ، فَمَنْ كَانَ مِنْ أَهْلِ الصَّلَاةِ دُعِيَ مِنْ بَابِ الصَّلَاةِ، وَمَنْ كَانَ مِنْ أَهْلِ الْجِهَادِ دُعِيَ مِنْ بَابِ الْجِهَادِ، وَمَنْ كَانَ مِنْ أَهْلِ الصِّيَامِ دُعِيَ مِنْ بَابِ الرَّيَّانِ، وَمَنْ كَانَ مِنْ أَهْلِ الصَّدَقَةِ دُعِيَ مِنْ بَابِ الصَّدَقَةِ</w:t>
-            </w:r>
-          </w:p>
-        </w:tc>
-        <w:tc>
-          <w:tcPr>
-            <w:tcW w:type="dxa" w:w="1587"/>
-            <w:shd w:fill="FFFFFF"/>
-            <w:tcMar>
-              <w:top w:w="70" w:type="dxa"/>
-              <w:bottom w:w="70" w:type="dxa"/>
-              <w:left w:w="90" w:type="dxa"/>
-              <w:right w:w="90" w:type="dxa"/>
-            </w:tcMar>
-          </w:tcPr>
-          <w:p>
-            <w:pPr>
-              <w:spacing w:before="40" w:after="40" w:line="276" w:lineRule="auto"/>
-              <w:jc w:val="both"/>
-            </w:pPr>
-            <w:r>
-              <w:rPr>
-                <w:rFonts w:ascii="Kalpurush" w:hAnsi="Kalpurush"/>
-                <w:b w:val="0"/>
-                <w:i w:val="0"/>
-                <w:color w:val="0F172A"/>
-                <w:sz w:val="17"/>
-                <w:rFonts w:ascii="Kalpurush" w:hAnsi="Kalpurush" w:cs="Kalpurush"/>
-              </w:rPr>
-              <w:t>যে ব্যক্তি আল্লাহর পথে জোড়া বস্তু ব্যয় করবে, তাকে জান্নাতের দরজাসমূহ থেকে আহবান করা হবে: ‘হে আল্লাহর বান্দা! এই পথটিই উত্তম।’ অতঃপর যে সালাতের পাবন্দ ছিল তাকে ‘বাবুস সালাত’ দিয়ে ডাকা হবে; যে জিহাদের লোক ছিল তাকে ‘বাবুল জিহাদ’ দিয়ে ডাকা হবে; যে সিয়াম পালনকারী ছিল তাকে ‘বাবুর রাইয়ান’ দিয়ে ডাকা হবে; আর যে সাদাক্বাহ দানকারী ছিল তাকে ‘বাবুস সাদাক্বাহ’ দিয়ে ডাকা হবে।</w:t>
-            </w:r>
-          </w:p>
-        </w:tc>
-        <w:tc>
-          <w:tcPr>
-            <w:tcW w:type="dxa" w:w="1587"/>
-            <w:shd w:fill="FFFFFF"/>
-            <w:tcMar>
-              <w:top w:w="70" w:type="dxa"/>
-              <w:bottom w:w="70" w:type="dxa"/>
-              <w:left w:w="90" w:type="dxa"/>
-              <w:right w:w="90" w:type="dxa"/>
-            </w:tcMar>
-          </w:tcPr>
-          <w:p>
-            <w:pPr>
-              <w:spacing w:before="40" w:after="40" w:line="276" w:lineRule="auto"/>
-              <w:jc w:val="both"/>
-            </w:pPr>
-            <w:r>
-              <w:rPr>
-                <w:rFonts w:ascii="Kalpurush" w:hAnsi="Kalpurush"/>
-                <w:b w:val="0"/>
-                <w:i/>
-                <w:color w:val="1D4ED8"/>
-                <w:sz w:val="17"/>
-                <w:rFonts w:ascii="Kalpurush" w:hAnsi="Kalpurush" w:cs="Kalpurush"/>
-              </w:rPr>
-              <w:t>সহীহ বুখারী: ১৮৯৭; সহীহ মুসলিম: ১০২৭</w:t>
-            </w:r>
-          </w:p>
-        </w:tc>
-      </w:tr>
-    </w:tbl>
-    <w:p>
-      <w:pPr>
-        <w:spacing w:before="0" w:after="80"/>
-      </w:pPr>
-    </w:p>
-    <w:p>
-      <w:pPr>
-        <w:keepNext/>
-        <w:spacing w:before="200" w:after="80"/>
-        <w:jc w:val="left"/>
-      </w:pPr>
-      <w:r>
-        <w:rPr>
-          <w:rFonts w:ascii="Kalpurush" w:hAnsi="Kalpurush"/>
-          <w:b/>
-          <w:i w:val="0"/>
-          <w:color w:val="1D4ED8"/>
-          <w:sz w:val="25"/>
-          <w:rFonts w:ascii="Kalpurush" w:hAnsi="Kalpurush" w:cs="Kalpurush"/>
-        </w:rPr>
-        <w:t>৩. জান্নাতের আটটি দরজা ও আবু বকর (রা.)-এর মহিমান্বিত প্রশ্ন</w:t>
-      </w:r>
-    </w:p>
-    <w:p>
-      <w:pPr>
-        <w:spacing w:before="0" w:after="80" w:line="288" w:lineRule="auto"/>
-        <w:jc w:val="both"/>
-      </w:pPr>
-      <w:r>
-        <w:rPr>
-          <w:rFonts w:ascii="Kalpurush" w:hAnsi="Kalpurush"/>
-          <w:b w:val="0"/>
-          <w:i w:val="0"/>
-          <w:color w:val="0F172A"/>
-          <w:sz w:val="20"/>
-          <w:rFonts w:ascii="Kalpurush" w:hAnsi="Kalpurush" w:cs="Kalpurush"/>
-        </w:rPr>
-        <w:t>হাদিসে বর্ণিত জান্নাতের বিশেষ দরজাসমূহের ঘোষণা শুনে সাহাবায়ে কেরামের হৃদয় আল্লাহর ভালোবাসায় উদ্বেলিত হয়ে ওঠে। এ সময় উম্মাহর সর্বশ্রেষ্ঠ ব্যক্তিত্ব আবু বকর সিদ্দীক্ব (রা.) একটি ঐতিহাসিক প্রশ্ন উত্থাপন করেন:</w:t>
-      </w:r>
-    </w:p>
-    <w:tbl>
-      <w:tblPr>
-        <w:tblW w:type="auto" w:w="0"/>
-        <w:jc w:val="center"/>
-        <w:tblLayout w:type="fixed"/>
-        <w:tblLook w:firstColumn="1" w:firstRow="1" w:lastColumn="0" w:lastRow="0" w:noHBand="0" w:noVBand="1" w:val="04A0"/>
-      </w:tblPr>
-      <w:tblGrid>
-        <w:gridCol w:w="6350"/>
-      </w:tblGrid>
-      <w:tr>
-        <w:tc>
-          <w:tcPr>
-            <w:tcW w:type="dxa" w:w="6350"/>
-            <w:tcBorders>
-              <w:top w:val="none"/>
-              <w:left w:val="single" w:sz="24" w:space="0" w:color="3B82F6"/>
-              <w:bottom w:val="none"/>
-              <w:right w:val="none"/>
-            </w:tcBorders>
-            <w:shd w:fill="F8FAFC"/>
-            <w:tcMar>
-              <w:top w:w="80" w:type="dxa"/>
-              <w:bottom w:w="80" w:type="dxa"/>
-              <w:left w:w="160" w:type="dxa"/>
-              <w:right w:w="120" w:type="dxa"/>
-            </w:tcMar>
-          </w:tcPr>
-          <w:p>
-            <w:pPr>
-              <w:spacing w:before="40" w:after="40" w:line="276" w:lineRule="auto"/>
-              <w:jc w:val="both"/>
-            </w:pPr>
-            <w:r>
-              <w:rPr>
-                <w:rFonts w:ascii="Kalpurush" w:hAnsi="Kalpurush"/>
-                <w:b w:val="0"/>
-                <w:i/>
-                <w:color w:val="0F172A"/>
-                <w:sz w:val="19"/>
-                <w:rFonts w:ascii="Kalpurush" w:hAnsi="Kalpurush" w:cs="Kalpurush"/>
-              </w:rPr>
-              <w:t>"ইয়া রাসূলাল্লাহ! কোনো ব্যক্তিকে যদি এগুলোর যেকোনো একটি দরজা থেকে ডাকা হয়, তবে তার তো কোনো ক্ষতি নেই। কিন্তু এমন কোনো সৌভাগ্যবান ব্যক্তি কি হবেন, যাকে এই আটটি দরজার সবকটি থেকেই জান্নাতে প্রবেশের জন্য আহবান জানানো হবে?"</w:t>
-            </w:r>
-          </w:p>
-        </w:tc>
-      </w:tr>
-    </w:tbl>
-    <w:p>
-      <w:pPr>
-        <w:spacing w:before="0" w:after="80"/>
-      </w:pPr>
-    </w:p>
-    <w:p>
-      <w:pPr>
-        <w:spacing w:before="0" w:after="80" w:line="288" w:lineRule="auto"/>
-        <w:jc w:val="both"/>
-      </w:pPr>
-      <w:r>
-        <w:rPr>
-          <w:rFonts w:ascii="Kalpurush" w:hAnsi="Kalpurush"/>
-          <w:b w:val="0"/>
-          <w:i w:val="0"/>
-          <w:color w:val="0F172A"/>
-          <w:sz w:val="20"/>
-          <w:rFonts w:ascii="Kalpurush" w:hAnsi="Kalpurush" w:cs="Kalpurush"/>
-        </w:rPr>
-        <w:t>রাসূলুল্লাহ সাল্লাল্লাহু আলাইহি ওয়াসাল্লাম অত্যন্ত আনন্দিত হয়ে ইরশাদ করলেন:</w:t>
+        <w:t>মহান আল্লাহ রাব্বুল আলামীন পবিত্র কুরআনে মুমিনদের এই অনন্ত জান্নাতের দিকে তীব্র প্রতিযোগিতায় অবতীর্ণ হওয়ার আহবান জানিয়ে ইরশাদ করেন:</w:t>
       </w:r>
     </w:p>
     <w:tbl>
@@ -2060,7 +833,24 @@
                 <w:sz w:val="29"/>
                 <w:rFonts w:ascii="Traditional Arabic" w:hAnsi="Traditional Arabic" w:cs="Traditional Arabic"/>
               </w:rPr>
-              <w:t>"نَعَمْ، وَأَرْجُو أَنْ تَكُونَ مِنْهُمْ"</w:t>
+              <w:t>وَسَارِعُوا إِلَىٰ مَغْفِرَةٍ مِّن رَّبِّكُمْ وَجَنَّةٍ عَرْضُهَا السَّمَاوَاتُ وَالْأَرْضُ أُعِدَّتْ لِلْمُتَّقِينَ</w:t>
+            </w:r>
+          </w:p>
+          <w:p>
+            <w:pPr>
+              <w:spacing w:before="40" w:after="40" w:line="276" w:lineRule="auto"/>
+              <w:jc w:val="both"/>
+            </w:pPr>
+            <w:r>
+              <w:rPr>
+                <w:rFonts w:ascii="Kalpurush" w:hAnsi="Kalpurush"/>
+                <w:b w:val="0"/>
+                <w:i w:val="0"/>
+                <w:color w:val="0F172A"/>
+                <w:sz w:val="19"/>
+                <w:rFonts w:ascii="Kalpurush" w:hAnsi="Kalpurush" w:cs="Kalpurush"/>
+              </w:rPr>
+              <w:t>“আর তোমরা তোমাদের রবের পক্ষ থেকে ক্ষমা এবং এমন এক জান্নাতের দিকে দ্রুত ধাবিত হও, যার প্রশস্ততা আকাশমণ্ডল ও পৃথিবীর সমান; যা প্রস্তুত রাখা হয়েছে মুত্তাক্বীদের জন্য।”</w:t>
             </w:r>
           </w:p>
           <w:p>
@@ -2072,23 +862,12 @@
               <w:rPr>
                 <w:rFonts w:ascii="Kalpurush" w:hAnsi="Kalpurush"/>
                 <w:b w:val="0"/>
-                <w:i/>
-                <w:color w:val="64748B"/>
-                <w:sz w:val="17"/>
-                <w:rFonts w:ascii="Kalpurush" w:hAnsi="Kalpurush" w:cs="Kalpurush"/>
-              </w:rPr>
-              <w:t>"হ্যাঁ, এমন ব্যক্তি হবেন! আর আমি দৃঢ়ভাবে আশা করি যে, হে আবু বকর! তুমি তাদেরই একজন হবে।"</w:t>
-            </w:r>
-            <w:r>
-              <w:rPr>
-                <w:rFonts w:ascii="Kalpurush" w:hAnsi="Kalpurush"/>
-                <w:b w:val="0"/>
                 <w:i w:val="0"/>
                 <w:color w:val="64748B"/>
                 <w:sz w:val="17"/>
                 <w:rFonts w:ascii="Kalpurush" w:hAnsi="Kalpurush" w:cs="Kalpurush"/>
               </w:rPr>
-              <w:t xml:space="preserve"> (</w:t>
+              <w:t xml:space="preserve">— </w:t>
             </w:r>
             <w:r>
               <w:rPr>
@@ -2099,18 +878,7 @@
                 <w:sz w:val="17"/>
                 <w:rFonts w:ascii="Kalpurush" w:hAnsi="Kalpurush" w:cs="Kalpurush"/>
               </w:rPr>
-              <w:t>সহীহ বুখারী: ৩৬৬৬</w:t>
-            </w:r>
-            <w:r>
-              <w:rPr>
-                <w:rFonts w:ascii="Kalpurush" w:hAnsi="Kalpurush"/>
-                <w:b w:val="0"/>
-                <w:i w:val="0"/>
-                <w:color w:val="64748B"/>
-                <w:sz w:val="17"/>
-                <w:rFonts w:ascii="Kalpurush" w:hAnsi="Kalpurush" w:cs="Kalpurush"/>
-              </w:rPr>
-              <w:t>)</w:t>
+              <w:t>সূরা আলে ইমরান, ৩:১৩৩</w:t>
             </w:r>
           </w:p>
         </w:tc>
@@ -2135,1310 +903,7 @@
           <w:sz w:val="20"/>
           <w:rFonts w:ascii="Kalpurush" w:hAnsi="Kalpurush" w:cs="Kalpurush"/>
         </w:rPr>
-        <w:t>শায়খ আব্দুল কাইয়ুম এ ঘটনার ওপর আলোকপাত করে বলেন, আবু বকর (রা.) কোনো একক আমলে সীমাবদ্ধ ছিলেন না। তিনি যেমন সালাতের অগ্রগামী ছিলেন, তেমনই তিনি ছিলেন রোজা, সাদাক্বাহ, জিহাদ ও রোগীর সেবায় সর্বোত্তম। তাই জান্নাতের প্রতিটি দরজা তাঁকে স্বাগত জানানোর জন্য ব্যগ্র হয়ে থাকবে।</w:t>
-      </w:r>
-    </w:p>
-    <w:p>
-      <w:pPr>
-        <w:keepNext/>
-        <w:spacing w:before="200" w:after="80"/>
-        <w:jc w:val="left"/>
-      </w:pPr>
-      <w:r>
-        <w:rPr>
-          <w:rFonts w:ascii="Kalpurush" w:hAnsi="Kalpurush"/>
-          <w:b/>
-          <w:i w:val="0"/>
-          <w:color w:val="1D4ED8"/>
-          <w:sz w:val="25"/>
-          <w:rFonts w:ascii="Kalpurush" w:hAnsi="Kalpurush" w:cs="Kalpurush"/>
-        </w:rPr>
-        <w:t>৪. গুরুত্বপূর্ণ শিক্ষণীয় বিষয়সমূহ</w:t>
-      </w:r>
-    </w:p>
-    <w:p>
-      <w:pPr>
-        <w:spacing w:before="20" w:after="60" w:line="276" w:lineRule="auto"/>
-        <w:ind w:left="288"/>
-      </w:pPr>
-      <w:r>
-        <w:rPr>
-          <w:rFonts w:ascii="Kalpurush" w:hAnsi="Kalpurush"/>
-          <w:b/>
-          <w:i w:val="0"/>
-          <w:color w:val="1E3A8A"/>
-          <w:sz w:val="20"/>
-          <w:rFonts w:ascii="Kalpurush" w:hAnsi="Kalpurush" w:cs="Kalpurush"/>
-        </w:rPr>
-        <w:t xml:space="preserve">•  </w:t>
-      </w:r>
-      <w:r>
-        <w:rPr>
-          <w:rFonts w:ascii="Kalpurush" w:hAnsi="Kalpurush"/>
-          <w:b/>
-          <w:i w:val="0"/>
-          <w:color w:val="0F172A"/>
-          <w:sz w:val="20"/>
-          <w:rFonts w:ascii="Kalpurush" w:hAnsi="Kalpurush" w:cs="Kalpurush"/>
-        </w:rPr>
-        <w:t>জান্নাতই একমাত্র লক্ষ্য:</w:t>
-      </w:r>
-      <w:r>
-        <w:rPr>
-          <w:rFonts w:ascii="Kalpurush" w:hAnsi="Kalpurush"/>
-          <w:b w:val="0"/>
-          <w:i w:val="0"/>
-          <w:color w:val="0F172A"/>
-          <w:sz w:val="20"/>
-          <w:rFonts w:ascii="Kalpurush" w:hAnsi="Kalpurush" w:cs="Kalpurush"/>
-        </w:rPr>
-        <w:t xml:space="preserve"> দুনিয়ার ক্ষণস্থায়ী প্রাপ্তি নয়, মুমিনের প্রতিটি নিঃশ্বাসের চূড়ান্ত লক্ষ্য হলো রবের ক্ষমা ও জান্নাত।</w:t>
-      </w:r>
-    </w:p>
-    <w:p>
-      <w:pPr>
-        <w:spacing w:before="20" w:after="60" w:line="276" w:lineRule="auto"/>
-        <w:ind w:left="288"/>
-      </w:pPr>
-      <w:r>
-        <w:rPr>
-          <w:rFonts w:ascii="Kalpurush" w:hAnsi="Kalpurush"/>
-          <w:b/>
-          <w:i w:val="0"/>
-          <w:color w:val="1E3A8A"/>
-          <w:sz w:val="20"/>
-          <w:rFonts w:ascii="Kalpurush" w:hAnsi="Kalpurush" w:cs="Kalpurush"/>
-        </w:rPr>
-        <w:t xml:space="preserve">•  </w:t>
-      </w:r>
-      <w:r>
-        <w:rPr>
-          <w:rFonts w:ascii="Kalpurush" w:hAnsi="Kalpurush"/>
-          <w:b/>
-          <w:i w:val="0"/>
-          <w:color w:val="0F172A"/>
-          <w:sz w:val="20"/>
-          <w:rFonts w:ascii="Kalpurush" w:hAnsi="Kalpurush" w:cs="Kalpurush"/>
-        </w:rPr>
-        <w:t>আমলের বৈচিত্র্য:</w:t>
-      </w:r>
-      <w:r>
-        <w:rPr>
-          <w:rFonts w:ascii="Kalpurush" w:hAnsi="Kalpurush"/>
-          <w:b w:val="0"/>
-          <w:i w:val="0"/>
-          <w:color w:val="0F172A"/>
-          <w:sz w:val="20"/>
-          <w:rFonts w:ascii="Kalpurush" w:hAnsi="Kalpurush" w:cs="Kalpurush"/>
-        </w:rPr>
-        <w:t xml:space="preserve"> কেবল এক ধরণের ইবাদতে সীমাবদ্ধ না থেকে জীবনের প্রতিটি ক্ষেত্রে সুন্নাহভিত্তিক আমলের বৈচিত্র্য আনয়ন করা।</w:t>
-      </w:r>
-    </w:p>
-    <w:p>
-      <w:pPr>
-        <w:spacing w:before="20" w:after="60" w:line="276" w:lineRule="auto"/>
-        <w:ind w:left="288"/>
-      </w:pPr>
-      <w:r>
-        <w:rPr>
-          <w:rFonts w:ascii="Kalpurush" w:hAnsi="Kalpurush"/>
-          <w:b/>
-          <w:i w:val="0"/>
-          <w:color w:val="1E3A8A"/>
-          <w:sz w:val="20"/>
-          <w:rFonts w:ascii="Kalpurush" w:hAnsi="Kalpurush" w:cs="Kalpurush"/>
-        </w:rPr>
-        <w:t xml:space="preserve">•  </w:t>
-      </w:r>
-      <w:r>
-        <w:rPr>
-          <w:rFonts w:ascii="Kalpurush" w:hAnsi="Kalpurush"/>
-          <w:b/>
-          <w:i w:val="0"/>
-          <w:color w:val="0F172A"/>
-          <w:sz w:val="20"/>
-          <w:rFonts w:ascii="Kalpurush" w:hAnsi="Kalpurush" w:cs="Kalpurush"/>
-        </w:rPr>
-        <w:t>নেক কাজের অভ্যাস:</w:t>
-      </w:r>
-      <w:r>
-        <w:rPr>
-          <w:rFonts w:ascii="Kalpurush" w:hAnsi="Kalpurush"/>
-          <w:b w:val="0"/>
-          <w:i w:val="0"/>
-          <w:color w:val="0F172A"/>
-          <w:sz w:val="20"/>
-          <w:rFonts w:ascii="Kalpurush" w:hAnsi="Kalpurush" w:cs="Kalpurush"/>
-        </w:rPr>
-        <w:t xml:space="preserve"> কোনো ভালো কাজকে ছোট না দেখে প্রাত্যহিক জীবনে আমলের ধারাবাহিক তালিকা তৈরি করে নিয়মিত বাস্তবায়ন করা।</w:t>
-      </w:r>
-    </w:p>
-    <w:p>
-      <w:r>
-        <w:br w:type="page"/>
-      </w:r>
-    </w:p>
-    <w:p>
-      <w:pPr>
-        <w:keepNext/>
-        <w:spacing w:before="240" w:after="160"/>
-        <w:jc w:val="left"/>
-        <w:pBdr>
-          <w:bottom w:val="single" w:sz="12" w:space="4" w:color="1E3A8A"/>
-        </w:pBdr>
-      </w:pPr>
-      <w:r>
-        <w:rPr>
-          <w:rFonts w:ascii="Kalpurush" w:hAnsi="Kalpurush"/>
-          <w:b/>
-          <w:i w:val="0"/>
-          <w:color w:val="1E3A8A"/>
-          <w:sz w:val="30"/>
-          <w:rFonts w:ascii="Kalpurush" w:hAnsi="Kalpurush" w:cs="Kalpurush"/>
-        </w:rPr>
-        <w:t>অধ্যায় ০৩: প্রাত্যহিক জীবনের সহজ আমল যা জান্নাতের পথ সুগম করে</w:t>
-      </w:r>
-    </w:p>
-    <w:p>
-      <w:pPr>
-        <w:spacing w:before="0" w:after="80" w:line="288" w:lineRule="auto"/>
-        <w:jc w:val="both"/>
-      </w:pPr>
-      <w:r>
-        <w:rPr>
-          <w:rFonts w:ascii="Kalpurush" w:hAnsi="Kalpurush"/>
-          <w:b/>
-          <w:i w:val="0"/>
-          <w:color w:val="0F172A"/>
-          <w:sz w:val="20"/>
-          <w:rFonts w:ascii="Kalpurush" w:hAnsi="Kalpurush" w:cs="Kalpurush"/>
-        </w:rPr>
-        <w:t>মূল বক্তব্য সংক্ষেপ:</w:t>
-      </w:r>
-      <w:r>
-        <w:rPr>
-          <w:rFonts w:ascii="Kalpurush" w:hAnsi="Kalpurush"/>
-          <w:b w:val="0"/>
-          <w:i w:val="0"/>
-          <w:color w:val="0F172A"/>
-          <w:sz w:val="20"/>
-          <w:rFonts w:ascii="Kalpurush" w:hAnsi="Kalpurush" w:cs="Kalpurush"/>
-        </w:rPr>
-        <w:t xml:space="preserve"> আজানের জবাব দান, ঘরে প্রবেশের সালাম, মসজিদে পদচারণা, সালাতের কাতার সোজা করা, অভাবীকে ঋণ পরিশোধে অবকাশ দান এবং আবু বকর (রা.)-এর চার আমলের অনন্য সম্মিলন।</w:t>
-      </w:r>
-    </w:p>
-    <w:p>
-      <w:pPr>
-        <w:keepNext/>
-        <w:spacing w:before="200" w:after="80"/>
-        <w:jc w:val="left"/>
-      </w:pPr>
-      <w:r>
-        <w:rPr>
-          <w:rFonts w:ascii="Kalpurush" w:hAnsi="Kalpurush"/>
-          <w:b/>
-          <w:i w:val="0"/>
-          <w:color w:val="1D4ED8"/>
-          <w:sz w:val="25"/>
-          <w:rFonts w:ascii="Kalpurush" w:hAnsi="Kalpurush" w:cs="Kalpurush"/>
-        </w:rPr>
-        <w:t>১. ভূমিকা ও প্রেক্ষাপট</w:t>
-      </w:r>
-    </w:p>
-    <w:p>
-      <w:pPr>
-        <w:spacing w:before="0" w:after="80" w:line="288" w:lineRule="auto"/>
-        <w:jc w:val="both"/>
-      </w:pPr>
-      <w:r>
-        <w:rPr>
-          <w:rFonts w:ascii="Kalpurush" w:hAnsi="Kalpurush"/>
-          <w:b w:val="0"/>
-          <w:i w:val="0"/>
-          <w:color w:val="0F172A"/>
-          <w:sz w:val="20"/>
-          <w:rFonts w:ascii="Kalpurush" w:hAnsi="Kalpurush" w:cs="Kalpurush"/>
-        </w:rPr>
-        <w:t>শায়খ আব্দুল কাইয়ুম খুতবার এ অংশে দৈনন্দিন জীবনের এমন কিছু অতি সাধারণ অথচ অপরিসীম সওয়াবের আমল আলোচনা করেন, যা পালন করতে অতিরিক্ত অর্থ বা অসাধ্য শ্রমের প্রয়োজন হয় না। সামান্য সদিচ্ছা ও সচেতনতাই একজন সাধারণ মুসলিমকে জান্নাতুল ফিরদাউসের সুউচ্চ মর্যাদায় পৌঁছে দিতে পারে।</w:t>
-      </w:r>
-    </w:p>
-    <w:p>
-      <w:pPr>
-        <w:keepNext/>
-        <w:spacing w:before="200" w:after="80"/>
-        <w:jc w:val="left"/>
-      </w:pPr>
-      <w:r>
-        <w:rPr>
-          <w:rFonts w:ascii="Kalpurush" w:hAnsi="Kalpurush"/>
-          <w:b/>
-          <w:i w:val="0"/>
-          <w:color w:val="1D4ED8"/>
-          <w:sz w:val="25"/>
-          <w:rFonts w:ascii="Kalpurush" w:hAnsi="Kalpurush" w:cs="Kalpurush"/>
-        </w:rPr>
-        <w:t>২. মৌলিক দলীলসমূহ (সহীহ হাদিস ভাণ্ডার)</w:t>
-      </w:r>
-    </w:p>
-    <w:tbl>
-      <w:tblPr>
-        <w:tblW w:type="auto" w:w="0"/>
-        <w:jc w:val="center"/>
-        <w:tblLayout w:type="fixed"/>
-        <w:tblLook w:firstColumn="1" w:firstRow="1" w:lastColumn="0" w:lastRow="0" w:noHBand="0" w:noVBand="1" w:val="04A0"/>
-        <w:tblBorders>
-          <w:top w:val="single" w:sz="6" w:space="0" w:color="1E3A8A"/>
-          <w:left w:val="none"/>
-          <w:bottom w:val="single" w:sz="6" w:space="0" w:color="CBD5E1"/>
-          <w:right w:val="none"/>
-          <w:insideH w:val="single" w:sz="4" w:space="0" w:color="E2E8F0"/>
-          <w:insideV w:val="none"/>
-        </w:tblBorders>
-      </w:tblPr>
-      <w:tblGrid>
-        <w:gridCol w:w="1587"/>
-        <w:gridCol w:w="1587"/>
-        <w:gridCol w:w="1587"/>
-        <w:gridCol w:w="1587"/>
-      </w:tblGrid>
-      <w:tr>
-        <w:tc>
-          <w:tcPr>
-            <w:tcW w:type="dxa" w:w="1587"/>
-            <w:shd w:fill="1E3A8A"/>
-            <w:tcMar>
-              <w:top w:w="80" w:type="dxa"/>
-              <w:bottom w:w="80" w:type="dxa"/>
-              <w:left w:w="100" w:type="dxa"/>
-              <w:right w:w="100" w:type="dxa"/>
-            </w:tcMar>
-          </w:tcPr>
-          <w:p>
-            <w:pPr>
-              <w:spacing w:before="40" w:after="40"/>
-              <w:jc w:val="center"/>
-            </w:pPr>
-            <w:r>
-              <w:rPr>
-                <w:rFonts w:ascii="Kalpurush" w:hAnsi="Kalpurush"/>
-                <w:b/>
-                <w:i w:val="0"/>
-                <w:color w:val="FFFFFF"/>
-                <w:sz w:val="18"/>
-                <w:rFonts w:ascii="Kalpurush" w:hAnsi="Kalpurush" w:cs="Kalpurush"/>
-              </w:rPr>
-              <w:t>আমলের শিরোনাম</w:t>
-            </w:r>
-          </w:p>
-        </w:tc>
-        <w:tc>
-          <w:tcPr>
-            <w:tcW w:type="dxa" w:w="1587"/>
-            <w:shd w:fill="1E3A8A"/>
-            <w:tcMar>
-              <w:top w:w="80" w:type="dxa"/>
-              <w:bottom w:w="80" w:type="dxa"/>
-              <w:left w:w="100" w:type="dxa"/>
-              <w:right w:w="100" w:type="dxa"/>
-            </w:tcMar>
-          </w:tcPr>
-          <w:p>
-            <w:pPr>
-              <w:spacing w:before="40" w:after="40"/>
-              <w:jc w:val="center"/>
-            </w:pPr>
-            <w:r>
-              <w:rPr>
-                <w:rFonts w:ascii="Kalpurush" w:hAnsi="Kalpurush"/>
-                <w:b/>
-                <w:i w:val="0"/>
-                <w:color w:val="FFFFFF"/>
-                <w:sz w:val="18"/>
-                <w:rFonts w:ascii="Kalpurush" w:hAnsi="Kalpurush" w:cs="Kalpurush"/>
-              </w:rPr>
-              <w:t>মূল আরবী পাঠ</w:t>
-            </w:r>
-          </w:p>
-        </w:tc>
-        <w:tc>
-          <w:tcPr>
-            <w:tcW w:type="dxa" w:w="1587"/>
-            <w:shd w:fill="1E3A8A"/>
-            <w:tcMar>
-              <w:top w:w="80" w:type="dxa"/>
-              <w:bottom w:w="80" w:type="dxa"/>
-              <w:left w:w="100" w:type="dxa"/>
-              <w:right w:w="100" w:type="dxa"/>
-            </w:tcMar>
-          </w:tcPr>
-          <w:p>
-            <w:pPr>
-              <w:spacing w:before="40" w:after="40"/>
-              <w:jc w:val="center"/>
-            </w:pPr>
-            <w:r>
-              <w:rPr>
-                <w:rFonts w:ascii="Kalpurush" w:hAnsi="Kalpurush"/>
-                <w:b/>
-                <w:i w:val="0"/>
-                <w:color w:val="FFFFFF"/>
-                <w:sz w:val="18"/>
-                <w:rFonts w:ascii="Kalpurush" w:hAnsi="Kalpurush" w:cs="Kalpurush"/>
-              </w:rPr>
-              <w:t>বিশুদ্ধ বঙ্গানুবাদ</w:t>
-            </w:r>
-          </w:p>
-        </w:tc>
-        <w:tc>
-          <w:tcPr>
-            <w:tcW w:type="dxa" w:w="1587"/>
-            <w:shd w:fill="1E3A8A"/>
-            <w:tcMar>
-              <w:top w:w="80" w:type="dxa"/>
-              <w:bottom w:w="80" w:type="dxa"/>
-              <w:left w:w="100" w:type="dxa"/>
-              <w:right w:w="100" w:type="dxa"/>
-            </w:tcMar>
-          </w:tcPr>
-          <w:p>
-            <w:pPr>
-              <w:spacing w:before="40" w:after="40"/>
-              <w:jc w:val="center"/>
-            </w:pPr>
-            <w:r>
-              <w:rPr>
-                <w:rFonts w:ascii="Kalpurush" w:hAnsi="Kalpurush"/>
-                <w:b/>
-                <w:i w:val="0"/>
-                <w:color w:val="FFFFFF"/>
-                <w:sz w:val="18"/>
-                <w:rFonts w:ascii="Kalpurush" w:hAnsi="Kalpurush" w:cs="Kalpurush"/>
-              </w:rPr>
-              <w:t>রেফারেন্স ও লিঙ্ক</w:t>
-            </w:r>
-          </w:p>
-        </w:tc>
-      </w:tr>
-      <w:tr>
-        <w:tc>
-          <w:tcPr>
-            <w:tcW w:type="dxa" w:w="1587"/>
-            <w:shd w:fill="FFFFFF"/>
-            <w:tcMar>
-              <w:top w:w="70" w:type="dxa"/>
-              <w:bottom w:w="70" w:type="dxa"/>
-              <w:left w:w="90" w:type="dxa"/>
-              <w:right w:w="90" w:type="dxa"/>
-            </w:tcMar>
-          </w:tcPr>
-          <w:p>
-            <w:pPr>
-              <w:spacing w:before="40" w:after="40" w:line="276" w:lineRule="auto"/>
-              <w:jc w:val="both"/>
-            </w:pPr>
-            <w:r>
-              <w:rPr>
-                <w:rFonts w:ascii="Kalpurush" w:hAnsi="Kalpurush"/>
-                <w:b w:val="0"/>
-                <w:i w:val="0"/>
-                <w:color w:val="0F172A"/>
-                <w:sz w:val="17"/>
-                <w:rFonts w:ascii="Kalpurush" w:hAnsi="Kalpurush" w:cs="Kalpurush"/>
-              </w:rPr>
-              <w:t>:---</w:t>
-            </w:r>
-          </w:p>
-        </w:tc>
-        <w:tc>
-          <w:tcPr>
-            <w:tcW w:type="dxa" w:w="1587"/>
-            <w:shd w:fill="FFFFFF"/>
-            <w:tcMar>
-              <w:top w:w="70" w:type="dxa"/>
-              <w:bottom w:w="70" w:type="dxa"/>
-              <w:left w:w="90" w:type="dxa"/>
-              <w:right w:w="90" w:type="dxa"/>
-            </w:tcMar>
-          </w:tcPr>
-          <w:p>
-            <w:pPr>
-              <w:spacing w:before="40" w:after="40" w:line="276" w:lineRule="auto"/>
-              <w:jc w:val="both"/>
-            </w:pPr>
-            <w:r>
-              <w:rPr>
-                <w:rFonts w:ascii="Kalpurush" w:hAnsi="Kalpurush"/>
-                <w:b w:val="0"/>
-                <w:i w:val="0"/>
-                <w:color w:val="0F172A"/>
-                <w:sz w:val="17"/>
-                <w:rFonts w:ascii="Kalpurush" w:hAnsi="Kalpurush" w:cs="Kalpurush"/>
-              </w:rPr>
-              <w:t>:---</w:t>
-            </w:r>
-          </w:p>
-        </w:tc>
-        <w:tc>
-          <w:tcPr>
-            <w:tcW w:type="dxa" w:w="1587"/>
-            <w:shd w:fill="FFFFFF"/>
-            <w:tcMar>
-              <w:top w:w="70" w:type="dxa"/>
-              <w:bottom w:w="70" w:type="dxa"/>
-              <w:left w:w="90" w:type="dxa"/>
-              <w:right w:w="90" w:type="dxa"/>
-            </w:tcMar>
-          </w:tcPr>
-          <w:p>
-            <w:pPr>
-              <w:spacing w:before="40" w:after="40" w:line="276" w:lineRule="auto"/>
-              <w:jc w:val="both"/>
-            </w:pPr>
-            <w:r>
-              <w:rPr>
-                <w:rFonts w:ascii="Kalpurush" w:hAnsi="Kalpurush"/>
-                <w:b w:val="0"/>
-                <w:i w:val="0"/>
-                <w:color w:val="0F172A"/>
-                <w:sz w:val="17"/>
-                <w:rFonts w:ascii="Kalpurush" w:hAnsi="Kalpurush" w:cs="Kalpurush"/>
-              </w:rPr>
-              <w:t>:---</w:t>
-            </w:r>
-          </w:p>
-        </w:tc>
-        <w:tc>
-          <w:tcPr>
-            <w:tcW w:type="dxa" w:w="1587"/>
-            <w:shd w:fill="FFFFFF"/>
-            <w:tcMar>
-              <w:top w:w="70" w:type="dxa"/>
-              <w:bottom w:w="70" w:type="dxa"/>
-              <w:left w:w="90" w:type="dxa"/>
-              <w:right w:w="90" w:type="dxa"/>
-            </w:tcMar>
-          </w:tcPr>
-          <w:p>
-            <w:pPr>
-              <w:spacing w:before="40" w:after="40" w:line="276" w:lineRule="auto"/>
-              <w:jc w:val="both"/>
-            </w:pPr>
-            <w:r>
-              <w:rPr>
-                <w:rFonts w:ascii="Kalpurush" w:hAnsi="Kalpurush"/>
-                <w:b w:val="0"/>
-                <w:i w:val="0"/>
-                <w:color w:val="0F172A"/>
-                <w:sz w:val="17"/>
-                <w:rFonts w:ascii="Kalpurush" w:hAnsi="Kalpurush" w:cs="Kalpurush"/>
-              </w:rPr>
-              <w:t>:---</w:t>
-            </w:r>
-          </w:p>
-        </w:tc>
-      </w:tr>
-      <w:tr>
-        <w:tc>
-          <w:tcPr>
-            <w:tcW w:type="dxa" w:w="1587"/>
-            <w:shd w:fill="F8FAFC"/>
-            <w:tcMar>
-              <w:top w:w="70" w:type="dxa"/>
-              <w:bottom w:w="70" w:type="dxa"/>
-              <w:left w:w="90" w:type="dxa"/>
-              <w:right w:w="90" w:type="dxa"/>
-            </w:tcMar>
-          </w:tcPr>
-          <w:p>
-            <w:pPr>
-              <w:spacing w:before="40" w:after="40" w:line="276" w:lineRule="auto"/>
-              <w:jc w:val="both"/>
-            </w:pPr>
-            <w:r>
-              <w:rPr>
-                <w:rFonts w:ascii="Kalpurush" w:hAnsi="Kalpurush"/>
-                <w:b/>
-                <w:i w:val="0"/>
-                <w:color w:val="0F172A"/>
-                <w:sz w:val="17"/>
-                <w:rFonts w:ascii="Kalpurush" w:hAnsi="Kalpurush" w:cs="Kalpurush"/>
-              </w:rPr>
-              <w:t>আজানের হুবহু জবাব দেওয়া</w:t>
-            </w:r>
-          </w:p>
-        </w:tc>
-        <w:tc>
-          <w:tcPr>
-            <w:tcW w:type="dxa" w:w="1587"/>
-            <w:shd w:fill="F8FAFC"/>
-            <w:tcMar>
-              <w:top w:w="70" w:type="dxa"/>
-              <w:bottom w:w="70" w:type="dxa"/>
-              <w:left w:w="90" w:type="dxa"/>
-              <w:right w:w="90" w:type="dxa"/>
-            </w:tcMar>
-          </w:tcPr>
-          <w:p>
-            <w:pPr>
-              <w:spacing w:before="40" w:after="40" w:line="276" w:lineRule="auto"/>
-              <w:jc w:val="both"/>
-            </w:pPr>
-            <w:r>
-              <w:rPr>
-                <w:rFonts w:ascii="Traditional Arabic" w:hAnsi="Traditional Arabic"/>
-                <w:b/>
-                <w:i w:val="0"/>
-                <w:color w:val="0F172A"/>
-                <w:sz w:val="22"/>
-                <w:rFonts w:ascii="Traditional Arabic" w:hAnsi="Traditional Arabic" w:cs="Traditional Arabic"/>
-              </w:rPr>
-              <w:t>إِذَا قَالَ الْمُؤَذِّنُ: اللَّهُ أَكْبَرُ اللَّهُ أَكْبَرُ... فَقَالَ مِنْ قَلْبِهِ: دَخَلَ الْجَنَّةَ</w:t>
-            </w:r>
-          </w:p>
-        </w:tc>
-        <w:tc>
-          <w:tcPr>
-            <w:tcW w:type="dxa" w:w="1587"/>
-            <w:shd w:fill="F8FAFC"/>
-            <w:tcMar>
-              <w:top w:w="70" w:type="dxa"/>
-              <w:bottom w:w="70" w:type="dxa"/>
-              <w:left w:w="90" w:type="dxa"/>
-              <w:right w:w="90" w:type="dxa"/>
-            </w:tcMar>
-          </w:tcPr>
-          <w:p>
-            <w:pPr>
-              <w:spacing w:before="40" w:after="40" w:line="276" w:lineRule="auto"/>
-              <w:jc w:val="both"/>
-            </w:pPr>
-            <w:r>
-              <w:rPr>
-                <w:rFonts w:ascii="Kalpurush" w:hAnsi="Kalpurush"/>
-                <w:b w:val="0"/>
-                <w:i w:val="0"/>
-                <w:color w:val="0F172A"/>
-                <w:sz w:val="17"/>
-                <w:rFonts w:ascii="Kalpurush" w:hAnsi="Kalpurush" w:cs="Kalpurush"/>
-              </w:rPr>
-              <w:t>মুয়াজ্জিন যখন বলে ‘আল্লাহু আকবার আল্লাহু আকবার’ এবং শ্রোতাও আন্তরিকভাবে অন্তরের গভীর থেকে তার অনুরূপ জবাব দেয় (হাইয়্যা আলাস সালাহর জবাবে লা হাওলা বলে), সে ব্যক্তি জান্নাতে প্রবেশ করবে।</w:t>
-            </w:r>
-          </w:p>
-        </w:tc>
-        <w:tc>
-          <w:tcPr>
-            <w:tcW w:type="dxa" w:w="1587"/>
-            <w:shd w:fill="F8FAFC"/>
-            <w:tcMar>
-              <w:top w:w="70" w:type="dxa"/>
-              <w:bottom w:w="70" w:type="dxa"/>
-              <w:left w:w="90" w:type="dxa"/>
-              <w:right w:w="90" w:type="dxa"/>
-            </w:tcMar>
-          </w:tcPr>
-          <w:p>
-            <w:pPr>
-              <w:spacing w:before="40" w:after="40" w:line="276" w:lineRule="auto"/>
-              <w:jc w:val="both"/>
-            </w:pPr>
-            <w:r>
-              <w:rPr>
-                <w:rFonts w:ascii="Kalpurush" w:hAnsi="Kalpurush"/>
-                <w:b w:val="0"/>
-                <w:i/>
-                <w:color w:val="1D4ED8"/>
-                <w:sz w:val="17"/>
-                <w:rFonts w:ascii="Kalpurush" w:hAnsi="Kalpurush" w:cs="Kalpurush"/>
-              </w:rPr>
-              <w:t>সহীহ মুসলিম: ৩৮৪</w:t>
-            </w:r>
-          </w:p>
-        </w:tc>
-      </w:tr>
-      <w:tr>
-        <w:tc>
-          <w:tcPr>
-            <w:tcW w:type="dxa" w:w="1587"/>
-            <w:shd w:fill="FFFFFF"/>
-            <w:tcMar>
-              <w:top w:w="70" w:type="dxa"/>
-              <w:bottom w:w="70" w:type="dxa"/>
-              <w:left w:w="90" w:type="dxa"/>
-              <w:right w:w="90" w:type="dxa"/>
-            </w:tcMar>
-          </w:tcPr>
-          <w:p>
-            <w:pPr>
-              <w:spacing w:before="40" w:after="40" w:line="276" w:lineRule="auto"/>
-              <w:jc w:val="both"/>
-            </w:pPr>
-            <w:r>
-              <w:rPr>
-                <w:rFonts w:ascii="Kalpurush" w:hAnsi="Kalpurush"/>
-                <w:b/>
-                <w:i w:val="0"/>
-                <w:color w:val="0F172A"/>
-                <w:sz w:val="17"/>
-                <w:rFonts w:ascii="Kalpurush" w:hAnsi="Kalpurush" w:cs="Kalpurush"/>
-              </w:rPr>
-              <w:t>ঘরে প্রবেশের সময় সালাম প্রদান</w:t>
-            </w:r>
-          </w:p>
-        </w:tc>
-        <w:tc>
-          <w:tcPr>
-            <w:tcW w:type="dxa" w:w="1587"/>
-            <w:shd w:fill="FFFFFF"/>
-            <w:tcMar>
-              <w:top w:w="70" w:type="dxa"/>
-              <w:bottom w:w="70" w:type="dxa"/>
-              <w:left w:w="90" w:type="dxa"/>
-              <w:right w:w="90" w:type="dxa"/>
-            </w:tcMar>
-          </w:tcPr>
-          <w:p>
-            <w:pPr>
-              <w:spacing w:before="40" w:after="40" w:line="276" w:lineRule="auto"/>
-              <w:jc w:val="both"/>
-            </w:pPr>
-            <w:r>
-              <w:rPr>
-                <w:rFonts w:ascii="Traditional Arabic" w:hAnsi="Traditional Arabic"/>
-                <w:b/>
-                <w:i w:val="0"/>
-                <w:color w:val="0F172A"/>
-                <w:sz w:val="22"/>
-                <w:rFonts w:ascii="Traditional Arabic" w:hAnsi="Traditional Arabic" w:cs="Traditional Arabic"/>
-              </w:rPr>
-              <w:t>ثَلَاثَةٌ كُلُّهُمْ ضَامِنٌ عَلَى اللَّهِ عَزَّ وَجَلَّ: ... وَرَجُلٌ دَخَلَ بَيْتَهُ بِسَلَامٍ فَهُوَ ضَامِنٌ عَلَى اللَّهِ</w:t>
-            </w:r>
-          </w:p>
-        </w:tc>
-        <w:tc>
-          <w:tcPr>
-            <w:tcW w:type="dxa" w:w="1587"/>
-            <w:shd w:fill="FFFFFF"/>
-            <w:tcMar>
-              <w:top w:w="70" w:type="dxa"/>
-              <w:bottom w:w="70" w:type="dxa"/>
-              <w:left w:w="90" w:type="dxa"/>
-              <w:right w:w="90" w:type="dxa"/>
-            </w:tcMar>
-          </w:tcPr>
-          <w:p>
-            <w:pPr>
-              <w:spacing w:before="40" w:after="40" w:line="276" w:lineRule="auto"/>
-              <w:jc w:val="both"/>
-            </w:pPr>
-            <w:r>
-              <w:rPr>
-                <w:rFonts w:ascii="Kalpurush" w:hAnsi="Kalpurush"/>
-                <w:b w:val="0"/>
-                <w:i w:val="0"/>
-                <w:color w:val="0F172A"/>
-                <w:sz w:val="17"/>
-                <w:rFonts w:ascii="Kalpurush" w:hAnsi="Kalpurush" w:cs="Kalpurush"/>
-              </w:rPr>
-              <w:t>তিন ব্যক্তি এমন রয়েছে যাদের জামিনদার স্বয়ং আল্লাহ তা‘আলা:... আর যে ব্যক্তি সালাম দিয়ে নিজ ঘরে প্রবেশ করে, আল্লাহ তার নিরাপত্তার ও জান্নাতের জামিনদার হন।</w:t>
-            </w:r>
-          </w:p>
-        </w:tc>
-        <w:tc>
-          <w:tcPr>
-            <w:tcW w:type="dxa" w:w="1587"/>
-            <w:shd w:fill="FFFFFF"/>
-            <w:tcMar>
-              <w:top w:w="70" w:type="dxa"/>
-              <w:bottom w:w="70" w:type="dxa"/>
-              <w:left w:w="90" w:type="dxa"/>
-              <w:right w:w="90" w:type="dxa"/>
-            </w:tcMar>
-          </w:tcPr>
-          <w:p>
-            <w:pPr>
-              <w:spacing w:before="40" w:after="40" w:line="276" w:lineRule="auto"/>
-              <w:jc w:val="both"/>
-            </w:pPr>
-            <w:r>
-              <w:rPr>
-                <w:rFonts w:ascii="Kalpurush" w:hAnsi="Kalpurush"/>
-                <w:b w:val="0"/>
-                <w:i/>
-                <w:color w:val="1D4ED8"/>
-                <w:sz w:val="17"/>
-                <w:rFonts w:ascii="Kalpurush" w:hAnsi="Kalpurush" w:cs="Kalpurush"/>
-              </w:rPr>
-              <w:t>সুনানে আবু দাউদ: ২৪৯৪ (সহীহ)</w:t>
-            </w:r>
-          </w:p>
-        </w:tc>
-      </w:tr>
-      <w:tr>
-        <w:tc>
-          <w:tcPr>
-            <w:tcW w:type="dxa" w:w="1587"/>
-            <w:shd w:fill="F8FAFC"/>
-            <w:tcMar>
-              <w:top w:w="70" w:type="dxa"/>
-              <w:bottom w:w="70" w:type="dxa"/>
-              <w:left w:w="90" w:type="dxa"/>
-              <w:right w:w="90" w:type="dxa"/>
-            </w:tcMar>
-          </w:tcPr>
-          <w:p>
-            <w:pPr>
-              <w:spacing w:before="40" w:after="40" w:line="276" w:lineRule="auto"/>
-              <w:jc w:val="both"/>
-            </w:pPr>
-            <w:r>
-              <w:rPr>
-                <w:rFonts w:ascii="Kalpurush" w:hAnsi="Kalpurush"/>
-                <w:b/>
-                <w:i w:val="0"/>
-                <w:color w:val="0F172A"/>
-                <w:sz w:val="17"/>
-                <w:rFonts w:ascii="Kalpurush" w:hAnsi="Kalpurush" w:cs="Kalpurush"/>
-              </w:rPr>
-              <w:t>মসজিদে হেঁটে গমন</w:t>
-            </w:r>
-          </w:p>
-        </w:tc>
-        <w:tc>
-          <w:tcPr>
-            <w:tcW w:type="dxa" w:w="1587"/>
-            <w:shd w:fill="F8FAFC"/>
-            <w:tcMar>
-              <w:top w:w="70" w:type="dxa"/>
-              <w:bottom w:w="70" w:type="dxa"/>
-              <w:left w:w="90" w:type="dxa"/>
-              <w:right w:w="90" w:type="dxa"/>
-            </w:tcMar>
-          </w:tcPr>
-          <w:p>
-            <w:pPr>
-              <w:spacing w:before="40" w:after="40" w:line="276" w:lineRule="auto"/>
-              <w:jc w:val="both"/>
-            </w:pPr>
-            <w:r>
-              <w:rPr>
-                <w:rFonts w:ascii="Traditional Arabic" w:hAnsi="Traditional Arabic"/>
-                <w:b/>
-                <w:i w:val="0"/>
-                <w:color w:val="0F172A"/>
-                <w:sz w:val="22"/>
-                <w:rFonts w:ascii="Traditional Arabic" w:hAnsi="Traditional Arabic" w:cs="Traditional Arabic"/>
-              </w:rPr>
-              <w:t>مَنْ غَدَا إِلَى الْمَسْجِدِ وَرَاحَ أَعَدَّ اللَّهُ لَهُ فِي الْجَنَّةِ نُزُلًا كُلَّمَا غَدَا أَوْ رَاحَ</w:t>
-            </w:r>
-          </w:p>
-        </w:tc>
-        <w:tc>
-          <w:tcPr>
-            <w:tcW w:type="dxa" w:w="1587"/>
-            <w:shd w:fill="F8FAFC"/>
-            <w:tcMar>
-              <w:top w:w="70" w:type="dxa"/>
-              <w:bottom w:w="70" w:type="dxa"/>
-              <w:left w:w="90" w:type="dxa"/>
-              <w:right w:w="90" w:type="dxa"/>
-            </w:tcMar>
-          </w:tcPr>
-          <w:p>
-            <w:pPr>
-              <w:spacing w:before="40" w:after="40" w:line="276" w:lineRule="auto"/>
-              <w:jc w:val="both"/>
-            </w:pPr>
-            <w:r>
-              <w:rPr>
-                <w:rFonts w:ascii="Kalpurush" w:hAnsi="Kalpurush"/>
-                <w:b w:val="0"/>
-                <w:i w:val="0"/>
-                <w:color w:val="0F172A"/>
-                <w:sz w:val="17"/>
-                <w:rFonts w:ascii="Kalpurush" w:hAnsi="Kalpurush" w:cs="Kalpurush"/>
-              </w:rPr>
-              <w:t>যে ব্যক্তি সকালবেলা অথবা সন্ধ্যাবেলা মসজিদের উদ্দেশ্যে হেঁটে যায়, যতবার সে সকালে বা সন্ধ্যায় গমন করে আল্লাহ তা‘আলা জান্নাতে তার জন্য মেহমানদারির বিশেষ আয়োজন প্রস্তুত করেন।</w:t>
-            </w:r>
-          </w:p>
-        </w:tc>
-        <w:tc>
-          <w:tcPr>
-            <w:tcW w:type="dxa" w:w="1587"/>
-            <w:shd w:fill="F8FAFC"/>
-            <w:tcMar>
-              <w:top w:w="70" w:type="dxa"/>
-              <w:bottom w:w="70" w:type="dxa"/>
-              <w:left w:w="90" w:type="dxa"/>
-              <w:right w:w="90" w:type="dxa"/>
-            </w:tcMar>
-          </w:tcPr>
-          <w:p>
-            <w:pPr>
-              <w:spacing w:before="40" w:after="40" w:line="276" w:lineRule="auto"/>
-              <w:jc w:val="both"/>
-            </w:pPr>
-            <w:r>
-              <w:rPr>
-                <w:rFonts w:ascii="Kalpurush" w:hAnsi="Kalpurush"/>
-                <w:b w:val="0"/>
-                <w:i/>
-                <w:color w:val="1D4ED8"/>
-                <w:sz w:val="17"/>
-                <w:rFonts w:ascii="Kalpurush" w:hAnsi="Kalpurush" w:cs="Kalpurush"/>
-              </w:rPr>
-              <w:t>সহীহ বুখারী: ৬৬২; সহীহ মুসলিম: ৬৬৯</w:t>
-            </w:r>
-          </w:p>
-        </w:tc>
-      </w:tr>
-      <w:tr>
-        <w:tc>
-          <w:tcPr>
-            <w:tcW w:type="dxa" w:w="1587"/>
-            <w:shd w:fill="FFFFFF"/>
-            <w:tcMar>
-              <w:top w:w="70" w:type="dxa"/>
-              <w:bottom w:w="70" w:type="dxa"/>
-              <w:left w:w="90" w:type="dxa"/>
-              <w:right w:w="90" w:type="dxa"/>
-            </w:tcMar>
-          </w:tcPr>
-          <w:p>
-            <w:pPr>
-              <w:spacing w:before="40" w:after="40" w:line="276" w:lineRule="auto"/>
-              <w:jc w:val="both"/>
-            </w:pPr>
-            <w:r>
-              <w:rPr>
-                <w:rFonts w:ascii="Kalpurush" w:hAnsi="Kalpurush"/>
-                <w:b/>
-                <w:i w:val="0"/>
-                <w:color w:val="0F172A"/>
-                <w:sz w:val="17"/>
-                <w:rFonts w:ascii="Kalpurush" w:hAnsi="Kalpurush" w:cs="Kalpurush"/>
-              </w:rPr>
-              <w:t>সালাতের কাতারে ফাঁকা পূরণ</w:t>
-            </w:r>
-          </w:p>
-        </w:tc>
-        <w:tc>
-          <w:tcPr>
-            <w:tcW w:type="dxa" w:w="1587"/>
-            <w:shd w:fill="FFFFFF"/>
-            <w:tcMar>
-              <w:top w:w="70" w:type="dxa"/>
-              <w:bottom w:w="70" w:type="dxa"/>
-              <w:left w:w="90" w:type="dxa"/>
-              <w:right w:w="90" w:type="dxa"/>
-            </w:tcMar>
-          </w:tcPr>
-          <w:p>
-            <w:pPr>
-              <w:spacing w:before="40" w:after="40" w:line="276" w:lineRule="auto"/>
-              <w:jc w:val="both"/>
-            </w:pPr>
-            <w:r>
-              <w:rPr>
-                <w:rFonts w:ascii="Traditional Arabic" w:hAnsi="Traditional Arabic"/>
-                <w:b/>
-                <w:i w:val="0"/>
-                <w:color w:val="0F172A"/>
-                <w:sz w:val="22"/>
-                <w:rFonts w:ascii="Traditional Arabic" w:hAnsi="Traditional Arabic" w:cs="Traditional Arabic"/>
-              </w:rPr>
-              <w:t>مَنْ سَدَّ فُرْجَةً فِي صَفٍّ رَفَعَهُ اللَّهُ بِهَا دَرَجَةً وَبَنَى لَهُ بَنَى لَهُ بَيْتًا فِي الْجَنَّةِ</w:t>
-            </w:r>
-          </w:p>
-        </w:tc>
-        <w:tc>
-          <w:tcPr>
-            <w:tcW w:type="dxa" w:w="1587"/>
-            <w:shd w:fill="FFFFFF"/>
-            <w:tcMar>
-              <w:top w:w="70" w:type="dxa"/>
-              <w:bottom w:w="70" w:type="dxa"/>
-              <w:left w:w="90" w:type="dxa"/>
-              <w:right w:w="90" w:type="dxa"/>
-            </w:tcMar>
-          </w:tcPr>
-          <w:p>
-            <w:pPr>
-              <w:spacing w:before="40" w:after="40" w:line="276" w:lineRule="auto"/>
-              <w:jc w:val="both"/>
-            </w:pPr>
-            <w:r>
-              <w:rPr>
-                <w:rFonts w:ascii="Kalpurush" w:hAnsi="Kalpurush"/>
-                <w:b w:val="0"/>
-                <w:i w:val="0"/>
-                <w:color w:val="0F172A"/>
-                <w:sz w:val="17"/>
-                <w:rFonts w:ascii="Kalpurush" w:hAnsi="Kalpurush" w:cs="Kalpurush"/>
-              </w:rPr>
-              <w:t>যে ব্যক্তি সালাতের কাতারের মধ্যকার ফাঁকা জায়গা পূরণ করে দাঁড়ায়, আল্লাহ এর বিনিময়ে তার একটি মর্যাদা বৃদ্ধি করেন এবং জান্নাতে তার জন্য একটি ঘর নির্মাণ করেন।</w:t>
-            </w:r>
-          </w:p>
-        </w:tc>
-        <w:tc>
-          <w:tcPr>
-            <w:tcW w:type="dxa" w:w="1587"/>
-            <w:shd w:fill="FFFFFF"/>
-            <w:tcMar>
-              <w:top w:w="70" w:type="dxa"/>
-              <w:bottom w:w="70" w:type="dxa"/>
-              <w:left w:w="90" w:type="dxa"/>
-              <w:right w:w="90" w:type="dxa"/>
-            </w:tcMar>
-          </w:tcPr>
-          <w:p>
-            <w:pPr>
-              <w:spacing w:before="40" w:after="40" w:line="276" w:lineRule="auto"/>
-              <w:jc w:val="both"/>
-            </w:pPr>
-            <w:r>
-              <w:rPr>
-                <w:rFonts w:ascii="Kalpurush" w:hAnsi="Kalpurush"/>
-                <w:b w:val="0"/>
-                <w:i/>
-                <w:color w:val="1D4ED8"/>
-                <w:sz w:val="17"/>
-                <w:rFonts w:ascii="Kalpurush" w:hAnsi="Kalpurush" w:cs="Kalpurush"/>
-              </w:rPr>
-              <w:t>সিলসিলাতুস সহীহাহ: ১৮৯৮</w:t>
-            </w:r>
-          </w:p>
-        </w:tc>
-      </w:tr>
-      <w:tr>
-        <w:tc>
-          <w:tcPr>
-            <w:tcW w:type="dxa" w:w="1587"/>
-            <w:shd w:fill="F8FAFC"/>
-            <w:tcMar>
-              <w:top w:w="70" w:type="dxa"/>
-              <w:bottom w:w="70" w:type="dxa"/>
-              <w:left w:w="90" w:type="dxa"/>
-              <w:right w:w="90" w:type="dxa"/>
-            </w:tcMar>
-          </w:tcPr>
-          <w:p>
-            <w:pPr>
-              <w:spacing w:before="40" w:after="40" w:line="276" w:lineRule="auto"/>
-              <w:jc w:val="both"/>
-            </w:pPr>
-            <w:r>
-              <w:rPr>
-                <w:rFonts w:ascii="Kalpurush" w:hAnsi="Kalpurush"/>
-                <w:b/>
-                <w:i w:val="0"/>
-                <w:color w:val="0F172A"/>
-                <w:sz w:val="17"/>
-                <w:rFonts w:ascii="Kalpurush" w:hAnsi="Kalpurush" w:cs="Kalpurush"/>
-              </w:rPr>
-              <w:t>ঋণগ্রস্ত ব্যক্তিকে অবকাশ প্রদান</w:t>
-            </w:r>
-          </w:p>
-        </w:tc>
-        <w:tc>
-          <w:tcPr>
-            <w:tcW w:type="dxa" w:w="1587"/>
-            <w:shd w:fill="F8FAFC"/>
-            <w:tcMar>
-              <w:top w:w="70" w:type="dxa"/>
-              <w:bottom w:w="70" w:type="dxa"/>
-              <w:left w:w="90" w:type="dxa"/>
-              <w:right w:w="90" w:type="dxa"/>
-            </w:tcMar>
-          </w:tcPr>
-          <w:p>
-            <w:pPr>
-              <w:spacing w:before="40" w:after="40" w:line="276" w:lineRule="auto"/>
-              <w:jc w:val="both"/>
-            </w:pPr>
-            <w:r>
-              <w:rPr>
-                <w:rFonts w:ascii="Traditional Arabic" w:hAnsi="Traditional Arabic"/>
-                <w:b/>
-                <w:i w:val="0"/>
-                <w:color w:val="0F172A"/>
-                <w:sz w:val="22"/>
-                <w:rFonts w:ascii="Traditional Arabic" w:hAnsi="Traditional Arabic" w:cs="Traditional Arabic"/>
-              </w:rPr>
-              <w:t>كَانَ رَجُلٌ يُدَايِنُ النَّاسَ، فَكَانَ يَقُولُ لِفَتَاهُ: إِذَا أَتَيْتَ مُعْسِرًا فَتَجَاوَزْ عَنْهُ، لَعَلَّ اللَّهَ أَنْ يَتَجَاوَزَ عَنَّا، فَلَقِيَ اللَّهَ فَتَجَاوَزَ عَنْهُ</w:t>
-            </w:r>
-          </w:p>
-        </w:tc>
-        <w:tc>
-          <w:tcPr>
-            <w:tcW w:type="dxa" w:w="1587"/>
-            <w:shd w:fill="F8FAFC"/>
-            <w:tcMar>
-              <w:top w:w="70" w:type="dxa"/>
-              <w:bottom w:w="70" w:type="dxa"/>
-              <w:left w:w="90" w:type="dxa"/>
-              <w:right w:w="90" w:type="dxa"/>
-            </w:tcMar>
-          </w:tcPr>
-          <w:p>
-            <w:pPr>
-              <w:spacing w:before="40" w:after="40" w:line="276" w:lineRule="auto"/>
-              <w:jc w:val="both"/>
-            </w:pPr>
-            <w:r>
-              <w:rPr>
-                <w:rFonts w:ascii="Kalpurush" w:hAnsi="Kalpurush"/>
-                <w:b w:val="0"/>
-                <w:i w:val="0"/>
-                <w:color w:val="0F172A"/>
-                <w:sz w:val="17"/>
-                <w:rFonts w:ascii="Kalpurush" w:hAnsi="Kalpurush" w:cs="Kalpurush"/>
-              </w:rPr>
-              <w:t>এক ব্যক্তি মানুষকে ঋণ দিত। সে তার কর্মচারীকে নির্দেশ দিত: যখন কোনো অভাবগ্রস্ত ঋণগ্রহীতার কাছে যাবে, তাকে অবকাশ দিও বা মাফ করে দিও, যেন আল্লাহও আমাদের অপরাধ মাফ করে দেন। মৃত্যুর পর আল্লাহর সাথে সাক্ষাতকালে আল্লাহ তাকে মাফ করে জান্নাত দান করেন।</w:t>
-            </w:r>
-          </w:p>
-        </w:tc>
-        <w:tc>
-          <w:tcPr>
-            <w:tcW w:type="dxa" w:w="1587"/>
-            <w:shd w:fill="F8FAFC"/>
-            <w:tcMar>
-              <w:top w:w="70" w:type="dxa"/>
-              <w:bottom w:w="70" w:type="dxa"/>
-              <w:left w:w="90" w:type="dxa"/>
-              <w:right w:w="90" w:type="dxa"/>
-            </w:tcMar>
-          </w:tcPr>
-          <w:p>
-            <w:pPr>
-              <w:spacing w:before="40" w:after="40" w:line="276" w:lineRule="auto"/>
-              <w:jc w:val="both"/>
-            </w:pPr>
-            <w:r>
-              <w:rPr>
-                <w:rFonts w:ascii="Kalpurush" w:hAnsi="Kalpurush"/>
-                <w:b w:val="0"/>
-                <w:i/>
-                <w:color w:val="1D4ED8"/>
-                <w:sz w:val="17"/>
-                <w:rFonts w:ascii="Kalpurush" w:hAnsi="Kalpurush" w:cs="Kalpurush"/>
-              </w:rPr>
-              <w:t>সহীহ বুখারী: ২০৭৮; সহীহ মুসলিম: ১৫৬০</w:t>
-            </w:r>
-          </w:p>
-        </w:tc>
-      </w:tr>
-    </w:tbl>
-    <w:p>
-      <w:pPr>
-        <w:spacing w:before="0" w:after="80"/>
-      </w:pPr>
-    </w:p>
-    <w:p>
-      <w:pPr>
-        <w:keepNext/>
-        <w:spacing w:before="200" w:after="80"/>
-        <w:jc w:val="left"/>
-      </w:pPr>
-      <w:r>
-        <w:rPr>
-          <w:rFonts w:ascii="Kalpurush" w:hAnsi="Kalpurush"/>
-          <w:b/>
-          <w:i w:val="0"/>
-          <w:color w:val="1D4ED8"/>
-          <w:sz w:val="25"/>
-          <w:rFonts w:ascii="Kalpurush" w:hAnsi="Kalpurush" w:cs="Kalpurush"/>
-        </w:rPr>
-        <w:t>৩. আবু বকর (রা.)-এর মহিমান্বিত চার আমল</w:t>
-      </w:r>
-    </w:p>
-    <w:p>
-      <w:pPr>
-        <w:spacing w:before="0" w:after="80" w:line="288" w:lineRule="auto"/>
-        <w:jc w:val="both"/>
-      </w:pPr>
-      <w:r>
-        <w:rPr>
-          <w:rFonts w:ascii="Kalpurush" w:hAnsi="Kalpurush"/>
-          <w:b w:val="0"/>
-          <w:i w:val="0"/>
-          <w:color w:val="0F172A"/>
-          <w:sz w:val="20"/>
-          <w:rFonts w:ascii="Kalpurush" w:hAnsi="Kalpurush" w:cs="Kalpurush"/>
-        </w:rPr>
-        <w:t>শায়খ আব্দুল কাইয়ুম সহীহ মুসলিমের এক বিস্ময়কর হাদিস বর্ণনা করে বলেন, একদিন রাসূলুল্লাহ সাল্লাল্লাহু আলাইহি ওয়াসাল্লাম ফজরের সালাতের পর সাহাবীদের মজলিসে পরপর চারটি প্রশ্ন করেন:</w:t>
-      </w:r>
-    </w:p>
-    <w:p>
-      <w:pPr>
-        <w:spacing w:before="20" w:after="60" w:line="276" w:lineRule="auto"/>
-        <w:ind w:left="288"/>
-      </w:pPr>
-      <w:r>
-        <w:rPr>
-          <w:rFonts w:ascii="Kalpurush" w:hAnsi="Kalpurush"/>
-          <w:b/>
-          <w:i w:val="0"/>
-          <w:color w:val="1E3A8A"/>
-          <w:sz w:val="20"/>
-          <w:rFonts w:ascii="Kalpurush" w:hAnsi="Kalpurush" w:cs="Kalpurush"/>
-        </w:rPr>
-        <w:t xml:space="preserve">1.  </w:t>
-      </w:r>
-      <w:r>
-        <w:rPr>
-          <w:rFonts w:ascii="Kalpurush" w:hAnsi="Kalpurush"/>
-          <w:b w:val="0"/>
-          <w:i/>
-          <w:color w:val="0F172A"/>
-          <w:sz w:val="20"/>
-          <w:rFonts w:ascii="Kalpurush" w:hAnsi="Kalpurush" w:cs="Kalpurush"/>
-        </w:rPr>
-        <w:t>"তোমাদের মধ্যে আজ কে সিয়াম পালনরত অবস্থায় সকাল করেছ?"</w:t>
-      </w:r>
-      <w:r>
-        <w:rPr>
-          <w:rFonts w:ascii="Kalpurush" w:hAnsi="Kalpurush"/>
-          <w:b w:val="0"/>
-          <w:i w:val="0"/>
-          <w:color w:val="0F172A"/>
-          <w:sz w:val="20"/>
-          <w:rFonts w:ascii="Kalpurush" w:hAnsi="Kalpurush" w:cs="Kalpurush"/>
-        </w:rPr>
-        <w:t xml:space="preserve"> — আবু বকর (রা.) বললেন: আমি।</w:t>
-      </w:r>
-    </w:p>
-    <w:p>
-      <w:pPr>
-        <w:spacing w:before="20" w:after="60" w:line="276" w:lineRule="auto"/>
-        <w:ind w:left="288"/>
-      </w:pPr>
-      <w:r>
-        <w:rPr>
-          <w:rFonts w:ascii="Kalpurush" w:hAnsi="Kalpurush"/>
-          <w:b/>
-          <w:i w:val="0"/>
-          <w:color w:val="1E3A8A"/>
-          <w:sz w:val="20"/>
-          <w:rFonts w:ascii="Kalpurush" w:hAnsi="Kalpurush" w:cs="Kalpurush"/>
-        </w:rPr>
-        <w:t xml:space="preserve">2.  </w:t>
-      </w:r>
-      <w:r>
-        <w:rPr>
-          <w:rFonts w:ascii="Kalpurush" w:hAnsi="Kalpurush"/>
-          <w:b w:val="0"/>
-          <w:i/>
-          <w:color w:val="0F172A"/>
-          <w:sz w:val="20"/>
-          <w:rFonts w:ascii="Kalpurush" w:hAnsi="Kalpurush" w:cs="Kalpurush"/>
-        </w:rPr>
-        <w:t>"আজ তোমাদের মধ্যে কে কোনো জানাজায় শরিক হয়েছ?"</w:t>
-      </w:r>
-      <w:r>
-        <w:rPr>
-          <w:rFonts w:ascii="Kalpurush" w:hAnsi="Kalpurush"/>
-          <w:b w:val="0"/>
-          <w:i w:val="0"/>
-          <w:color w:val="0F172A"/>
-          <w:sz w:val="20"/>
-          <w:rFonts w:ascii="Kalpurush" w:hAnsi="Kalpurush" w:cs="Kalpurush"/>
-        </w:rPr>
-        <w:t xml:space="preserve"> — আবু বকর (রা.) বললেন: আমি।</w:t>
-      </w:r>
-    </w:p>
-    <w:p>
-      <w:pPr>
-        <w:spacing w:before="20" w:after="60" w:line="276" w:lineRule="auto"/>
-        <w:ind w:left="288"/>
-      </w:pPr>
-      <w:r>
-        <w:rPr>
-          <w:rFonts w:ascii="Kalpurush" w:hAnsi="Kalpurush"/>
-          <w:b/>
-          <w:i w:val="0"/>
-          <w:color w:val="1E3A8A"/>
-          <w:sz w:val="20"/>
-          <w:rFonts w:ascii="Kalpurush" w:hAnsi="Kalpurush" w:cs="Kalpurush"/>
-        </w:rPr>
-        <w:t xml:space="preserve">3.  </w:t>
-      </w:r>
-      <w:r>
-        <w:rPr>
-          <w:rFonts w:ascii="Kalpurush" w:hAnsi="Kalpurush"/>
-          <w:b w:val="0"/>
-          <w:i/>
-          <w:color w:val="0F172A"/>
-          <w:sz w:val="20"/>
-          <w:rFonts w:ascii="Kalpurush" w:hAnsi="Kalpurush" w:cs="Kalpurush"/>
-        </w:rPr>
-        <w:t>"আজ তোমাদের মধ্যে কে কোনো মিসকীনকে খাবার খাইয়েছ?"</w:t>
-      </w:r>
-      <w:r>
-        <w:rPr>
-          <w:rFonts w:ascii="Kalpurush" w:hAnsi="Kalpurush"/>
-          <w:b w:val="0"/>
-          <w:i w:val="0"/>
-          <w:color w:val="0F172A"/>
-          <w:sz w:val="20"/>
-          <w:rFonts w:ascii="Kalpurush" w:hAnsi="Kalpurush" w:cs="Kalpurush"/>
-        </w:rPr>
-        <w:t xml:space="preserve"> — আবু বকর (রা.) বললেন: আমি।</w:t>
-      </w:r>
-    </w:p>
-    <w:p>
-      <w:pPr>
-        <w:spacing w:before="20" w:after="60" w:line="276" w:lineRule="auto"/>
-        <w:ind w:left="288"/>
-      </w:pPr>
-      <w:r>
-        <w:rPr>
-          <w:rFonts w:ascii="Kalpurush" w:hAnsi="Kalpurush"/>
-          <w:b/>
-          <w:i w:val="0"/>
-          <w:color w:val="1E3A8A"/>
-          <w:sz w:val="20"/>
-          <w:rFonts w:ascii="Kalpurush" w:hAnsi="Kalpurush" w:cs="Kalpurush"/>
-        </w:rPr>
-        <w:t xml:space="preserve">4.  </w:t>
-      </w:r>
-      <w:r>
-        <w:rPr>
-          <w:rFonts w:ascii="Kalpurush" w:hAnsi="Kalpurush"/>
-          <w:b w:val="0"/>
-          <w:i/>
-          <w:color w:val="0F172A"/>
-          <w:sz w:val="20"/>
-          <w:rFonts w:ascii="Kalpurush" w:hAnsi="Kalpurush" w:cs="Kalpurush"/>
-        </w:rPr>
-        <w:t>"আজ তোমাদের মধ্যে কে কোনো অসুস্থ রোগীকে দেখতে গিয়েছ?"</w:t>
-      </w:r>
-      <w:r>
-        <w:rPr>
-          <w:rFonts w:ascii="Kalpurush" w:hAnsi="Kalpurush"/>
-          <w:b w:val="0"/>
-          <w:i w:val="0"/>
-          <w:color w:val="0F172A"/>
-          <w:sz w:val="20"/>
-          <w:rFonts w:ascii="Kalpurush" w:hAnsi="Kalpurush" w:cs="Kalpurush"/>
-        </w:rPr>
-        <w:t xml:space="preserve"> — আবু বকর (রা.) বললেন: আমি।</w:t>
-      </w:r>
-    </w:p>
-    <w:p>
-      <w:pPr>
-        <w:spacing w:before="0" w:after="80" w:line="288" w:lineRule="auto"/>
-        <w:jc w:val="both"/>
-      </w:pPr>
-      <w:r>
-        <w:rPr>
-          <w:rFonts w:ascii="Kalpurush" w:hAnsi="Kalpurush"/>
-          <w:b w:val="0"/>
-          <w:i w:val="0"/>
-          <w:color w:val="0F172A"/>
-          <w:sz w:val="20"/>
-          <w:rFonts w:ascii="Kalpurush" w:hAnsi="Kalpurush" w:cs="Kalpurush"/>
-        </w:rPr>
-        <w:t>অতঃপর আল্লাহর রাসূল সাল্লাল্লাহু আলাইহি ওয়াসাল্লাম এক অবিস্মরণীয় ঘোষণা দিলেন:</w:t>
+        <w:t>জান্নাতের অফুরন্ত নেয়ামত লাভের জন্য বান্দাকে এমন কিছু স্থায়ী নেক অভ্যাস গড়ে তুলতে হবে, যা তার দৈনন্দিন জীবনে স্বতঃস্ফূর্তভাবে জারি থাকে। রাসূলুল্লাহ সাল্লাল্লাহু আলাইহি ওয়াসাল্লাম জান্নাতের আটটি বিশেষ দরজার সুসংবাদ দিয়ে এক সুবিশাল দিগন্ত উন্মোচন করেছেন। তিনি ইরশাদ করেন:</w:t>
       </w:r>
     </w:p>
     <w:tbl>
@@ -3483,7 +948,24 @@
                 <w:sz w:val="29"/>
                 <w:rFonts w:ascii="Traditional Arabic" w:hAnsi="Traditional Arabic" w:cs="Traditional Arabic"/>
               </w:rPr>
-              <w:t>"مَا اجْتَمَعْنَ فِي امْرِئٍ إِلَّا دَخَلَ الْجَنَّةَ"</w:t>
+              <w:t>مَنْ أَنْفَقَ زَوْجَيْنِ فِي سَبِيلِ اللَّهِ نُودِيَ مِنْ أَبْوَابِ الْجَنَّةِ: يَا عَبْدَ اللَّهِ هَذَا خَيْرٌ، فَمَنْ كَانَ مِنْ أَهْلِ الصَّلَاةِ دُعِيَ مِنْ بَابِ الصَّلَاةِ، وَمَنْ كَانَ مِنْ أَهْلِ الْجِهَادِ دُعِيَ مِنْ بَابِ الْجِهَادِ، وَمَنْ كَانَ مِنْ أَهْلِ الصِّيَامِ دُعِيَ مِنْ بَابِ الرَّيَّانِ، وَمَنْ كَانَ مِنْ أَهْلِ الصَّدَقَةِ دُعِيَ مِنْ بَابِ الصَّدَقَةِ</w:t>
+            </w:r>
+          </w:p>
+          <w:p>
+            <w:pPr>
+              <w:spacing w:before="40" w:after="40" w:line="276" w:lineRule="auto"/>
+              <w:jc w:val="both"/>
+            </w:pPr>
+            <w:r>
+              <w:rPr>
+                <w:rFonts w:ascii="Kalpurush" w:hAnsi="Kalpurush"/>
+                <w:b w:val="0"/>
+                <w:i w:val="0"/>
+                <w:color w:val="0F172A"/>
+                <w:sz w:val="19"/>
+                <w:rFonts w:ascii="Kalpurush" w:hAnsi="Kalpurush" w:cs="Kalpurush"/>
+              </w:rPr>
+              <w:t>“যে ব্যক্তি আল্লাহর পথে কোনো জিনিস জোড়ায় জোড়ায় দান করবে, তাকে জান্নাতের দরজাসমূহ থেকে আহবান করা হবে: ‘হে আল্লাহর বান্দা! এই পথটিই তোমার জন্য পরম কল্যাণময়।’ অতঃপর যে সালাতের পাবন্দ ছিল তাকে ‘বাবুস সালাত’ দিয়ে ডাকা হবে; যে জিহাদের ময়দানে ত্যাগী ছিল তাকে ‘বাবুল জিহাদ’ দিয়ে ডাকা হবে; যে আন্তরিকভাবে সিয়াম পালন করত তাকে ‘বাবুর রাইয়ান’ দিয়ে ডাকা হবে; আর যে অভাবীকে মুক্তহস্তে সাদাক্বাহ করত তাকে ‘বাবুস সাদাক্বাহ’ দিয়ে ডাকা হবে।”</w:t>
             </w:r>
           </w:p>
           <w:p>
@@ -3495,23 +977,12 @@
               <w:rPr>
                 <w:rFonts w:ascii="Kalpurush" w:hAnsi="Kalpurush"/>
                 <w:b w:val="0"/>
-                <w:i/>
-                <w:color w:val="64748B"/>
-                <w:sz w:val="17"/>
-                <w:rFonts w:ascii="Kalpurush" w:hAnsi="Kalpurush" w:cs="Kalpurush"/>
-              </w:rPr>
-              <w:t>"যে ব্যক্তির মাঝে একদিনে এই চারটি আমল একত্রিত হবে, সে অবশ্যই জান্নাতে প্রবেশ করবে।"</w:t>
-            </w:r>
-            <w:r>
-              <w:rPr>
-                <w:rFonts w:ascii="Kalpurush" w:hAnsi="Kalpurush"/>
-                <w:b w:val="0"/>
                 <w:i w:val="0"/>
                 <w:color w:val="64748B"/>
                 <w:sz w:val="17"/>
                 <w:rFonts w:ascii="Kalpurush" w:hAnsi="Kalpurush" w:cs="Kalpurush"/>
               </w:rPr>
-              <w:t xml:space="preserve"> (</w:t>
+              <w:t xml:space="preserve">— </w:t>
             </w:r>
             <w:r>
               <w:rPr>
@@ -3522,18 +993,7 @@
                 <w:sz w:val="17"/>
                 <w:rFonts w:ascii="Kalpurush" w:hAnsi="Kalpurush" w:cs="Kalpurush"/>
               </w:rPr>
-              <w:t>সহীহ মুসলিম: ১০২৮</w:t>
-            </w:r>
-            <w:r>
-              <w:rPr>
-                <w:rFonts w:ascii="Kalpurush" w:hAnsi="Kalpurush"/>
-                <w:b w:val="0"/>
-                <w:i w:val="0"/>
-                <w:color w:val="64748B"/>
-                <w:sz w:val="17"/>
-                <w:rFonts w:ascii="Kalpurush" w:hAnsi="Kalpurush" w:cs="Kalpurush"/>
-              </w:rPr>
-              <w:t>)</w:t>
+              <w:t>সহীহ বুখারী: ১৮৯৭; সহীহ মুসলিম: ১০২৭</w:t>
             </w:r>
           </w:p>
         </w:tc>
@@ -3558,214 +1018,7 @@
           <w:sz w:val="20"/>
           <w:rFonts w:ascii="Kalpurush" w:hAnsi="Kalpurush" w:cs="Kalpurush"/>
         </w:rPr>
-        <w:t>শায়খ অত্যন্ত আবেগভরে বলেন, এই আমলগুলো করতে কোটি টাকার প্রয়োজন নেই। সপ্তাহে বা মাসে অন্তত একটি দিন যদি আমরা ফজরের পর এই চারটি আমল সম্পন্ন করার আন্তরিক নিয়ত করি, তবে জান্নাতের গ্যারান্টি লাভ করা অসম্ভব নয়।</w:t>
-      </w:r>
-    </w:p>
-    <w:p>
-      <w:pPr>
-        <w:keepNext/>
-        <w:spacing w:before="200" w:after="80"/>
-        <w:jc w:val="left"/>
-      </w:pPr>
-      <w:r>
-        <w:rPr>
-          <w:rFonts w:ascii="Kalpurush" w:hAnsi="Kalpurush"/>
-          <w:b/>
-          <w:i w:val="0"/>
-          <w:color w:val="1D4ED8"/>
-          <w:sz w:val="25"/>
-          <w:rFonts w:ascii="Kalpurush" w:hAnsi="Kalpurush" w:cs="Kalpurush"/>
-        </w:rPr>
-        <w:t>৪. গুরুত্বপূর্ণ শিক্ষণীয় বিষয়সমূহ</w:t>
-      </w:r>
-    </w:p>
-    <w:p>
-      <w:pPr>
-        <w:spacing w:before="20" w:after="60" w:line="276" w:lineRule="auto"/>
-        <w:ind w:left="288"/>
-      </w:pPr>
-      <w:r>
-        <w:rPr>
-          <w:rFonts w:ascii="Kalpurush" w:hAnsi="Kalpurush"/>
-          <w:b/>
-          <w:i w:val="0"/>
-          <w:color w:val="1E3A8A"/>
-          <w:sz w:val="20"/>
-          <w:rFonts w:ascii="Kalpurush" w:hAnsi="Kalpurush" w:cs="Kalpurush"/>
-        </w:rPr>
-        <w:t xml:space="preserve">•  </w:t>
-      </w:r>
-      <w:r>
-        <w:rPr>
-          <w:rFonts w:ascii="Kalpurush" w:hAnsi="Kalpurush"/>
-          <w:b/>
-          <w:i w:val="0"/>
-          <w:color w:val="0F172A"/>
-          <w:sz w:val="20"/>
-          <w:rFonts w:ascii="Kalpurush" w:hAnsi="Kalpurush" w:cs="Kalpurush"/>
-        </w:rPr>
-        <w:t>আজানের প্রতি সম্মান:</w:t>
-      </w:r>
-      <w:r>
-        <w:rPr>
-          <w:rFonts w:ascii="Kalpurush" w:hAnsi="Kalpurush"/>
-          <w:b w:val="0"/>
-          <w:i w:val="0"/>
-          <w:color w:val="0F172A"/>
-          <w:sz w:val="20"/>
-          <w:rFonts w:ascii="Kalpurush" w:hAnsi="Kalpurush" w:cs="Kalpurush"/>
-        </w:rPr>
-        <w:t xml:space="preserve"> আজান শোনামাত্র নীরব থেকে প্রতিটি বাক্যের জবাব দেওয়া এবং আজান শেষের দরূদ ও ওয়াসীলার দোয়া পাঠ করা জান্নাত ওয়াজিব করে দেয়।</w:t>
-      </w:r>
-    </w:p>
-    <w:p>
-      <w:pPr>
-        <w:spacing w:before="20" w:after="60" w:line="276" w:lineRule="auto"/>
-        <w:ind w:left="288"/>
-      </w:pPr>
-      <w:r>
-        <w:rPr>
-          <w:rFonts w:ascii="Kalpurush" w:hAnsi="Kalpurush"/>
-          <w:b/>
-          <w:i w:val="0"/>
-          <w:color w:val="1E3A8A"/>
-          <w:sz w:val="20"/>
-          <w:rFonts w:ascii="Kalpurush" w:hAnsi="Kalpurush" w:cs="Kalpurush"/>
-        </w:rPr>
-        <w:t xml:space="preserve">•  </w:t>
-      </w:r>
-      <w:r>
-        <w:rPr>
-          <w:rFonts w:ascii="Kalpurush" w:hAnsi="Kalpurush"/>
-          <w:b/>
-          <w:i w:val="0"/>
-          <w:color w:val="0F172A"/>
-          <w:sz w:val="20"/>
-          <w:rFonts w:ascii="Kalpurush" w:hAnsi="Kalpurush" w:cs="Kalpurush"/>
-        </w:rPr>
-        <w:t>পারিবারিক বরকত:</w:t>
-      </w:r>
-      <w:r>
-        <w:rPr>
-          <w:rFonts w:ascii="Kalpurush" w:hAnsi="Kalpurush"/>
-          <w:b w:val="0"/>
-          <w:i w:val="0"/>
-          <w:color w:val="0F172A"/>
-          <w:sz w:val="20"/>
-          <w:rFonts w:ascii="Kalpurush" w:hAnsi="Kalpurush" w:cs="Kalpurush"/>
-        </w:rPr>
-        <w:t xml:space="preserve"> ঘরে প্রবেশের সময় পরিবারকে সালাম দেওয়া আল্লাহর সরাসরি হিফাজত ও জান্নাত লাভের উসিলা।</w:t>
-      </w:r>
-    </w:p>
-    <w:p>
-      <w:pPr>
-        <w:spacing w:before="20" w:after="60" w:line="276" w:lineRule="auto"/>
-        <w:ind w:left="288"/>
-      </w:pPr>
-      <w:r>
-        <w:rPr>
-          <w:rFonts w:ascii="Kalpurush" w:hAnsi="Kalpurush"/>
-          <w:b/>
-          <w:i w:val="0"/>
-          <w:color w:val="1E3A8A"/>
-          <w:sz w:val="20"/>
-          <w:rFonts w:ascii="Kalpurush" w:hAnsi="Kalpurush" w:cs="Kalpurush"/>
-        </w:rPr>
-        <w:t xml:space="preserve">•  </w:t>
-      </w:r>
-      <w:r>
-        <w:rPr>
-          <w:rFonts w:ascii="Kalpurush" w:hAnsi="Kalpurush"/>
-          <w:b/>
-          <w:i w:val="0"/>
-          <w:color w:val="0F172A"/>
-          <w:sz w:val="20"/>
-          <w:rFonts w:ascii="Kalpurush" w:hAnsi="Kalpurush" w:cs="Kalpurush"/>
-        </w:rPr>
-        <w:t>সামাজিক সহানুভূতি:</w:t>
-      </w:r>
-      <w:r>
-        <w:rPr>
-          <w:rFonts w:ascii="Kalpurush" w:hAnsi="Kalpurush"/>
-          <w:b w:val="0"/>
-          <w:i w:val="0"/>
-          <w:color w:val="0F172A"/>
-          <w:sz w:val="20"/>
-          <w:rFonts w:ascii="Kalpurush" w:hAnsi="Kalpurush" w:cs="Kalpurush"/>
-        </w:rPr>
-        <w:t xml:space="preserve"> ব্যবসায়ীদের উচিত ঋণগ্রস্ত অভাবী মুসলিমদের ঋণ পরিশোধে সময় দেওয়া বা মাফ করে দেওয়া।</w:t>
-      </w:r>
-    </w:p>
-    <w:p>
-      <w:r>
-        <w:br w:type="page"/>
-      </w:r>
-    </w:p>
-    <w:p>
-      <w:pPr>
-        <w:keepNext/>
-        <w:spacing w:before="240" w:after="160"/>
-        <w:jc w:val="left"/>
-        <w:pBdr>
-          <w:bottom w:val="single" w:sz="12" w:space="4" w:color="1E3A8A"/>
-        </w:pBdr>
-      </w:pPr>
-      <w:r>
-        <w:rPr>
-          <w:rFonts w:ascii="Kalpurush" w:hAnsi="Kalpurush"/>
-          <w:b/>
-          <w:i w:val="0"/>
-          <w:color w:val="1E3A8A"/>
-          <w:sz w:val="30"/>
-          <w:rFonts w:ascii="Kalpurush" w:hAnsi="Kalpurush" w:cs="Kalpurush"/>
-        </w:rPr>
-        <w:t>অধ্যায় ০৪: জান্নাতের বৃক্ষরোপণকারী মহিমান্বিত জিকির ও আয়াতুল কুরসী</w:t>
-      </w:r>
-    </w:p>
-    <w:p>
-      <w:pPr>
-        <w:spacing w:before="0" w:after="80" w:line="288" w:lineRule="auto"/>
-        <w:jc w:val="both"/>
-      </w:pPr>
-      <w:r>
-        <w:rPr>
-          <w:rFonts w:ascii="Kalpurush" w:hAnsi="Kalpurush"/>
-          <w:b/>
-          <w:i w:val="0"/>
-          <w:color w:val="0F172A"/>
-          <w:sz w:val="20"/>
-          <w:rFonts w:ascii="Kalpurush" w:hAnsi="Kalpurush" w:cs="Kalpurush"/>
-        </w:rPr>
-        <w:t>মূল বক্তব্য সংক্ষেপ:</w:t>
-      </w:r>
-      <w:r>
-        <w:rPr>
-          <w:rFonts w:ascii="Kalpurush" w:hAnsi="Kalpurush"/>
-          <w:b w:val="0"/>
-          <w:i w:val="0"/>
-          <w:color w:val="0F172A"/>
-          <w:sz w:val="20"/>
-          <w:rFonts w:ascii="Kalpurush" w:hAnsi="Kalpurush" w:cs="Kalpurush"/>
-        </w:rPr>
-        <w:t xml:space="preserve"> মিরাজের রাতে ইব্রাহীম (আ.)-এর অসিয়ত, জান্নাতে খেজুর গাছ রোপণকারী তাসবীহ, সায়্যিদুল ইস্তিগফার এবং ফরজ সালাতের পর আয়াতুল কুরসী পাঠের অলৌকিক মর্যাদা।</w:t>
-      </w:r>
-    </w:p>
-    <w:p>
-      <w:pPr>
-        <w:keepNext/>
-        <w:spacing w:before="200" w:after="80"/>
-        <w:jc w:val="left"/>
-      </w:pPr>
-      <w:r>
-        <w:rPr>
-          <w:rFonts w:ascii="Kalpurush" w:hAnsi="Kalpurush"/>
-          <w:b/>
-          <w:i w:val="0"/>
-          <w:color w:val="1D4ED8"/>
-          <w:sz w:val="25"/>
-          <w:rFonts w:ascii="Kalpurush" w:hAnsi="Kalpurush" w:cs="Kalpurush"/>
-        </w:rPr>
-        <w:t>১. ভূমিকা ও আলোচনার প্রেক্ষাপট</w:t>
+        <w:t>এই মহিমান্বিত সুসংবাদ শুনে সাহাবায়ে কেরামের মাঝে সবচেয়ে সংবেদনশীল হৃদয়ের অধিকারী আবু বকর সিদ্দীক্ব (রা.) দাঁড়িয়ে এক ঐতিহাসিক প্রশ্ন উত্থাপন করলেন। তিনি আরজ করলেন: “ইয়া রাসূলাল্লাহ! কোনো ব্যক্তিকে যদি এই দরজাগুলোর যেকোনো একটি দিয়ে ডাকা হয়, তবে তার তো কোনো ক্ষতি নেই বা সে তাতেই সফলকাম। কিন্তু এমন কোনো পরম সৌভাগ্যবান মানুষ কি হবেন, যাকে এই আটটি দরজার সবকটি থেকেই জান্নাতে প্রবেশের জন্য আহবান জানানো হবে?”</w:t>
       </w:r>
     </w:p>
     <w:p>
@@ -3782,913 +1035,7 @@
           <w:sz w:val="20"/>
           <w:rFonts w:ascii="Kalpurush" w:hAnsi="Kalpurush" w:cs="Kalpurush"/>
         </w:rPr>
-        <w:t>মানুষ দুনিয়াতে ফলমূল ও বাগানের জন্য বছরের পর বছর জমি ক্রয় করে এবং চাষাবাদ করে। কিন্তু আখিরাতের জান্নাতের ভূমি এতই উর্বর ও চমৎকার যে, শুধুমাত্র জিহ্বায় উচ্চারিত কিছু খাঁটি জিকিরের মাধ্যমে সেখানে মুহূর্তে সুশোভিত গাছপালা ও রত্নভাণ্ডার গড়ে তোলা সম্ভব। শায়খ আব্দুল কাইয়ুম খুতবায় এই বিশেষ জিকিরগুলো নিয়মিত অভ্যাসে পরিণত করার তাগিদ দেন।</w:t>
-      </w:r>
-    </w:p>
-    <w:p>
-      <w:pPr>
-        <w:keepNext/>
-        <w:spacing w:before="200" w:after="80"/>
-        <w:jc w:val="left"/>
-      </w:pPr>
-      <w:r>
-        <w:rPr>
-          <w:rFonts w:ascii="Kalpurush" w:hAnsi="Kalpurush"/>
-          <w:b/>
-          <w:i w:val="0"/>
-          <w:color w:val="1D4ED8"/>
-          <w:sz w:val="25"/>
-          <w:rFonts w:ascii="Kalpurush" w:hAnsi="Kalpurush" w:cs="Kalpurush"/>
-        </w:rPr>
-        <w:t>২. মৌলিক দলীলসমূহ (কুরআন ও সহীহ সুন্নাহ)</w:t>
-      </w:r>
-    </w:p>
-    <w:tbl>
-      <w:tblPr>
-        <w:tblW w:type="auto" w:w="0"/>
-        <w:jc w:val="center"/>
-        <w:tblLayout w:type="fixed"/>
-        <w:tblLook w:firstColumn="1" w:firstRow="1" w:lastColumn="0" w:lastRow="0" w:noHBand="0" w:noVBand="1" w:val="04A0"/>
-        <w:tblBorders>
-          <w:top w:val="single" w:sz="6" w:space="0" w:color="1E3A8A"/>
-          <w:left w:val="none"/>
-          <w:bottom w:val="single" w:sz="6" w:space="0" w:color="CBD5E1"/>
-          <w:right w:val="none"/>
-          <w:insideH w:val="single" w:sz="4" w:space="0" w:color="E2E8F0"/>
-          <w:insideV w:val="none"/>
-        </w:tblBorders>
-      </w:tblPr>
-      <w:tblGrid>
-        <w:gridCol w:w="1587"/>
-        <w:gridCol w:w="1587"/>
-        <w:gridCol w:w="1587"/>
-        <w:gridCol w:w="1587"/>
-      </w:tblGrid>
-      <w:tr>
-        <w:tc>
-          <w:tcPr>
-            <w:tcW w:type="dxa" w:w="1587"/>
-            <w:shd w:fill="1E3A8A"/>
-            <w:tcMar>
-              <w:top w:w="80" w:type="dxa"/>
-              <w:bottom w:w="80" w:type="dxa"/>
-              <w:left w:w="100" w:type="dxa"/>
-              <w:right w:w="100" w:type="dxa"/>
-            </w:tcMar>
-          </w:tcPr>
-          <w:p>
-            <w:pPr>
-              <w:spacing w:before="40" w:after="40"/>
-              <w:jc w:val="center"/>
-            </w:pPr>
-            <w:r>
-              <w:rPr>
-                <w:rFonts w:ascii="Kalpurush" w:hAnsi="Kalpurush"/>
-                <w:b/>
-                <w:i w:val="0"/>
-                <w:color w:val="FFFFFF"/>
-                <w:sz w:val="18"/>
-                <w:rFonts w:ascii="Kalpurush" w:hAnsi="Kalpurush" w:cs="Kalpurush"/>
-              </w:rPr>
-              <w:t>জিকির ও আমল</w:t>
-            </w:r>
-          </w:p>
-        </w:tc>
-        <w:tc>
-          <w:tcPr>
-            <w:tcW w:type="dxa" w:w="1587"/>
-            <w:shd w:fill="1E3A8A"/>
-            <w:tcMar>
-              <w:top w:w="80" w:type="dxa"/>
-              <w:bottom w:w="80" w:type="dxa"/>
-              <w:left w:w="100" w:type="dxa"/>
-              <w:right w:w="100" w:type="dxa"/>
-            </w:tcMar>
-          </w:tcPr>
-          <w:p>
-            <w:pPr>
-              <w:spacing w:before="40" w:after="40"/>
-              <w:jc w:val="center"/>
-            </w:pPr>
-            <w:r>
-              <w:rPr>
-                <w:rFonts w:ascii="Kalpurush" w:hAnsi="Kalpurush"/>
-                <w:b/>
-                <w:i w:val="0"/>
-                <w:color w:val="FFFFFF"/>
-                <w:sz w:val="18"/>
-                <w:rFonts w:ascii="Kalpurush" w:hAnsi="Kalpurush" w:cs="Kalpurush"/>
-              </w:rPr>
-              <w:t>মূল আরবী পাঠ</w:t>
-            </w:r>
-          </w:p>
-        </w:tc>
-        <w:tc>
-          <w:tcPr>
-            <w:tcW w:type="dxa" w:w="1587"/>
-            <w:shd w:fill="1E3A8A"/>
-            <w:tcMar>
-              <w:top w:w="80" w:type="dxa"/>
-              <w:bottom w:w="80" w:type="dxa"/>
-              <w:left w:w="100" w:type="dxa"/>
-              <w:right w:w="100" w:type="dxa"/>
-            </w:tcMar>
-          </w:tcPr>
-          <w:p>
-            <w:pPr>
-              <w:spacing w:before="40" w:after="40"/>
-              <w:jc w:val="center"/>
-            </w:pPr>
-            <w:r>
-              <w:rPr>
-                <w:rFonts w:ascii="Kalpurush" w:hAnsi="Kalpurush"/>
-                <w:b/>
-                <w:i w:val="0"/>
-                <w:color w:val="FFFFFF"/>
-                <w:sz w:val="18"/>
-                <w:rFonts w:ascii="Kalpurush" w:hAnsi="Kalpurush" w:cs="Kalpurush"/>
-              </w:rPr>
-              <w:t>বিশুদ্ধ বঙ্গানুবাদ</w:t>
-            </w:r>
-          </w:p>
-        </w:tc>
-        <w:tc>
-          <w:tcPr>
-            <w:tcW w:type="dxa" w:w="1587"/>
-            <w:shd w:fill="1E3A8A"/>
-            <w:tcMar>
-              <w:top w:w="80" w:type="dxa"/>
-              <w:bottom w:w="80" w:type="dxa"/>
-              <w:left w:w="100" w:type="dxa"/>
-              <w:right w:w="100" w:type="dxa"/>
-            </w:tcMar>
-          </w:tcPr>
-          <w:p>
-            <w:pPr>
-              <w:spacing w:before="40" w:after="40"/>
-              <w:jc w:val="center"/>
-            </w:pPr>
-            <w:r>
-              <w:rPr>
-                <w:rFonts w:ascii="Kalpurush" w:hAnsi="Kalpurush"/>
-                <w:b/>
-                <w:i w:val="0"/>
-                <w:color w:val="FFFFFF"/>
-                <w:sz w:val="18"/>
-                <w:rFonts w:ascii="Kalpurush" w:hAnsi="Kalpurush" w:cs="Kalpurush"/>
-              </w:rPr>
-              <w:t>রেফারেন্স ও লিঙ্ক</w:t>
-            </w:r>
-          </w:p>
-        </w:tc>
-      </w:tr>
-      <w:tr>
-        <w:tc>
-          <w:tcPr>
-            <w:tcW w:type="dxa" w:w="1587"/>
-            <w:shd w:fill="FFFFFF"/>
-            <w:tcMar>
-              <w:top w:w="70" w:type="dxa"/>
-              <w:bottom w:w="70" w:type="dxa"/>
-              <w:left w:w="90" w:type="dxa"/>
-              <w:right w:w="90" w:type="dxa"/>
-            </w:tcMar>
-          </w:tcPr>
-          <w:p>
-            <w:pPr>
-              <w:spacing w:before="40" w:after="40" w:line="276" w:lineRule="auto"/>
-              <w:jc w:val="both"/>
-            </w:pPr>
-            <w:r>
-              <w:rPr>
-                <w:rFonts w:ascii="Kalpurush" w:hAnsi="Kalpurush"/>
-                <w:b w:val="0"/>
-                <w:i w:val="0"/>
-                <w:color w:val="0F172A"/>
-                <w:sz w:val="17"/>
-                <w:rFonts w:ascii="Kalpurush" w:hAnsi="Kalpurush" w:cs="Kalpurush"/>
-              </w:rPr>
-              <w:t>:---</w:t>
-            </w:r>
-          </w:p>
-        </w:tc>
-        <w:tc>
-          <w:tcPr>
-            <w:tcW w:type="dxa" w:w="1587"/>
-            <w:shd w:fill="FFFFFF"/>
-            <w:tcMar>
-              <w:top w:w="70" w:type="dxa"/>
-              <w:bottom w:w="70" w:type="dxa"/>
-              <w:left w:w="90" w:type="dxa"/>
-              <w:right w:w="90" w:type="dxa"/>
-            </w:tcMar>
-          </w:tcPr>
-          <w:p>
-            <w:pPr>
-              <w:spacing w:before="40" w:after="40" w:line="276" w:lineRule="auto"/>
-              <w:jc w:val="both"/>
-            </w:pPr>
-            <w:r>
-              <w:rPr>
-                <w:rFonts w:ascii="Kalpurush" w:hAnsi="Kalpurush"/>
-                <w:b w:val="0"/>
-                <w:i w:val="0"/>
-                <w:color w:val="0F172A"/>
-                <w:sz w:val="17"/>
-                <w:rFonts w:ascii="Kalpurush" w:hAnsi="Kalpurush" w:cs="Kalpurush"/>
-              </w:rPr>
-              <w:t>:---</w:t>
-            </w:r>
-          </w:p>
-        </w:tc>
-        <w:tc>
-          <w:tcPr>
-            <w:tcW w:type="dxa" w:w="1587"/>
-            <w:shd w:fill="FFFFFF"/>
-            <w:tcMar>
-              <w:top w:w="70" w:type="dxa"/>
-              <w:bottom w:w="70" w:type="dxa"/>
-              <w:left w:w="90" w:type="dxa"/>
-              <w:right w:w="90" w:type="dxa"/>
-            </w:tcMar>
-          </w:tcPr>
-          <w:p>
-            <w:pPr>
-              <w:spacing w:before="40" w:after="40" w:line="276" w:lineRule="auto"/>
-              <w:jc w:val="both"/>
-            </w:pPr>
-            <w:r>
-              <w:rPr>
-                <w:rFonts w:ascii="Kalpurush" w:hAnsi="Kalpurush"/>
-                <w:b w:val="0"/>
-                <w:i w:val="0"/>
-                <w:color w:val="0F172A"/>
-                <w:sz w:val="17"/>
-                <w:rFonts w:ascii="Kalpurush" w:hAnsi="Kalpurush" w:cs="Kalpurush"/>
-              </w:rPr>
-              <w:t>:---</w:t>
-            </w:r>
-          </w:p>
-        </w:tc>
-        <w:tc>
-          <w:tcPr>
-            <w:tcW w:type="dxa" w:w="1587"/>
-            <w:shd w:fill="FFFFFF"/>
-            <w:tcMar>
-              <w:top w:w="70" w:type="dxa"/>
-              <w:bottom w:w="70" w:type="dxa"/>
-              <w:left w:w="90" w:type="dxa"/>
-              <w:right w:w="90" w:type="dxa"/>
-            </w:tcMar>
-          </w:tcPr>
-          <w:p>
-            <w:pPr>
-              <w:spacing w:before="40" w:after="40" w:line="276" w:lineRule="auto"/>
-              <w:jc w:val="both"/>
-            </w:pPr>
-            <w:r>
-              <w:rPr>
-                <w:rFonts w:ascii="Kalpurush" w:hAnsi="Kalpurush"/>
-                <w:b w:val="0"/>
-                <w:i w:val="0"/>
-                <w:color w:val="0F172A"/>
-                <w:sz w:val="17"/>
-                <w:rFonts w:ascii="Kalpurush" w:hAnsi="Kalpurush" w:cs="Kalpurush"/>
-              </w:rPr>
-              <w:t>:---</w:t>
-            </w:r>
-          </w:p>
-        </w:tc>
-      </w:tr>
-      <w:tr>
-        <w:tc>
-          <w:tcPr>
-            <w:tcW w:type="dxa" w:w="1587"/>
-            <w:shd w:fill="F8FAFC"/>
-            <w:tcMar>
-              <w:top w:w="70" w:type="dxa"/>
-              <w:bottom w:w="70" w:type="dxa"/>
-              <w:left w:w="90" w:type="dxa"/>
-              <w:right w:w="90" w:type="dxa"/>
-            </w:tcMar>
-          </w:tcPr>
-          <w:p>
-            <w:pPr>
-              <w:spacing w:before="40" w:after="40" w:line="276" w:lineRule="auto"/>
-              <w:jc w:val="both"/>
-            </w:pPr>
-            <w:r>
-              <w:rPr>
-                <w:rFonts w:ascii="Kalpurush" w:hAnsi="Kalpurush"/>
-                <w:b/>
-                <w:i w:val="0"/>
-                <w:color w:val="0F172A"/>
-                <w:sz w:val="17"/>
-                <w:rFonts w:ascii="Kalpurush" w:hAnsi="Kalpurush" w:cs="Kalpurush"/>
-              </w:rPr>
-              <w:t>মিরাজের রাতে ইব্রাহীম (আ.)-এর অসিয়ত</w:t>
-            </w:r>
-          </w:p>
-        </w:tc>
-        <w:tc>
-          <w:tcPr>
-            <w:tcW w:type="dxa" w:w="1587"/>
-            <w:shd w:fill="F8FAFC"/>
-            <w:tcMar>
-              <w:top w:w="70" w:type="dxa"/>
-              <w:bottom w:w="70" w:type="dxa"/>
-              <w:left w:w="90" w:type="dxa"/>
-              <w:right w:w="90" w:type="dxa"/>
-            </w:tcMar>
-          </w:tcPr>
-          <w:p>
-            <w:pPr>
-              <w:spacing w:before="40" w:after="40" w:line="276" w:lineRule="auto"/>
-              <w:jc w:val="both"/>
-            </w:pPr>
-            <w:r>
-              <w:rPr>
-                <w:rFonts w:ascii="Traditional Arabic" w:hAnsi="Traditional Arabic"/>
-                <w:b/>
-                <w:i w:val="0"/>
-                <w:color w:val="0F172A"/>
-                <w:sz w:val="22"/>
-                <w:rFonts w:ascii="Traditional Arabic" w:hAnsi="Traditional Arabic" w:cs="Traditional Arabic"/>
-              </w:rPr>
-              <w:t>لَقِيتُ إِبْرَاهِيمَ لَيْلَةَ أُسْرِيَ بِي فَقَالَ: يَا مُحَمَّدُ، أَقْرِئْ أُمَّتَكَ مِنِّي السَّلَامَ وَأَخْبِرْهُمْ أَنَّ الْجَنَّةَ طَيِّبَةُ التُّرْبَةِ عَذْبَةُ الْمَاءِ، وَأَنَّهَا قِيعَانٌ، وَأَنَّ غِرَاسَهَا: سُبْحَانَ اللَّهِ، وَالْحَمْدُ لِلَّهِ، وَلَا إِلَهَ إِلَّا اللَّهُ، وَاللَّهُ أَكْبَرُ</w:t>
-            </w:r>
-          </w:p>
-        </w:tc>
-        <w:tc>
-          <w:tcPr>
-            <w:tcW w:type="dxa" w:w="1587"/>
-            <w:shd w:fill="F8FAFC"/>
-            <w:tcMar>
-              <w:top w:w="70" w:type="dxa"/>
-              <w:bottom w:w="70" w:type="dxa"/>
-              <w:left w:w="90" w:type="dxa"/>
-              <w:right w:w="90" w:type="dxa"/>
-            </w:tcMar>
-          </w:tcPr>
-          <w:p>
-            <w:pPr>
-              <w:spacing w:before="40" w:after="40" w:line="276" w:lineRule="auto"/>
-              <w:jc w:val="both"/>
-            </w:pPr>
-            <w:r>
-              <w:rPr>
-                <w:rFonts w:ascii="Kalpurush" w:hAnsi="Kalpurush"/>
-                <w:b w:val="0"/>
-                <w:i w:val="0"/>
-                <w:color w:val="0F172A"/>
-                <w:sz w:val="17"/>
-                <w:rFonts w:ascii="Kalpurush" w:hAnsi="Kalpurush" w:cs="Kalpurush"/>
-              </w:rPr>
-              <w:t>মিরাজের রাতে ইব্রাহীম (আ.) আমাকে বললেন: হে মুহাম্মাদ! আপনার উম্মতকে আমার সালাম পৌঁছাবেন এবং জানাবেন যে জান্নাতের মাটি অত্যন্ত পবিত্র ও সুগন্ধিময়, এর পানি সুমিষ্ট। আর এর ভূমি বর্তমানে ফাঁকা সমতল। আর তার বৃক্ষরোপণ হলো: ‘সুবহানাল্লাহ, আলহামদুলিল্লাহ, লা ইলাহা ইল্লাল্লাহ, আল্লাহু আকবার’।</w:t>
-            </w:r>
-          </w:p>
-        </w:tc>
-        <w:tc>
-          <w:tcPr>
-            <w:tcW w:type="dxa" w:w="1587"/>
-            <w:shd w:fill="F8FAFC"/>
-            <w:tcMar>
-              <w:top w:w="70" w:type="dxa"/>
-              <w:bottom w:w="70" w:type="dxa"/>
-              <w:left w:w="90" w:type="dxa"/>
-              <w:right w:w="90" w:type="dxa"/>
-            </w:tcMar>
-          </w:tcPr>
-          <w:p>
-            <w:pPr>
-              <w:spacing w:before="40" w:after="40" w:line="276" w:lineRule="auto"/>
-              <w:jc w:val="both"/>
-            </w:pPr>
-            <w:r>
-              <w:rPr>
-                <w:rFonts w:ascii="Kalpurush" w:hAnsi="Kalpurush"/>
-                <w:b w:val="0"/>
-                <w:i/>
-                <w:color w:val="1D4ED8"/>
-                <w:sz w:val="17"/>
-                <w:rFonts w:ascii="Kalpurush" w:hAnsi="Kalpurush" w:cs="Kalpurush"/>
-              </w:rPr>
-              <w:t>সুনানে তিরমিযী: ৩৪৬২ (হাসান)</w:t>
-            </w:r>
-          </w:p>
-        </w:tc>
-      </w:tr>
-      <w:tr>
-        <w:tc>
-          <w:tcPr>
-            <w:tcW w:type="dxa" w:w="1587"/>
-            <w:shd w:fill="FFFFFF"/>
-            <w:tcMar>
-              <w:top w:w="70" w:type="dxa"/>
-              <w:bottom w:w="70" w:type="dxa"/>
-              <w:left w:w="90" w:type="dxa"/>
-              <w:right w:w="90" w:type="dxa"/>
-            </w:tcMar>
-          </w:tcPr>
-          <w:p>
-            <w:pPr>
-              <w:spacing w:before="40" w:after="40" w:line="276" w:lineRule="auto"/>
-              <w:jc w:val="both"/>
-            </w:pPr>
-            <w:r>
-              <w:rPr>
-                <w:rFonts w:ascii="Kalpurush" w:hAnsi="Kalpurush"/>
-                <w:b/>
-                <w:i w:val="0"/>
-                <w:color w:val="0F172A"/>
-                <w:sz w:val="17"/>
-                <w:rFonts w:ascii="Kalpurush" w:hAnsi="Kalpurush" w:cs="Kalpurush"/>
-              </w:rPr>
-              <w:t>জান্নাতে খেজুর গাছ রোপণ</w:t>
-            </w:r>
-          </w:p>
-        </w:tc>
-        <w:tc>
-          <w:tcPr>
-            <w:tcW w:type="dxa" w:w="1587"/>
-            <w:shd w:fill="FFFFFF"/>
-            <w:tcMar>
-              <w:top w:w="70" w:type="dxa"/>
-              <w:bottom w:w="70" w:type="dxa"/>
-              <w:left w:w="90" w:type="dxa"/>
-              <w:right w:w="90" w:type="dxa"/>
-            </w:tcMar>
-          </w:tcPr>
-          <w:p>
-            <w:pPr>
-              <w:spacing w:before="40" w:after="40" w:line="276" w:lineRule="auto"/>
-              <w:jc w:val="both"/>
-            </w:pPr>
-            <w:r>
-              <w:rPr>
-                <w:rFonts w:ascii="Traditional Arabic" w:hAnsi="Traditional Arabic"/>
-                <w:b/>
-                <w:i w:val="0"/>
-                <w:color w:val="0F172A"/>
-                <w:sz w:val="22"/>
-                <w:rFonts w:ascii="Traditional Arabic" w:hAnsi="Traditional Arabic" w:cs="Traditional Arabic"/>
-              </w:rPr>
-              <w:t>مَنْ قَالَ: سُبْحَانَ اللَّهِ الْعَظِيمِ وَبِحَمْدِهِ، غُرِسَتْ لَهُ نَخْلَةٌ فِي الْجَنَّةِ</w:t>
-            </w:r>
-          </w:p>
-        </w:tc>
-        <w:tc>
-          <w:tcPr>
-            <w:tcW w:type="dxa" w:w="1587"/>
-            <w:shd w:fill="FFFFFF"/>
-            <w:tcMar>
-              <w:top w:w="70" w:type="dxa"/>
-              <w:bottom w:w="70" w:type="dxa"/>
-              <w:left w:w="90" w:type="dxa"/>
-              <w:right w:w="90" w:type="dxa"/>
-            </w:tcMar>
-          </w:tcPr>
-          <w:p>
-            <w:pPr>
-              <w:spacing w:before="40" w:after="40" w:line="276" w:lineRule="auto"/>
-              <w:jc w:val="both"/>
-            </w:pPr>
-            <w:r>
-              <w:rPr>
-                <w:rFonts w:ascii="Kalpurush" w:hAnsi="Kalpurush"/>
-                <w:b w:val="0"/>
-                <w:i w:val="0"/>
-                <w:color w:val="0F172A"/>
-                <w:sz w:val="17"/>
-                <w:rFonts w:ascii="Kalpurush" w:hAnsi="Kalpurush" w:cs="Kalpurush"/>
-              </w:rPr>
-              <w:t>যে ব্যক্তি বলে: ‘সুবহানাল্লাহিল আযীম ওয়া বিহামদিহি’ (পরম মহান আল্লাহর পবিত্রতা ঘোষণা করছি তাঁর প্রশংসার সাথে), জান্নাতে তার জন্য একটি বিশেষ খেজুর গাছ রোপণ করা হয়।</w:t>
-            </w:r>
-          </w:p>
-        </w:tc>
-        <w:tc>
-          <w:tcPr>
-            <w:tcW w:type="dxa" w:w="1587"/>
-            <w:shd w:fill="FFFFFF"/>
-            <w:tcMar>
-              <w:top w:w="70" w:type="dxa"/>
-              <w:bottom w:w="70" w:type="dxa"/>
-              <w:left w:w="90" w:type="dxa"/>
-              <w:right w:w="90" w:type="dxa"/>
-            </w:tcMar>
-          </w:tcPr>
-          <w:p>
-            <w:pPr>
-              <w:spacing w:before="40" w:after="40" w:line="276" w:lineRule="auto"/>
-              <w:jc w:val="both"/>
-            </w:pPr>
-            <w:r>
-              <w:rPr>
-                <w:rFonts w:ascii="Kalpurush" w:hAnsi="Kalpurush"/>
-                <w:b w:val="0"/>
-                <w:i/>
-                <w:color w:val="1D4ED8"/>
-                <w:sz w:val="17"/>
-                <w:rFonts w:ascii="Kalpurush" w:hAnsi="Kalpurush" w:cs="Kalpurush"/>
-              </w:rPr>
-              <w:t>সুনানে তিরমিযী: ৩৪৬৪ (সহীহ)</w:t>
-            </w:r>
-          </w:p>
-        </w:tc>
-      </w:tr>
-      <w:tr>
-        <w:tc>
-          <w:tcPr>
-            <w:tcW w:type="dxa" w:w="1587"/>
-            <w:shd w:fill="F8FAFC"/>
-            <w:tcMar>
-              <w:top w:w="70" w:type="dxa"/>
-              <w:bottom w:w="70" w:type="dxa"/>
-              <w:left w:w="90" w:type="dxa"/>
-              <w:right w:w="90" w:type="dxa"/>
-            </w:tcMar>
-          </w:tcPr>
-          <w:p>
-            <w:pPr>
-              <w:spacing w:before="40" w:after="40" w:line="276" w:lineRule="auto"/>
-              <w:jc w:val="both"/>
-            </w:pPr>
-            <w:r>
-              <w:rPr>
-                <w:rFonts w:ascii="Kalpurush" w:hAnsi="Kalpurush"/>
-                <w:b/>
-                <w:i w:val="0"/>
-                <w:color w:val="0F172A"/>
-                <w:sz w:val="17"/>
-                <w:rFonts w:ascii="Kalpurush" w:hAnsi="Kalpurush" w:cs="Kalpurush"/>
-              </w:rPr>
-              <w:t>জান্নাতের রত্নভাণ্ডার</w:t>
-            </w:r>
-          </w:p>
-        </w:tc>
-        <w:tc>
-          <w:tcPr>
-            <w:tcW w:type="dxa" w:w="1587"/>
-            <w:shd w:fill="F8FAFC"/>
-            <w:tcMar>
-              <w:top w:w="70" w:type="dxa"/>
-              <w:bottom w:w="70" w:type="dxa"/>
-              <w:left w:w="90" w:type="dxa"/>
-              <w:right w:w="90" w:type="dxa"/>
-            </w:tcMar>
-          </w:tcPr>
-          <w:p>
-            <w:pPr>
-              <w:spacing w:before="40" w:after="40" w:line="276" w:lineRule="auto"/>
-              <w:jc w:val="both"/>
-            </w:pPr>
-            <w:r>
-              <w:rPr>
-                <w:rFonts w:ascii="Traditional Arabic" w:hAnsi="Traditional Arabic"/>
-                <w:b/>
-                <w:i w:val="0"/>
-                <w:color w:val="0F172A"/>
-                <w:sz w:val="22"/>
-                <w:rFonts w:ascii="Traditional Arabic" w:hAnsi="Traditional Arabic" w:cs="Traditional Arabic"/>
-              </w:rPr>
-              <w:t>يَا عَبْدَ اللَّهِ بْنَ قَيْسٍ، أَلَا أَدُلُّكَ عَلَى كَنْزٍ مِنْ كُنُوزِ الْجَنَّةِ؟ فَقُلْتُ: بَلَى يَا رَسُولَ اللَّهِ، قَالَ: قُلْ: لَا حَوْلَ وَلَا قُوَّةَ إِلَّا بِاللَّهِ</w:t>
-            </w:r>
-          </w:p>
-        </w:tc>
-        <w:tc>
-          <w:tcPr>
-            <w:tcW w:type="dxa" w:w="1587"/>
-            <w:shd w:fill="F8FAFC"/>
-            <w:tcMar>
-              <w:top w:w="70" w:type="dxa"/>
-              <w:bottom w:w="70" w:type="dxa"/>
-              <w:left w:w="90" w:type="dxa"/>
-              <w:right w:w="90" w:type="dxa"/>
-            </w:tcMar>
-          </w:tcPr>
-          <w:p>
-            <w:pPr>
-              <w:spacing w:before="40" w:after="40" w:line="276" w:lineRule="auto"/>
-              <w:jc w:val="both"/>
-            </w:pPr>
-            <w:r>
-              <w:rPr>
-                <w:rFonts w:ascii="Kalpurush" w:hAnsi="Kalpurush"/>
-                <w:b w:val="0"/>
-                <w:i w:val="0"/>
-                <w:color w:val="0F172A"/>
-                <w:sz w:val="17"/>
-                <w:rFonts w:ascii="Kalpurush" w:hAnsi="Kalpurush" w:cs="Kalpurush"/>
-              </w:rPr>
-              <w:t>হে আব্দুল্লাহ ইবনে কায়েস! আমি কি তোমাকে জান্নাতের গুপ্তধনসমূহের একটি রত্নভাণ্ডারের সন্ধান দেব না? আমি বললাম: অবশ্যই ইয়া রাসূলাল্লাহ! তিনি বললেন: তুমি বলো: ‘লা হাওলা ওয়ালা কুওয়াতা ইল্লা বিল্লাহ’।</w:t>
-            </w:r>
-          </w:p>
-        </w:tc>
-        <w:tc>
-          <w:tcPr>
-            <w:tcW w:type="dxa" w:w="1587"/>
-            <w:shd w:fill="F8FAFC"/>
-            <w:tcMar>
-              <w:top w:w="70" w:type="dxa"/>
-              <w:bottom w:w="70" w:type="dxa"/>
-              <w:left w:w="90" w:type="dxa"/>
-              <w:right w:w="90" w:type="dxa"/>
-            </w:tcMar>
-          </w:tcPr>
-          <w:p>
-            <w:pPr>
-              <w:spacing w:before="40" w:after="40" w:line="276" w:lineRule="auto"/>
-              <w:jc w:val="both"/>
-            </w:pPr>
-            <w:r>
-              <w:rPr>
-                <w:rFonts w:ascii="Kalpurush" w:hAnsi="Kalpurush"/>
-                <w:b w:val="0"/>
-                <w:i/>
-                <w:color w:val="1D4ED8"/>
-                <w:sz w:val="17"/>
-                <w:rFonts w:ascii="Kalpurush" w:hAnsi="Kalpurush" w:cs="Kalpurush"/>
-              </w:rPr>
-              <w:t>সহীহ বুখারী: ৬৩৮৪; সহীহ মুসলিম: ২৭০৪</w:t>
-            </w:r>
-          </w:p>
-        </w:tc>
-      </w:tr>
-      <w:tr>
-        <w:tc>
-          <w:tcPr>
-            <w:tcW w:type="dxa" w:w="1587"/>
-            <w:shd w:fill="FFFFFF"/>
-            <w:tcMar>
-              <w:top w:w="70" w:type="dxa"/>
-              <w:bottom w:w="70" w:type="dxa"/>
-              <w:left w:w="90" w:type="dxa"/>
-              <w:right w:w="90" w:type="dxa"/>
-            </w:tcMar>
-          </w:tcPr>
-          <w:p>
-            <w:pPr>
-              <w:spacing w:before="40" w:after="40" w:line="276" w:lineRule="auto"/>
-              <w:jc w:val="both"/>
-            </w:pPr>
-            <w:r>
-              <w:rPr>
-                <w:rFonts w:ascii="Kalpurush" w:hAnsi="Kalpurush"/>
-                <w:b/>
-                <w:i w:val="0"/>
-                <w:color w:val="0F172A"/>
-                <w:sz w:val="17"/>
-                <w:rFonts w:ascii="Kalpurush" w:hAnsi="Kalpurush" w:cs="Kalpurush"/>
-              </w:rPr>
-              <w:t>ফরজ সালাতান্তে আয়াতুল কুরসী</w:t>
-            </w:r>
-          </w:p>
-        </w:tc>
-        <w:tc>
-          <w:tcPr>
-            <w:tcW w:type="dxa" w:w="1587"/>
-            <w:shd w:fill="FFFFFF"/>
-            <w:tcMar>
-              <w:top w:w="70" w:type="dxa"/>
-              <w:bottom w:w="70" w:type="dxa"/>
-              <w:left w:w="90" w:type="dxa"/>
-              <w:right w:w="90" w:type="dxa"/>
-            </w:tcMar>
-          </w:tcPr>
-          <w:p>
-            <w:pPr>
-              <w:spacing w:before="40" w:after="40" w:line="276" w:lineRule="auto"/>
-              <w:jc w:val="both"/>
-            </w:pPr>
-            <w:r>
-              <w:rPr>
-                <w:rFonts w:ascii="Traditional Arabic" w:hAnsi="Traditional Arabic"/>
-                <w:b/>
-                <w:i w:val="0"/>
-                <w:color w:val="0F172A"/>
-                <w:sz w:val="22"/>
-                <w:rFonts w:ascii="Traditional Arabic" w:hAnsi="Traditional Arabic" w:cs="Traditional Arabic"/>
-              </w:rPr>
-              <w:t>مَنْ قَرَأَ آيَةَ الْكُرْسِيِّ فِي دُبُرِ كُلِّ صَلَاةٍ مَكْتُوبَةٍ لَمْ يَمْنَعْهُ مِنْ دُخُولِ الْجَنَّةِ إِلَّا أَنْ يَمُوتَ</w:t>
-            </w:r>
-          </w:p>
-        </w:tc>
-        <w:tc>
-          <w:tcPr>
-            <w:tcW w:type="dxa" w:w="1587"/>
-            <w:shd w:fill="FFFFFF"/>
-            <w:tcMar>
-              <w:top w:w="70" w:type="dxa"/>
-              <w:bottom w:w="70" w:type="dxa"/>
-              <w:left w:w="90" w:type="dxa"/>
-              <w:right w:w="90" w:type="dxa"/>
-            </w:tcMar>
-          </w:tcPr>
-          <w:p>
-            <w:pPr>
-              <w:spacing w:before="40" w:after="40" w:line="276" w:lineRule="auto"/>
-              <w:jc w:val="both"/>
-            </w:pPr>
-            <w:r>
-              <w:rPr>
-                <w:rFonts w:ascii="Kalpurush" w:hAnsi="Kalpurush"/>
-                <w:b w:val="0"/>
-                <w:i w:val="0"/>
-                <w:color w:val="0F172A"/>
-                <w:sz w:val="17"/>
-                <w:rFonts w:ascii="Kalpurush" w:hAnsi="Kalpurush" w:cs="Kalpurush"/>
-              </w:rPr>
-              <w:t>যে ব্যক্তি প্রতি ফরজ সালাতের পর আয়াতুল কুরসী পাঠ করবে, তার জান্নাতে প্রবেশের মাঝে একমাত্র মৃত্যু ছাড়া আর কোনো বাধাই থাকে না।</w:t>
-            </w:r>
-          </w:p>
-        </w:tc>
-        <w:tc>
-          <w:tcPr>
-            <w:tcW w:type="dxa" w:w="1587"/>
-            <w:shd w:fill="FFFFFF"/>
-            <w:tcMar>
-              <w:top w:w="70" w:type="dxa"/>
-              <w:bottom w:w="70" w:type="dxa"/>
-              <w:left w:w="90" w:type="dxa"/>
-              <w:right w:w="90" w:type="dxa"/>
-            </w:tcMar>
-          </w:tcPr>
-          <w:p>
-            <w:pPr>
-              <w:spacing w:before="40" w:after="40" w:line="276" w:lineRule="auto"/>
-              <w:jc w:val="both"/>
-            </w:pPr>
-            <w:r>
-              <w:rPr>
-                <w:rFonts w:ascii="Kalpurush" w:hAnsi="Kalpurush"/>
-                <w:b w:val="0"/>
-                <w:i/>
-                <w:color w:val="1D4ED8"/>
-                <w:sz w:val="17"/>
-                <w:rFonts w:ascii="Kalpurush" w:hAnsi="Kalpurush" w:cs="Kalpurush"/>
-              </w:rPr>
-              <w:t>সুনানে নাসায়ী কুবরা: ৯৮৪৮; সিলসিলাতুস সহীহাহ: ৯৭২</w:t>
-            </w:r>
-          </w:p>
-        </w:tc>
-      </w:tr>
-      <w:tr>
-        <w:tc>
-          <w:tcPr>
-            <w:tcW w:type="dxa" w:w="1587"/>
-            <w:shd w:fill="F8FAFC"/>
-            <w:tcMar>
-              <w:top w:w="70" w:type="dxa"/>
-              <w:bottom w:w="70" w:type="dxa"/>
-              <w:left w:w="90" w:type="dxa"/>
-              <w:right w:w="90" w:type="dxa"/>
-            </w:tcMar>
-          </w:tcPr>
-          <w:p>
-            <w:pPr>
-              <w:spacing w:before="40" w:after="40" w:line="276" w:lineRule="auto"/>
-              <w:jc w:val="both"/>
-            </w:pPr>
-            <w:r>
-              <w:rPr>
-                <w:rFonts w:ascii="Kalpurush" w:hAnsi="Kalpurush"/>
-                <w:b/>
-                <w:i w:val="0"/>
-                <w:color w:val="0F172A"/>
-                <w:sz w:val="17"/>
-                <w:rFonts w:ascii="Kalpurush" w:hAnsi="Kalpurush" w:cs="Kalpurush"/>
-              </w:rPr>
-              <w:t>সায়্যিদুল ইস্তিগফার</w:t>
-            </w:r>
-          </w:p>
-        </w:tc>
-        <w:tc>
-          <w:tcPr>
-            <w:tcW w:type="dxa" w:w="1587"/>
-            <w:shd w:fill="F8FAFC"/>
-            <w:tcMar>
-              <w:top w:w="70" w:type="dxa"/>
-              <w:bottom w:w="70" w:type="dxa"/>
-              <w:left w:w="90" w:type="dxa"/>
-              <w:right w:w="90" w:type="dxa"/>
-            </w:tcMar>
-          </w:tcPr>
-          <w:p>
-            <w:pPr>
-              <w:spacing w:before="40" w:after="40" w:line="276" w:lineRule="auto"/>
-              <w:jc w:val="both"/>
-            </w:pPr>
-            <w:r>
-              <w:rPr>
-                <w:rFonts w:ascii="Traditional Arabic" w:hAnsi="Traditional Arabic"/>
-                <w:b/>
-                <w:i w:val="0"/>
-                <w:color w:val="0F172A"/>
-                <w:sz w:val="22"/>
-                <w:rFonts w:ascii="Traditional Arabic" w:hAnsi="Traditional Arabic" w:cs="Traditional Arabic"/>
-              </w:rPr>
-              <w:t>مَنْ قَالَهَا مِنَ النَّهَارِ مُوقِنًا بِهَا، فَمَاتَ مِنْ يَوْمِهِ قَبْلَ أَنْ يُمْسِيَ، فَهُوَ مِنْ أَهْلِ الْجَنَّةِ...</w:t>
-            </w:r>
-          </w:p>
-        </w:tc>
-        <w:tc>
-          <w:tcPr>
-            <w:tcW w:type="dxa" w:w="1587"/>
-            <w:shd w:fill="F8FAFC"/>
-            <w:tcMar>
-              <w:top w:w="70" w:type="dxa"/>
-              <w:bottom w:w="70" w:type="dxa"/>
-              <w:left w:w="90" w:type="dxa"/>
-              <w:right w:w="90" w:type="dxa"/>
-            </w:tcMar>
-          </w:tcPr>
-          <w:p>
-            <w:pPr>
-              <w:spacing w:before="40" w:after="40" w:line="276" w:lineRule="auto"/>
-              <w:jc w:val="both"/>
-            </w:pPr>
-            <w:r>
-              <w:rPr>
-                <w:rFonts w:ascii="Kalpurush" w:hAnsi="Kalpurush"/>
-                <w:b w:val="0"/>
-                <w:i w:val="0"/>
-                <w:color w:val="0F172A"/>
-                <w:sz w:val="17"/>
-                <w:rFonts w:ascii="Kalpurush" w:hAnsi="Kalpurush" w:cs="Kalpurush"/>
-              </w:rPr>
-              <w:t>যে ব্যক্তি পূর্ণ বিশ্বাসের সাথে দিনে এই সায়্যিদুল ইস্তিগফার পাঠ করবে এবং সন্ধ্যার পূর্বেই মারা যাবে সে জান্নাতী হবে; আর যে রাতে পাঠ করে সকালের পূর্বে মারা যাবে সেও জান্নাতী হবে।</w:t>
-            </w:r>
-          </w:p>
-        </w:tc>
-        <w:tc>
-          <w:tcPr>
-            <w:tcW w:type="dxa" w:w="1587"/>
-            <w:shd w:fill="F8FAFC"/>
-            <w:tcMar>
-              <w:top w:w="70" w:type="dxa"/>
-              <w:bottom w:w="70" w:type="dxa"/>
-              <w:left w:w="90" w:type="dxa"/>
-              <w:right w:w="90" w:type="dxa"/>
-            </w:tcMar>
-          </w:tcPr>
-          <w:p>
-            <w:pPr>
-              <w:spacing w:before="40" w:after="40" w:line="276" w:lineRule="auto"/>
-              <w:jc w:val="both"/>
-            </w:pPr>
-            <w:r>
-              <w:rPr>
-                <w:rFonts w:ascii="Kalpurush" w:hAnsi="Kalpurush"/>
-                <w:b w:val="0"/>
-                <w:i/>
-                <w:color w:val="1D4ED8"/>
-                <w:sz w:val="17"/>
-                <w:rFonts w:ascii="Kalpurush" w:hAnsi="Kalpurush" w:cs="Kalpurush"/>
-              </w:rPr>
-              <w:t>সহীহ বুখারী: ৬৩০৬</w:t>
-            </w:r>
-          </w:p>
-        </w:tc>
-      </w:tr>
-    </w:tbl>
-    <w:p>
-      <w:pPr>
-        <w:spacing w:before="0" w:after="80"/>
-      </w:pPr>
-    </w:p>
-    <w:p>
-      <w:pPr>
-        <w:keepNext/>
-        <w:spacing w:before="200" w:after="80"/>
-        <w:jc w:val="left"/>
-      </w:pPr>
-      <w:r>
-        <w:rPr>
-          <w:rFonts w:ascii="Kalpurush" w:hAnsi="Kalpurush"/>
-          <w:b/>
-          <w:i w:val="0"/>
-          <w:color w:val="1D4ED8"/>
-          <w:sz w:val="25"/>
-          <w:rFonts w:ascii="Kalpurush" w:hAnsi="Kalpurush" w:cs="Kalpurush"/>
-        </w:rPr>
-        <w:t>৩. জিকিরের আত্মিক প্রভাব ও প্রায়োগিক আমল</w:t>
-      </w:r>
-    </w:p>
-    <w:p>
-      <w:pPr>
-        <w:spacing w:before="0" w:after="80" w:line="288" w:lineRule="auto"/>
-        <w:jc w:val="both"/>
-      </w:pPr>
-      <w:r>
-        <w:rPr>
-          <w:rFonts w:ascii="Kalpurush" w:hAnsi="Kalpurush"/>
-          <w:b w:val="0"/>
-          <w:i w:val="0"/>
-          <w:color w:val="0F172A"/>
-          <w:sz w:val="20"/>
-          <w:rFonts w:ascii="Kalpurush" w:hAnsi="Kalpurush" w:cs="Kalpurush"/>
-        </w:rPr>
-        <w:t>শায়খ আব্দুল কাইয়ুম স্মরণ করিয়ে দেন যে, অযথা অনর্থক কথাবার্তা ও সোশ্যাল মিডিয়ার সময় নষ্ট না করে চলাফেরার পথে, গাড়িতে বা বিশ্রামের সময় মুমিনের জিহ্বা যেন আল্লাহর জিকিরে সিক্ত থাকে। রাসূলুল্লাহ সাল্লাল্লাহু আলাইহি ওয়াসাল্লাম বলেন:</w:t>
+        <w:t>আল্লাহর রাসূল সাল্লাল্লাহু আলাইহি ওয়াসাল্লাম তাঁর প্রিয়তম সাহাবীর দিকে তাকিয়ে অত্যন্ত আনন্দিত চিত্তে ঘোষণা করলেন:</w:t>
       </w:r>
     </w:p>
     <w:tbl>
@@ -4733,7 +1080,24 @@
                 <w:sz w:val="29"/>
                 <w:rFonts w:ascii="Traditional Arabic" w:hAnsi="Traditional Arabic" w:cs="Traditional Arabic"/>
               </w:rPr>
-              <w:t>"لَا يَزَالُ لِسَانُكَ رَطْبًا مِنْ ذِكْرِ اللَّهِ"</w:t>
+              <w:t>نَعَمْ، وَأَرْجُو أَنْ تَكُونَ مِنْهُمْ</w:t>
+            </w:r>
+          </w:p>
+          <w:p>
+            <w:pPr>
+              <w:spacing w:before="40" w:after="40" w:line="276" w:lineRule="auto"/>
+              <w:jc w:val="both"/>
+            </w:pPr>
+            <w:r>
+              <w:rPr>
+                <w:rFonts w:ascii="Kalpurush" w:hAnsi="Kalpurush"/>
+                <w:b w:val="0"/>
+                <w:i w:val="0"/>
+                <w:color w:val="0F172A"/>
+                <w:sz w:val="19"/>
+                <w:rFonts w:ascii="Kalpurush" w:hAnsi="Kalpurush" w:cs="Kalpurush"/>
+              </w:rPr>
+              <w:t>“হ্যাঁ, অবশ্যই এমন ব্যক্তি হবেন! আর হে আবু বকর! আমি দৃঢ়ভাবে আশা করি যে, তুমি তাদেরই একজন হবে।”</w:t>
             </w:r>
           </w:p>
           <w:p>
@@ -4745,23 +1109,12 @@
               <w:rPr>
                 <w:rFonts w:ascii="Kalpurush" w:hAnsi="Kalpurush"/>
                 <w:b w:val="0"/>
-                <w:i/>
-                <w:color w:val="64748B"/>
-                <w:sz w:val="17"/>
-                <w:rFonts w:ascii="Kalpurush" w:hAnsi="Kalpurush" w:cs="Kalpurush"/>
-              </w:rPr>
-              <w:t>"তোমার জিহ্বা যেন সর্বদা আল্লাহর জিকিরে সিক্ত ও সতেজ থাকে।"</w:t>
-            </w:r>
-            <w:r>
-              <w:rPr>
-                <w:rFonts w:ascii="Kalpurush" w:hAnsi="Kalpurush"/>
-                <w:b w:val="0"/>
                 <w:i w:val="0"/>
                 <w:color w:val="64748B"/>
                 <w:sz w:val="17"/>
                 <w:rFonts w:ascii="Kalpurush" w:hAnsi="Kalpurush" w:cs="Kalpurush"/>
               </w:rPr>
-              <w:t xml:space="preserve"> (</w:t>
+              <w:t xml:space="preserve">— </w:t>
             </w:r>
             <w:r>
               <w:rPr>
@@ -4772,8 +1125,179 @@
                 <w:sz w:val="17"/>
                 <w:rFonts w:ascii="Kalpurush" w:hAnsi="Kalpurush" w:cs="Kalpurush"/>
               </w:rPr>
-              <w:t>সুনানে তিরমিযী: ৩৩৭৫</w:t>
+              <w:t>সহীহ বুখারী: ৩৬৬৬; সহীহ মুসলিম: ১০২৭</w:t>
             </w:r>
+          </w:p>
+        </w:tc>
+      </w:tr>
+    </w:tbl>
+    <w:p>
+      <w:pPr>
+        <w:spacing w:before="0" w:after="80"/>
+      </w:pPr>
+    </w:p>
+    <w:p>
+      <w:pPr>
+        <w:spacing w:before="0" w:after="80" w:line="288" w:lineRule="auto"/>
+        <w:jc w:val="both"/>
+      </w:pPr>
+      <w:r>
+        <w:rPr>
+          <w:rFonts w:ascii="Kalpurush" w:hAnsi="Kalpurush"/>
+          <w:b w:val="0"/>
+          <w:i w:val="0"/>
+          <w:color w:val="0F172A"/>
+          <w:sz w:val="20"/>
+          <w:rFonts w:ascii="Kalpurush" w:hAnsi="Kalpurush" w:cs="Kalpurush"/>
+        </w:rPr>
+        <w:t>শায়খ আব্দুল কাইয়ুম ব্যাখ্যা করেন, আবু বকর (রা.) কেবল একটি নির্দিষ্ট আমলেই সীমাবদ্ধ ছিলেন না; তিনি সালাত, সিয়াম, সাদাক্বাহ, রোগীর সেবা ও আত্মত্যাগের প্রতিটি ক্ষেত্রে ছিলেন সবার চেয়ে অগ্রগামী। তাই জান্নাতের প্রতিটি দরজাই তাঁকে আপন করে নেওয়ার জন্য প্রতীক্ষা করবে। আমাদেরও উচিত জীবনের প্রতিটি সৎকাজে নিজেদের অংশীদার করা, যেন যেকোনো একটি বরকতময় আমল আমাদের নাজাতের উসিলা হয়ে যায়।</w:t>
+      </w:r>
+    </w:p>
+    <w:p>
+      <w:r>
+        <w:br w:type="page"/>
+      </w:r>
+    </w:p>
+    <w:p>
+      <w:pPr>
+        <w:keepNext/>
+        <w:spacing w:before="240" w:after="160"/>
+        <w:jc w:val="left"/>
+        <w:pBdr>
+          <w:bottom w:val="single" w:sz="12" w:space="4" w:color="1E3A8A"/>
+        </w:pBdr>
+      </w:pPr>
+      <w:r>
+        <w:rPr>
+          <w:rFonts w:ascii="Kalpurush" w:hAnsi="Kalpurush"/>
+          <w:b/>
+          <w:i w:val="0"/>
+          <w:color w:val="1E3A8A"/>
+          <w:sz w:val="30"/>
+          <w:rFonts w:ascii="Kalpurush" w:hAnsi="Kalpurush" w:cs="Kalpurush"/>
+        </w:rPr>
+        <w:t>অধ্যায় ০৩: প্রাত্যহিক জীবনের সহজ আমল যা জান্নাতের পথ সুগম করে</w:t>
+      </w:r>
+    </w:p>
+    <w:p>
+      <w:pPr>
+        <w:spacing w:before="0" w:after="80" w:line="288" w:lineRule="auto"/>
+        <w:jc w:val="both"/>
+      </w:pPr>
+      <w:r>
+        <w:rPr>
+          <w:rFonts w:ascii="Kalpurush" w:hAnsi="Kalpurush"/>
+          <w:b w:val="0"/>
+          <w:i w:val="0"/>
+          <w:color w:val="0F172A"/>
+          <w:sz w:val="20"/>
+          <w:rFonts w:ascii="Kalpurush" w:hAnsi="Kalpurush" w:cs="Kalpurush"/>
+        </w:rPr>
+        <w:t>শায়খ আব্দুল কাইয়ুম তাঁর আলোচনায় অত্যন্ত চমৎকারভাবে স্পষ্ট করেন যে, জান্নাতুল ফিরদাউস পেতে হলে সবসময় কোটি কোটি টাকার প্রয়োজন নেই, কিংবা সবসময় বনে-জঙ্গলে গিয়ে তপস্যা করতে হয় না। আমাদের প্রতিদিনের আটপৌরে জীবনে এমন অসংখ্য আমল ছড়িয়ে আছে, যা একটু সচেতন হলেই আমাদের জান্নাতের নিশ্চিত পথযাত্রী বানাতে পারে।</w:t>
+      </w:r>
+    </w:p>
+    <w:p>
+      <w:pPr>
+        <w:keepNext/>
+        <w:spacing w:before="160" w:after="60"/>
+        <w:jc w:val="left"/>
+      </w:pPr>
+      <w:r>
+        <w:rPr>
+          <w:rFonts w:ascii="Kalpurush" w:hAnsi="Kalpurush"/>
+          <w:b/>
+          <w:i w:val="0"/>
+          <w:color w:val="0F172A"/>
+          <w:sz w:val="22"/>
+          <w:rFonts w:ascii="Kalpurush" w:hAnsi="Kalpurush" w:cs="Kalpurush"/>
+        </w:rPr>
+        <w:t>১. আজানের আন্তরিক জবাব দেওয়া</w:t>
+      </w:r>
+    </w:p>
+    <w:p>
+      <w:pPr>
+        <w:spacing w:before="0" w:after="80" w:line="288" w:lineRule="auto"/>
+        <w:jc w:val="both"/>
+      </w:pPr>
+      <w:r>
+        <w:rPr>
+          <w:rFonts w:ascii="Kalpurush" w:hAnsi="Kalpurush"/>
+          <w:b w:val="0"/>
+          <w:i w:val="0"/>
+          <w:color w:val="0F172A"/>
+          <w:sz w:val="20"/>
+          <w:rFonts w:ascii="Kalpurush" w:hAnsi="Kalpurush" w:cs="Kalpurush"/>
+        </w:rPr>
+        <w:t>প্রতিদিন পাঁচবার মুয়াজ্জিনের ধ্বনি আমাদের কানে ভেসে আসে। অধিকাংশ মানুষ তখন গল্পগুজবে মত্ত থাকে। অথচ এই আজানের প্রতিটি শব্দের প্রতিধ্বনি করাই জান্নাত ওয়াজিব হওয়ার কারণ। সহীহ হাদিসে রাসূলুল্লাহ সাল্লাল্লাহু আলাইহি ওয়াসাল্লাম ইরশাদ করেছেন:</w:t>
+      </w:r>
+    </w:p>
+    <w:tbl>
+      <w:tblPr>
+        <w:tblW w:type="auto" w:w="0"/>
+        <w:jc w:val="center"/>
+        <w:tblLayout w:type="fixed"/>
+        <w:tblLook w:firstColumn="1" w:firstRow="1" w:lastColumn="0" w:lastRow="0" w:noHBand="0" w:noVBand="1" w:val="04A0"/>
+      </w:tblPr>
+      <w:tblGrid>
+        <w:gridCol w:w="6350"/>
+      </w:tblGrid>
+      <w:tr>
+        <w:tc>
+          <w:tcPr>
+            <w:tcW w:type="dxa" w:w="6350"/>
+            <w:tcBorders>
+              <w:top w:val="none"/>
+              <w:left w:val="single" w:sz="24" w:space="0" w:color="3B82F6"/>
+              <w:bottom w:val="none"/>
+              <w:right w:val="none"/>
+            </w:tcBorders>
+            <w:shd w:fill="F8FAFC"/>
+            <w:tcMar>
+              <w:top w:w="80" w:type="dxa"/>
+              <w:bottom w:w="80" w:type="dxa"/>
+              <w:left w:w="160" w:type="dxa"/>
+              <w:right w:w="120" w:type="dxa"/>
+            </w:tcMar>
+          </w:tcPr>
+          <w:p>
+            <w:pPr>
+              <w:spacing w:before="40" w:after="40" w:line="276" w:lineRule="auto"/>
+              <w:jc w:val="center"/>
+            </w:pPr>
+            <w:r>
+              <w:rPr>
+                <w:rFonts w:ascii="Traditional Arabic" w:hAnsi="Traditional Arabic"/>
+                <w:b/>
+                <w:i w:val="0"/>
+                <w:color w:val="0F172A"/>
+                <w:sz w:val="29"/>
+                <w:rFonts w:ascii="Traditional Arabic" w:hAnsi="Traditional Arabic" w:cs="Traditional Arabic"/>
+              </w:rPr>
+              <w:t>إِذَا قَالَ الْمُؤَذِّنُ: اللَّهُ أَكْبَرُ اللَّهُ أَكْبَرُ... فَقَالَ مِنْ قَلْبِهِ: دَخَلَ الْجَنَّةَ</w:t>
+            </w:r>
+          </w:p>
+          <w:p>
+            <w:pPr>
+              <w:spacing w:before="40" w:after="40" w:line="276" w:lineRule="auto"/>
+              <w:jc w:val="both"/>
+            </w:pPr>
+            <w:r>
+              <w:rPr>
+                <w:rFonts w:ascii="Kalpurush" w:hAnsi="Kalpurush"/>
+                <w:b w:val="0"/>
+                <w:i w:val="0"/>
+                <w:color w:val="0F172A"/>
+                <w:sz w:val="19"/>
+                <w:rFonts w:ascii="Kalpurush" w:hAnsi="Kalpurush" w:cs="Kalpurush"/>
+              </w:rPr>
+              <w:t>“মুয়াজ্জিন যখন বলে ‘আল্লাহু আকবার আল্লাহু আকবার’, আর শ্রোতাও অন্তরের গভীর বিশ্বাস নিয়ে তার হুবহু জবাব দেয় (হাইয়্যা আলাস সালাহর জবাবে লা হাওলা বলে), সে ব্যক্তি নিশ্চিত জান্নাতে প্রবেশ করবে।”</w:t>
+            </w:r>
+          </w:p>
+          <w:p>
+            <w:pPr>
+              <w:spacing w:before="40" w:after="40" w:line="276" w:lineRule="auto"/>
+              <w:jc w:val="right"/>
+            </w:pPr>
             <w:r>
               <w:rPr>
                 <w:rFonts w:ascii="Kalpurush" w:hAnsi="Kalpurush"/>
@@ -4783,7 +1307,18 @@
                 <w:sz w:val="17"/>
                 <w:rFonts w:ascii="Kalpurush" w:hAnsi="Kalpurush" w:cs="Kalpurush"/>
               </w:rPr>
-              <w:t>)</w:t>
+              <w:t xml:space="preserve">— </w:t>
+            </w:r>
+            <w:r>
+              <w:rPr>
+                <w:rFonts w:ascii="Kalpurush" w:hAnsi="Kalpurush"/>
+                <w:b w:val="0"/>
+                <w:i/>
+                <w:color w:val="1D4ED8"/>
+                <w:sz w:val="17"/>
+                <w:rFonts w:ascii="Kalpurush" w:hAnsi="Kalpurush" w:cs="Kalpurush"/>
+              </w:rPr>
+              <w:t>সহীহ মুসলিম: ৩৮৪</w:t>
             </w:r>
           </w:p>
         </w:tc>
@@ -4797,7 +1332,7 @@
     <w:p>
       <w:pPr>
         <w:keepNext/>
-        <w:spacing w:before="200" w:after="80"/>
+        <w:spacing w:before="160" w:after="60"/>
         <w:jc w:val="left"/>
       </w:pPr>
       <w:r>
@@ -4805,40 +1340,18 @@
           <w:rFonts w:ascii="Kalpurush" w:hAnsi="Kalpurush"/>
           <w:b/>
           <w:i w:val="0"/>
-          <w:color w:val="1D4ED8"/>
-          <w:sz w:val="25"/>
+          <w:color w:val="0F172A"/>
+          <w:sz w:val="22"/>
           <w:rFonts w:ascii="Kalpurush" w:hAnsi="Kalpurush" w:cs="Kalpurush"/>
         </w:rPr>
-        <w:t>৪. গুরুত্বপূর্ণ শিক্ষণীয় বিষয়সমূহ</w:t>
+        <w:t>২. নিজ ঘরে প্রবেশের সময় সালাম দেওয়া</w:t>
       </w:r>
     </w:p>
     <w:p>
       <w:pPr>
-        <w:spacing w:before="20" w:after="60" w:line="276" w:lineRule="auto"/>
-        <w:ind w:left="288"/>
+        <w:spacing w:before="0" w:after="80" w:line="288" w:lineRule="auto"/>
+        <w:jc w:val="both"/>
       </w:pPr>
-      <w:r>
-        <w:rPr>
-          <w:rFonts w:ascii="Kalpurush" w:hAnsi="Kalpurush"/>
-          <w:b/>
-          <w:i w:val="0"/>
-          <w:color w:val="1E3A8A"/>
-          <w:sz w:val="20"/>
-          <w:rFonts w:ascii="Kalpurush" w:hAnsi="Kalpurush" w:cs="Kalpurush"/>
-        </w:rPr>
-        <w:t xml:space="preserve">•  </w:t>
-      </w:r>
-      <w:r>
-        <w:rPr>
-          <w:rFonts w:ascii="Kalpurush" w:hAnsi="Kalpurush"/>
-          <w:b/>
-          <w:i w:val="0"/>
-          <w:color w:val="0F172A"/>
-          <w:sz w:val="20"/>
-          <w:rFonts w:ascii="Kalpurush" w:hAnsi="Kalpurush" w:cs="Kalpurush"/>
-        </w:rPr>
-        <w:t>জান্নাতের বাগান সমৃদ্ধকরণ:</w:t>
-      </w:r>
       <w:r>
         <w:rPr>
           <w:rFonts w:ascii="Kalpurush" w:hAnsi="Kalpurush"/>
@@ -4848,36 +1361,130 @@
           <w:sz w:val="20"/>
           <w:rFonts w:ascii="Kalpurush" w:hAnsi="Kalpurush" w:cs="Kalpurush"/>
         </w:rPr>
-        <w:t xml:space="preserve"> প্রতিদিন শতবার ‘সুবহানাল্লাহি ওয়া বিহামদিহি’ পাঠ করে জান্নাতের বিস্তীর্ণ ভূমিতে ফলবান বৃক্ষের সমাহার গড়ে তোলা।</w:t>
+        <w:t>সারাদিনের কর্মব্যস্ততা শেষে ঘরে ফিরে আমরা সাধারণত দরজা খুলেই ক্লান্তির প্রকাশ ঘটাই। কিন্তু এই সামান্য ঘরে প্রবেশ করাটিকেও রাসূলুল্লাহ (সা.) জান্নাতের সোপান বানিয়ে দিয়েছেন। তিনি ইরশাদ করেছেন:</w:t>
       </w:r>
+    </w:p>
+    <w:tbl>
+      <w:tblPr>
+        <w:tblW w:type="auto" w:w="0"/>
+        <w:jc w:val="center"/>
+        <w:tblLayout w:type="fixed"/>
+        <w:tblLook w:firstColumn="1" w:firstRow="1" w:lastColumn="0" w:lastRow="0" w:noHBand="0" w:noVBand="1" w:val="04A0"/>
+      </w:tblPr>
+      <w:tblGrid>
+        <w:gridCol w:w="6350"/>
+      </w:tblGrid>
+      <w:tr>
+        <w:tc>
+          <w:tcPr>
+            <w:tcW w:type="dxa" w:w="6350"/>
+            <w:tcBorders>
+              <w:top w:val="none"/>
+              <w:left w:val="single" w:sz="24" w:space="0" w:color="3B82F6"/>
+              <w:bottom w:val="none"/>
+              <w:right w:val="none"/>
+            </w:tcBorders>
+            <w:shd w:fill="F8FAFC"/>
+            <w:tcMar>
+              <w:top w:w="80" w:type="dxa"/>
+              <w:bottom w:w="80" w:type="dxa"/>
+              <w:left w:w="160" w:type="dxa"/>
+              <w:right w:w="120" w:type="dxa"/>
+            </w:tcMar>
+          </w:tcPr>
+          <w:p>
+            <w:pPr>
+              <w:spacing w:before="40" w:after="40" w:line="276" w:lineRule="auto"/>
+              <w:jc w:val="center"/>
+            </w:pPr>
+            <w:r>
+              <w:rPr>
+                <w:rFonts w:ascii="Traditional Arabic" w:hAnsi="Traditional Arabic"/>
+                <w:b/>
+                <w:i w:val="0"/>
+                <w:color w:val="0F172A"/>
+                <w:sz w:val="29"/>
+                <w:rFonts w:ascii="Traditional Arabic" w:hAnsi="Traditional Arabic" w:cs="Traditional Arabic"/>
+              </w:rPr>
+              <w:t>ثَلَاثَةٌ كُلُّهُمْ ضَامِنٌ عَلَى اللَّهِ عَزَّ وَجَلَّ: ... وَرَجُلٌ دَخَلَ بَيْتَهُ بِسَلَامٍ فَهُوَ ضَامِنٌ عَلَى اللَّهِ</w:t>
+            </w:r>
+          </w:p>
+          <w:p>
+            <w:pPr>
+              <w:spacing w:before="40" w:after="40" w:line="276" w:lineRule="auto"/>
+              <w:jc w:val="both"/>
+            </w:pPr>
+            <w:r>
+              <w:rPr>
+                <w:rFonts w:ascii="Kalpurush" w:hAnsi="Kalpurush"/>
+                <w:b w:val="0"/>
+                <w:i w:val="0"/>
+                <w:color w:val="0F172A"/>
+                <w:sz w:val="19"/>
+                <w:rFonts w:ascii="Kalpurush" w:hAnsi="Kalpurush" w:cs="Kalpurush"/>
+              </w:rPr>
+              <w:t>“তিন ব্যক্তি এমন রয়েছে যাদের পূর্ণ নিরাপত্তার দায়িত্ব স্বয়ং আল্লাহ তা‘আলা গ্রহণ করেছেন:... আর যে ব্যক্তি সালাম দিয়ে নিজ পরিবার ও ঘরে প্রবেশ করে, আল্লাহ তা‘আলা তার নিরাপত্তার ও জান্নাতের জামিনদার হয়ে যান।”</w:t>
+            </w:r>
+          </w:p>
+          <w:p>
+            <w:pPr>
+              <w:spacing w:before="40" w:after="40" w:line="276" w:lineRule="auto"/>
+              <w:jc w:val="right"/>
+            </w:pPr>
+            <w:r>
+              <w:rPr>
+                <w:rFonts w:ascii="Kalpurush" w:hAnsi="Kalpurush"/>
+                <w:b w:val="0"/>
+                <w:i w:val="0"/>
+                <w:color w:val="64748B"/>
+                <w:sz w:val="17"/>
+                <w:rFonts w:ascii="Kalpurush" w:hAnsi="Kalpurush" w:cs="Kalpurush"/>
+              </w:rPr>
+              <w:t xml:space="preserve">— </w:t>
+            </w:r>
+            <w:r>
+              <w:rPr>
+                <w:rFonts w:ascii="Kalpurush" w:hAnsi="Kalpurush"/>
+                <w:b w:val="0"/>
+                <w:i/>
+                <w:color w:val="1D4ED8"/>
+                <w:sz w:val="17"/>
+                <w:rFonts w:ascii="Kalpurush" w:hAnsi="Kalpurush" w:cs="Kalpurush"/>
+              </w:rPr>
+              <w:t>সুনানে আবু দাউদ: ২৪৯৪ (সহীহ)</w:t>
+            </w:r>
+          </w:p>
+        </w:tc>
+      </w:tr>
+    </w:tbl>
+    <w:p>
+      <w:pPr>
+        <w:spacing w:before="0" w:after="80"/>
+      </w:pPr>
     </w:p>
     <w:p>
       <w:pPr>
-        <w:spacing w:before="20" w:after="60" w:line="276" w:lineRule="auto"/>
-        <w:ind w:left="288"/>
+        <w:keepNext/>
+        <w:spacing w:before="160" w:after="60"/>
+        <w:jc w:val="left"/>
       </w:pPr>
       <w:r>
         <w:rPr>
           <w:rFonts w:ascii="Kalpurush" w:hAnsi="Kalpurush"/>
           <w:b/>
           <w:i w:val="0"/>
-          <w:color w:val="1E3A8A"/>
-          <w:sz w:val="20"/>
+          <w:color w:val="0F172A"/>
+          <w:sz w:val="22"/>
           <w:rFonts w:ascii="Kalpurush" w:hAnsi="Kalpurush" w:cs="Kalpurush"/>
         </w:rPr>
-        <w:t xml:space="preserve">•  </w:t>
+        <w:t>৩. মসজিদের দিকে হেঁটে যাওয়া</w:t>
       </w:r>
-      <w:r>
-        <w:rPr>
-          <w:rFonts w:ascii="Kalpurush" w:hAnsi="Kalpurush"/>
-          <w:b/>
-          <w:i w:val="0"/>
-          <w:color w:val="0F172A"/>
-          <w:sz w:val="20"/>
-          <w:rFonts w:ascii="Kalpurush" w:hAnsi="Kalpurush" w:cs="Kalpurush"/>
-        </w:rPr>
-        <w:t>ফরজ সালাতের পর সচেতনতা:</w:t>
-      </w:r>
+    </w:p>
+    <w:p>
+      <w:pPr>
+        <w:spacing w:before="0" w:after="80" w:line="288" w:lineRule="auto"/>
+        <w:jc w:val="both"/>
+      </w:pPr>
       <w:r>
         <w:rPr>
           <w:rFonts w:ascii="Kalpurush" w:hAnsi="Kalpurush"/>
@@ -4887,36 +1494,130 @@
           <w:sz w:val="20"/>
           <w:rFonts w:ascii="Kalpurush" w:hAnsi="Kalpurush" w:cs="Kalpurush"/>
         </w:rPr>
-        <w:t xml:space="preserve"> জামায়াতে সালাত শেষ করেই দ্রুত উঠে না গিয়ে অন্তত আয়াতুল কুরসী পাঠ সম্পন্ন করা।</w:t>
+        <w:t>ঘরের কাছে বা একটু দূরে মসজিদে সালাত আদায় করতে যাওয়া প্রতিটি মুমিনের জন্য জান্নাতি মেহমানদারির সুযোগ। রাসূলুল্লাহ সাল্লাল্লাহু আলাইহি ওয়াসাল্লাম বলেন:</w:t>
       </w:r>
+    </w:p>
+    <w:tbl>
+      <w:tblPr>
+        <w:tblW w:type="auto" w:w="0"/>
+        <w:jc w:val="center"/>
+        <w:tblLayout w:type="fixed"/>
+        <w:tblLook w:firstColumn="1" w:firstRow="1" w:lastColumn="0" w:lastRow="0" w:noHBand="0" w:noVBand="1" w:val="04A0"/>
+      </w:tblPr>
+      <w:tblGrid>
+        <w:gridCol w:w="6350"/>
+      </w:tblGrid>
+      <w:tr>
+        <w:tc>
+          <w:tcPr>
+            <w:tcW w:type="dxa" w:w="6350"/>
+            <w:tcBorders>
+              <w:top w:val="none"/>
+              <w:left w:val="single" w:sz="24" w:space="0" w:color="3B82F6"/>
+              <w:bottom w:val="none"/>
+              <w:right w:val="none"/>
+            </w:tcBorders>
+            <w:shd w:fill="F8FAFC"/>
+            <w:tcMar>
+              <w:top w:w="80" w:type="dxa"/>
+              <w:bottom w:w="80" w:type="dxa"/>
+              <w:left w:w="160" w:type="dxa"/>
+              <w:right w:w="120" w:type="dxa"/>
+            </w:tcMar>
+          </w:tcPr>
+          <w:p>
+            <w:pPr>
+              <w:spacing w:before="40" w:after="40" w:line="276" w:lineRule="auto"/>
+              <w:jc w:val="center"/>
+            </w:pPr>
+            <w:r>
+              <w:rPr>
+                <w:rFonts w:ascii="Traditional Arabic" w:hAnsi="Traditional Arabic"/>
+                <w:b/>
+                <w:i w:val="0"/>
+                <w:color w:val="0F172A"/>
+                <w:sz w:val="29"/>
+                <w:rFonts w:ascii="Traditional Arabic" w:hAnsi="Traditional Arabic" w:cs="Traditional Arabic"/>
+              </w:rPr>
+              <w:t>مَنْ غَدَا إِلَى الْمَسْجِدِ وَرَاحَ أَعَدَّ اللَّهُ لَهُ فِي الْجَنَّةِ نُزُلًا كُلَّمَا غَدَا أَوْ رَاحَ</w:t>
+            </w:r>
+          </w:p>
+          <w:p>
+            <w:pPr>
+              <w:spacing w:before="40" w:after="40" w:line="276" w:lineRule="auto"/>
+              <w:jc w:val="both"/>
+            </w:pPr>
+            <w:r>
+              <w:rPr>
+                <w:rFonts w:ascii="Kalpurush" w:hAnsi="Kalpurush"/>
+                <w:b w:val="0"/>
+                <w:i w:val="0"/>
+                <w:color w:val="0F172A"/>
+                <w:sz w:val="19"/>
+                <w:rFonts w:ascii="Kalpurush" w:hAnsi="Kalpurush" w:cs="Kalpurush"/>
+              </w:rPr>
+              <w:t>“যে ব্যক্তি সকালবেলা অথবা সন্ধ্যাবেলা জামাতে সালাতের উদ্দেশ্যে মসজিদের দিকে হেঁটে যায়, যতবার সে সকালে বা সন্ধ্যায় গমনাগমন করে, আল্লাহ সুবহানাহু ওয়া তা‘আলা জান্নাতে তার জন্য মেহমানদারির রাজকীয় আয়োজন প্রস্তুত করেন।”</w:t>
+            </w:r>
+          </w:p>
+          <w:p>
+            <w:pPr>
+              <w:spacing w:before="40" w:after="40" w:line="276" w:lineRule="auto"/>
+              <w:jc w:val="right"/>
+            </w:pPr>
+            <w:r>
+              <w:rPr>
+                <w:rFonts w:ascii="Kalpurush" w:hAnsi="Kalpurush"/>
+                <w:b w:val="0"/>
+                <w:i w:val="0"/>
+                <w:color w:val="64748B"/>
+                <w:sz w:val="17"/>
+                <w:rFonts w:ascii="Kalpurush" w:hAnsi="Kalpurush" w:cs="Kalpurush"/>
+              </w:rPr>
+              <w:t xml:space="preserve">— </w:t>
+            </w:r>
+            <w:r>
+              <w:rPr>
+                <w:rFonts w:ascii="Kalpurush" w:hAnsi="Kalpurush"/>
+                <w:b w:val="0"/>
+                <w:i/>
+                <w:color w:val="1D4ED8"/>
+                <w:sz w:val="17"/>
+                <w:rFonts w:ascii="Kalpurush" w:hAnsi="Kalpurush" w:cs="Kalpurush"/>
+              </w:rPr>
+              <w:t>সহীহ বুখারী: ৬৬২; সহীহ মুসলিম: ৬৬৯</w:t>
+            </w:r>
+          </w:p>
+        </w:tc>
+      </w:tr>
+    </w:tbl>
+    <w:p>
+      <w:pPr>
+        <w:spacing w:before="0" w:after="80"/>
+      </w:pPr>
     </w:p>
     <w:p>
       <w:pPr>
-        <w:spacing w:before="20" w:after="60" w:line="276" w:lineRule="auto"/>
-        <w:ind w:left="288"/>
+        <w:keepNext/>
+        <w:spacing w:before="160" w:after="60"/>
+        <w:jc w:val="left"/>
       </w:pPr>
       <w:r>
         <w:rPr>
           <w:rFonts w:ascii="Kalpurush" w:hAnsi="Kalpurush"/>
           <w:b/>
           <w:i w:val="0"/>
-          <w:color w:val="1E3A8A"/>
-          <w:sz w:val="20"/>
+          <w:color w:val="0F172A"/>
+          <w:sz w:val="22"/>
           <w:rFonts w:ascii="Kalpurush" w:hAnsi="Kalpurush" w:cs="Kalpurush"/>
         </w:rPr>
-        <w:t xml:space="preserve">•  </w:t>
+        <w:t>৪. সালাতের কাতারে ফাঁকা জায়গা পূরণ করা</w:t>
       </w:r>
-      <w:r>
-        <w:rPr>
-          <w:rFonts w:ascii="Kalpurush" w:hAnsi="Kalpurush"/>
-          <w:b/>
-          <w:i w:val="0"/>
-          <w:color w:val="0F172A"/>
-          <w:sz w:val="20"/>
-          <w:rFonts w:ascii="Kalpurush" w:hAnsi="Kalpurush" w:cs="Kalpurush"/>
-        </w:rPr>
-        <w:t>সকাল-সন্ধ্যার দুর্গ:</w:t>
-      </w:r>
+    </w:p>
+    <w:p>
+      <w:pPr>
+        <w:spacing w:before="0" w:after="80" w:line="288" w:lineRule="auto"/>
+        <w:jc w:val="both"/>
+      </w:pPr>
       <w:r>
         <w:rPr>
           <w:rFonts w:ascii="Kalpurush" w:hAnsi="Kalpurush"/>
@@ -4926,8 +1627,1182 @@
           <w:sz w:val="20"/>
           <w:rFonts w:ascii="Kalpurush" w:hAnsi="Kalpurush" w:cs="Kalpurush"/>
         </w:rPr>
-        <w:t xml:space="preserve"> প্রতিদিন সকালে ও সন্ধ্যায় একনিষ্ঠ অন্তরে সায়্যিদুল ইস্তিগফার তিলাওয়াত করা।</w:t>
+        <w:t>সালাতের জামাতে দাঁড়ানোর সময় অনেকের মাঝে উদাসীনতা দেখা যায়। অথচ কাতারের একটি ফাঁকা জায়গা পূরণ করার বিনিময় কত বিশাল, তা বর্ণনা করে রাসূলুল্লাহ (সা.) বলেন:</w:t>
       </w:r>
+    </w:p>
+    <w:tbl>
+      <w:tblPr>
+        <w:tblW w:type="auto" w:w="0"/>
+        <w:jc w:val="center"/>
+        <w:tblLayout w:type="fixed"/>
+        <w:tblLook w:firstColumn="1" w:firstRow="1" w:lastColumn="0" w:lastRow="0" w:noHBand="0" w:noVBand="1" w:val="04A0"/>
+      </w:tblPr>
+      <w:tblGrid>
+        <w:gridCol w:w="6350"/>
+      </w:tblGrid>
+      <w:tr>
+        <w:tc>
+          <w:tcPr>
+            <w:tcW w:type="dxa" w:w="6350"/>
+            <w:tcBorders>
+              <w:top w:val="none"/>
+              <w:left w:val="single" w:sz="24" w:space="0" w:color="3B82F6"/>
+              <w:bottom w:val="none"/>
+              <w:right w:val="none"/>
+            </w:tcBorders>
+            <w:shd w:fill="F8FAFC"/>
+            <w:tcMar>
+              <w:top w:w="80" w:type="dxa"/>
+              <w:bottom w:w="80" w:type="dxa"/>
+              <w:left w:w="160" w:type="dxa"/>
+              <w:right w:w="120" w:type="dxa"/>
+            </w:tcMar>
+          </w:tcPr>
+          <w:p>
+            <w:pPr>
+              <w:spacing w:before="40" w:after="40" w:line="276" w:lineRule="auto"/>
+              <w:jc w:val="center"/>
+            </w:pPr>
+            <w:r>
+              <w:rPr>
+                <w:rFonts w:ascii="Traditional Arabic" w:hAnsi="Traditional Arabic"/>
+                <w:b/>
+                <w:i w:val="0"/>
+                <w:color w:val="0F172A"/>
+                <w:sz w:val="29"/>
+                <w:rFonts w:ascii="Traditional Arabic" w:hAnsi="Traditional Arabic" w:cs="Traditional Arabic"/>
+              </w:rPr>
+              <w:t>مَنْ سَدَّ فُرْجَةً فِي صَفٍّ رَفَعَهُ اللَّهُ بِهَا دَرَجَةً وَبَنَى لَهُ بَيْتًا فِي الْجَنَّةِ</w:t>
+            </w:r>
+          </w:p>
+          <w:p>
+            <w:pPr>
+              <w:spacing w:before="40" w:after="40" w:line="276" w:lineRule="auto"/>
+              <w:jc w:val="both"/>
+            </w:pPr>
+            <w:r>
+              <w:rPr>
+                <w:rFonts w:ascii="Kalpurush" w:hAnsi="Kalpurush"/>
+                <w:b w:val="0"/>
+                <w:i w:val="0"/>
+                <w:color w:val="0F172A"/>
+                <w:sz w:val="19"/>
+                <w:rFonts w:ascii="Kalpurush" w:hAnsi="Kalpurush" w:cs="Kalpurush"/>
+              </w:rPr>
+              <w:t>“যে ব্যক্তি সালাতের কাতারের মধ্যকার কোনো ফাঁকা জায়গা পূরণ করে দাঁড়ায়, আল্লাহ এর বিনিময়ে তার একটি মর্যাদা বৃদ্ধি করেন এবং জান্নাতে তার জন্য একটি বিশেষ প্রাসাদ নির্মাণ করেন।”</w:t>
+            </w:r>
+          </w:p>
+          <w:p>
+            <w:pPr>
+              <w:spacing w:before="40" w:after="40" w:line="276" w:lineRule="auto"/>
+              <w:jc w:val="right"/>
+            </w:pPr>
+            <w:r>
+              <w:rPr>
+                <w:rFonts w:ascii="Kalpurush" w:hAnsi="Kalpurush"/>
+                <w:b w:val="0"/>
+                <w:i w:val="0"/>
+                <w:color w:val="64748B"/>
+                <w:sz w:val="17"/>
+                <w:rFonts w:ascii="Kalpurush" w:hAnsi="Kalpurush" w:cs="Kalpurush"/>
+              </w:rPr>
+              <w:t xml:space="preserve">— </w:t>
+            </w:r>
+            <w:r>
+              <w:rPr>
+                <w:rFonts w:ascii="Kalpurush" w:hAnsi="Kalpurush"/>
+                <w:b w:val="0"/>
+                <w:i/>
+                <w:color w:val="1D4ED8"/>
+                <w:sz w:val="17"/>
+                <w:rFonts w:ascii="Kalpurush" w:hAnsi="Kalpurush" w:cs="Kalpurush"/>
+              </w:rPr>
+              <w:t>সিলসিলাতুস সহীহাহ: ১৮৯৮</w:t>
+            </w:r>
+          </w:p>
+        </w:tc>
+      </w:tr>
+    </w:tbl>
+    <w:p>
+      <w:pPr>
+        <w:spacing w:before="0" w:after="80"/>
+      </w:pPr>
+    </w:p>
+    <w:p>
+      <w:pPr>
+        <w:keepNext/>
+        <w:spacing w:before="160" w:after="60"/>
+        <w:jc w:val="left"/>
+      </w:pPr>
+      <w:r>
+        <w:rPr>
+          <w:rFonts w:ascii="Kalpurush" w:hAnsi="Kalpurush"/>
+          <w:b/>
+          <w:i w:val="0"/>
+          <w:color w:val="0F172A"/>
+          <w:sz w:val="22"/>
+          <w:rFonts w:ascii="Kalpurush" w:hAnsi="Kalpurush" w:cs="Kalpurush"/>
+        </w:rPr>
+        <w:t>৫. ঋণগ্রস্ত অভাবী মানুষকে অবকাশ দান</w:t>
+      </w:r>
+    </w:p>
+    <w:p>
+      <w:pPr>
+        <w:spacing w:before="0" w:after="80" w:line="288" w:lineRule="auto"/>
+        <w:jc w:val="both"/>
+      </w:pPr>
+      <w:r>
+        <w:rPr>
+          <w:rFonts w:ascii="Kalpurush" w:hAnsi="Kalpurush"/>
+          <w:b w:val="0"/>
+          <w:i w:val="0"/>
+          <w:color w:val="0F172A"/>
+          <w:sz w:val="20"/>
+          <w:rFonts w:ascii="Kalpurush" w:hAnsi="Kalpurush" w:cs="Kalpurush"/>
+        </w:rPr>
+        <w:t>লেনদেনের ক্ষেত্রে মানুষের প্রতি সহানুভূতিশীল হওয়া আল্লাহকে খুশি করার অন্যতম শ্রেষ্ঠ উপায়। ব্যবসায়ীরা যদি কোনো ঋণগ্রহীতাকে বিপদে ছাড় দেয়, তবে আল্লাহ বিচার দিবসে তাকে ক্ষমা করে দেন। হাদিসে বর্ণিত হয়েছে:</w:t>
+      </w:r>
+    </w:p>
+    <w:tbl>
+      <w:tblPr>
+        <w:tblW w:type="auto" w:w="0"/>
+        <w:jc w:val="center"/>
+        <w:tblLayout w:type="fixed"/>
+        <w:tblLook w:firstColumn="1" w:firstRow="1" w:lastColumn="0" w:lastRow="0" w:noHBand="0" w:noVBand="1" w:val="04A0"/>
+      </w:tblPr>
+      <w:tblGrid>
+        <w:gridCol w:w="6350"/>
+      </w:tblGrid>
+      <w:tr>
+        <w:tc>
+          <w:tcPr>
+            <w:tcW w:type="dxa" w:w="6350"/>
+            <w:tcBorders>
+              <w:top w:val="none"/>
+              <w:left w:val="single" w:sz="24" w:space="0" w:color="3B82F6"/>
+              <w:bottom w:val="none"/>
+              <w:right w:val="none"/>
+            </w:tcBorders>
+            <w:shd w:fill="F8FAFC"/>
+            <w:tcMar>
+              <w:top w:w="80" w:type="dxa"/>
+              <w:bottom w:w="80" w:type="dxa"/>
+              <w:left w:w="160" w:type="dxa"/>
+              <w:right w:w="120" w:type="dxa"/>
+            </w:tcMar>
+          </w:tcPr>
+          <w:p>
+            <w:pPr>
+              <w:spacing w:before="40" w:after="40" w:line="276" w:lineRule="auto"/>
+              <w:jc w:val="center"/>
+            </w:pPr>
+            <w:r>
+              <w:rPr>
+                <w:rFonts w:ascii="Traditional Arabic" w:hAnsi="Traditional Arabic"/>
+                <w:b/>
+                <w:i w:val="0"/>
+                <w:color w:val="0F172A"/>
+                <w:sz w:val="29"/>
+                <w:rFonts w:ascii="Traditional Arabic" w:hAnsi="Traditional Arabic" w:cs="Traditional Arabic"/>
+              </w:rPr>
+              <w:t>كَانَ رَجُلٌ يُدَايِنُ النَّاسَ، فَكَانَ يَقُولُ لِفَتَاهُ: إِذَا أَتَيْتَ مُعْسِرًا فَتَجَاوَزْ عَنْهُ، لَعَلَّ اللَّهَ أَنْ يَتَجَاوَزَ عَنَّا، فَلَقِيَ اللَّهَ فَتَجَاوَزَ عَنْهُ</w:t>
+            </w:r>
+          </w:p>
+          <w:p>
+            <w:pPr>
+              <w:spacing w:before="40" w:after="40" w:line="276" w:lineRule="auto"/>
+              <w:jc w:val="both"/>
+            </w:pPr>
+            <w:r>
+              <w:rPr>
+                <w:rFonts w:ascii="Kalpurush" w:hAnsi="Kalpurush"/>
+                <w:b w:val="0"/>
+                <w:i w:val="0"/>
+                <w:color w:val="0F172A"/>
+                <w:sz w:val="19"/>
+                <w:rFonts w:ascii="Kalpurush" w:hAnsi="Kalpurush" w:cs="Kalpurush"/>
+              </w:rPr>
+              <w:t>“পূর্ববর্তী যুগে এক ব্যবসায়ী মানুষকে ঋণ দিত। সে তার কর্মচারীদের সর্বদা নির্দেশ দিত: ‘যখন কোনো অভাবগ্রস্ত ঋণগ্রহীতার কাছে যাবে, তার ওপর কঠোরতা করো না; তাকে অবকাশ দিও কিংবা ক্ষমা করে দিও, যাতে আল্লাহও আমাদের অপরাধ মাফ করে দেন।’ মৃত্যুর পর আল্লাহর সাথে সাক্ষাতের দিন আল্লাহ তাকে ক্ষমা করে জান্নাত দান করেন।”</w:t>
+            </w:r>
+          </w:p>
+          <w:p>
+            <w:pPr>
+              <w:spacing w:before="40" w:after="40" w:line="276" w:lineRule="auto"/>
+              <w:jc w:val="right"/>
+            </w:pPr>
+            <w:r>
+              <w:rPr>
+                <w:rFonts w:ascii="Kalpurush" w:hAnsi="Kalpurush"/>
+                <w:b w:val="0"/>
+                <w:i w:val="0"/>
+                <w:color w:val="64748B"/>
+                <w:sz w:val="17"/>
+                <w:rFonts w:ascii="Kalpurush" w:hAnsi="Kalpurush" w:cs="Kalpurush"/>
+              </w:rPr>
+              <w:t xml:space="preserve">— </w:t>
+            </w:r>
+            <w:r>
+              <w:rPr>
+                <w:rFonts w:ascii="Kalpurush" w:hAnsi="Kalpurush"/>
+                <w:b w:val="0"/>
+                <w:i/>
+                <w:color w:val="1D4ED8"/>
+                <w:sz w:val="17"/>
+                <w:rFonts w:ascii="Kalpurush" w:hAnsi="Kalpurush" w:cs="Kalpurush"/>
+              </w:rPr>
+              <w:t>সহীহ বুখারী: ২০৭৮; সহীহ মুসলিম: ১৫৬০</w:t>
+            </w:r>
+          </w:p>
+        </w:tc>
+      </w:tr>
+    </w:tbl>
+    <w:p>
+      <w:pPr>
+        <w:spacing w:before="0" w:after="80"/>
+      </w:pPr>
+    </w:p>
+    <w:p>
+      <w:pPr>
+        <w:keepNext/>
+        <w:spacing w:before="160" w:after="60"/>
+        <w:jc w:val="left"/>
+      </w:pPr>
+      <w:r>
+        <w:rPr>
+          <w:rFonts w:ascii="Kalpurush" w:hAnsi="Kalpurush"/>
+          <w:b/>
+          <w:i w:val="0"/>
+          <w:color w:val="0F172A"/>
+          <w:sz w:val="22"/>
+          <w:rFonts w:ascii="Kalpurush" w:hAnsi="Kalpurush" w:cs="Kalpurush"/>
+        </w:rPr>
+        <w:t>৬. একদিনে আবু বকর (রা.)-এর চার আমলের মহিমান্বিত সম্মেলন</w:t>
+      </w:r>
+    </w:p>
+    <w:p>
+      <w:pPr>
+        <w:spacing w:before="0" w:after="80" w:line="288" w:lineRule="auto"/>
+        <w:jc w:val="both"/>
+      </w:pPr>
+      <w:r>
+        <w:rPr>
+          <w:rFonts w:ascii="Kalpurush" w:hAnsi="Kalpurush"/>
+          <w:b w:val="0"/>
+          <w:i w:val="0"/>
+          <w:color w:val="0F172A"/>
+          <w:sz w:val="20"/>
+          <w:rFonts w:ascii="Kalpurush" w:hAnsi="Kalpurush" w:cs="Kalpurush"/>
+        </w:rPr>
+        <w:t>শায়খ আব্দুল কাইয়ুম খুতবায় সহীহ মুসলিমের একটি অতি চমৎকার ঘটনা স্মরণ করিয়ে দেন। একদিন ফজরের সালাত শেষে রাসূলুল্লাহ সাল্লাল্লাহু আলাইহি ওয়াসাল্লাম উপস্থিত সাহাবীদের জিজ্ঞাসা করলেন:</w:t>
+      </w:r>
+    </w:p>
+    <w:p>
+      <w:pPr>
+        <w:spacing w:before="0" w:after="80" w:line="288" w:lineRule="auto"/>
+        <w:jc w:val="both"/>
+      </w:pPr>
+      <w:r>
+        <w:rPr>
+          <w:rFonts w:ascii="Kalpurush" w:hAnsi="Kalpurush"/>
+          <w:b w:val="0"/>
+          <w:i w:val="0"/>
+          <w:color w:val="0F172A"/>
+          <w:sz w:val="20"/>
+          <w:rFonts w:ascii="Kalpurush" w:hAnsi="Kalpurush" w:cs="Kalpurush"/>
+        </w:rPr>
+        <w:t>— “আজ তোমাদের মাঝে কে সিয়ামরত অবস্থায় সকাল করেছ?” আবু বকর (রা.) বললেন: ‘আমি।’</w:t>
+      </w:r>
+    </w:p>
+    <w:p>
+      <w:pPr>
+        <w:spacing w:before="0" w:after="80" w:line="288" w:lineRule="auto"/>
+        <w:jc w:val="both"/>
+      </w:pPr>
+      <w:r>
+        <w:rPr>
+          <w:rFonts w:ascii="Kalpurush" w:hAnsi="Kalpurush"/>
+          <w:b w:val="0"/>
+          <w:i w:val="0"/>
+          <w:color w:val="0F172A"/>
+          <w:sz w:val="20"/>
+          <w:rFonts w:ascii="Kalpurush" w:hAnsi="Kalpurush" w:cs="Kalpurush"/>
+        </w:rPr>
+        <w:t>— “আজ তোমাদের মাঝে কে কোনো জানাজায় শরিক হয়েছ?” আবু বকর (রা.) বললেন: ‘আমি।’</w:t>
+      </w:r>
+    </w:p>
+    <w:p>
+      <w:pPr>
+        <w:spacing w:before="0" w:after="80" w:line="288" w:lineRule="auto"/>
+        <w:jc w:val="both"/>
+      </w:pPr>
+      <w:r>
+        <w:rPr>
+          <w:rFonts w:ascii="Kalpurush" w:hAnsi="Kalpurush"/>
+          <w:b w:val="0"/>
+          <w:i w:val="0"/>
+          <w:color w:val="0F172A"/>
+          <w:sz w:val="20"/>
+          <w:rFonts w:ascii="Kalpurush" w:hAnsi="Kalpurush" w:cs="Kalpurush"/>
+        </w:rPr>
+        <w:t>— “আজ তোমাদের মাঝে কে কোনো মিসকীনকে খাবার খাইয়েছ?” আবু বকর (রা.) বললেন: ‘আমি।’</w:t>
+      </w:r>
+    </w:p>
+    <w:p>
+      <w:pPr>
+        <w:spacing w:before="0" w:after="80" w:line="288" w:lineRule="auto"/>
+        <w:jc w:val="both"/>
+      </w:pPr>
+      <w:r>
+        <w:rPr>
+          <w:rFonts w:ascii="Kalpurush" w:hAnsi="Kalpurush"/>
+          <w:b w:val="0"/>
+          <w:i w:val="0"/>
+          <w:color w:val="0F172A"/>
+          <w:sz w:val="20"/>
+          <w:rFonts w:ascii="Kalpurush" w:hAnsi="Kalpurush" w:cs="Kalpurush"/>
+        </w:rPr>
+        <w:t>— “আজ তোমাদের মাঝে কে কোনো অসুস্থ রোগীকে দেখতে গিয়েছ?” আবু বকর (রা.) বললেন: ‘আমি।’</w:t>
+      </w:r>
+    </w:p>
+    <w:p>
+      <w:pPr>
+        <w:spacing w:before="0" w:after="80" w:line="288" w:lineRule="auto"/>
+        <w:jc w:val="both"/>
+      </w:pPr>
+      <w:r>
+        <w:rPr>
+          <w:rFonts w:ascii="Kalpurush" w:hAnsi="Kalpurush"/>
+          <w:b w:val="0"/>
+          <w:i w:val="0"/>
+          <w:color w:val="0F172A"/>
+          <w:sz w:val="20"/>
+          <w:rFonts w:ascii="Kalpurush" w:hAnsi="Kalpurush" w:cs="Kalpurush"/>
+        </w:rPr>
+        <w:t>তখন নবীজী সাল্লাল্লাহু আলাইহি ওয়াসাল্লাম এক চূড়ান্ত ঘোষণা দিয়ে ইরশাদ করলেন:</w:t>
+      </w:r>
+    </w:p>
+    <w:tbl>
+      <w:tblPr>
+        <w:tblW w:type="auto" w:w="0"/>
+        <w:jc w:val="center"/>
+        <w:tblLayout w:type="fixed"/>
+        <w:tblLook w:firstColumn="1" w:firstRow="1" w:lastColumn="0" w:lastRow="0" w:noHBand="0" w:noVBand="1" w:val="04A0"/>
+      </w:tblPr>
+      <w:tblGrid>
+        <w:gridCol w:w="6350"/>
+      </w:tblGrid>
+      <w:tr>
+        <w:tc>
+          <w:tcPr>
+            <w:tcW w:type="dxa" w:w="6350"/>
+            <w:tcBorders>
+              <w:top w:val="none"/>
+              <w:left w:val="single" w:sz="24" w:space="0" w:color="3B82F6"/>
+              <w:bottom w:val="none"/>
+              <w:right w:val="none"/>
+            </w:tcBorders>
+            <w:shd w:fill="F8FAFC"/>
+            <w:tcMar>
+              <w:top w:w="80" w:type="dxa"/>
+              <w:bottom w:w="80" w:type="dxa"/>
+              <w:left w:w="160" w:type="dxa"/>
+              <w:right w:w="120" w:type="dxa"/>
+            </w:tcMar>
+          </w:tcPr>
+          <w:p>
+            <w:pPr>
+              <w:spacing w:before="40" w:after="40" w:line="276" w:lineRule="auto"/>
+              <w:jc w:val="center"/>
+            </w:pPr>
+            <w:r>
+              <w:rPr>
+                <w:rFonts w:ascii="Traditional Arabic" w:hAnsi="Traditional Arabic"/>
+                <w:b/>
+                <w:i w:val="0"/>
+                <w:color w:val="0F172A"/>
+                <w:sz w:val="29"/>
+                <w:rFonts w:ascii="Traditional Arabic" w:hAnsi="Traditional Arabic" w:cs="Traditional Arabic"/>
+              </w:rPr>
+              <w:t>مَا اجْتَمَعْنَ فِي امْرِئٍ إِلَّا دَخَلَ الْجَنَّةَ</w:t>
+            </w:r>
+          </w:p>
+          <w:p>
+            <w:pPr>
+              <w:spacing w:before="40" w:after="40" w:line="276" w:lineRule="auto"/>
+              <w:jc w:val="both"/>
+            </w:pPr>
+            <w:r>
+              <w:rPr>
+                <w:rFonts w:ascii="Kalpurush" w:hAnsi="Kalpurush"/>
+                <w:b w:val="0"/>
+                <w:i w:val="0"/>
+                <w:color w:val="0F172A"/>
+                <w:sz w:val="19"/>
+                <w:rFonts w:ascii="Kalpurush" w:hAnsi="Kalpurush" w:cs="Kalpurush"/>
+              </w:rPr>
+              <w:t>“যে কোনো ব্যক্তির মাঝে একদিনে এই চারটি আমল একত্রিত হবে, সে অবশ্যই জান্নাতে প্রবেশ করবে।”</w:t>
+            </w:r>
+          </w:p>
+          <w:p>
+            <w:pPr>
+              <w:spacing w:before="40" w:after="40" w:line="276" w:lineRule="auto"/>
+              <w:jc w:val="right"/>
+            </w:pPr>
+            <w:r>
+              <w:rPr>
+                <w:rFonts w:ascii="Kalpurush" w:hAnsi="Kalpurush"/>
+                <w:b w:val="0"/>
+                <w:i w:val="0"/>
+                <w:color w:val="64748B"/>
+                <w:sz w:val="17"/>
+                <w:rFonts w:ascii="Kalpurush" w:hAnsi="Kalpurush" w:cs="Kalpurush"/>
+              </w:rPr>
+              <w:t xml:space="preserve">— </w:t>
+            </w:r>
+            <w:r>
+              <w:rPr>
+                <w:rFonts w:ascii="Kalpurush" w:hAnsi="Kalpurush"/>
+                <w:b w:val="0"/>
+                <w:i/>
+                <w:color w:val="1D4ED8"/>
+                <w:sz w:val="17"/>
+                <w:rFonts w:ascii="Kalpurush" w:hAnsi="Kalpurush" w:cs="Kalpurush"/>
+              </w:rPr>
+              <w:t>সহীহ মুসলিম: ১০২৮</w:t>
+            </w:r>
+          </w:p>
+        </w:tc>
+      </w:tr>
+    </w:tbl>
+    <w:p>
+      <w:pPr>
+        <w:spacing w:before="0" w:after="80"/>
+      </w:pPr>
+    </w:p>
+    <w:p>
+      <w:pPr>
+        <w:spacing w:before="0" w:after="80" w:line="288" w:lineRule="auto"/>
+        <w:jc w:val="both"/>
+      </w:pPr>
+      <w:r>
+        <w:rPr>
+          <w:rFonts w:ascii="Kalpurush" w:hAnsi="Kalpurush"/>
+          <w:b w:val="0"/>
+          <w:i w:val="0"/>
+          <w:color w:val="0F172A"/>
+          <w:sz w:val="20"/>
+          <w:rFonts w:ascii="Kalpurush" w:hAnsi="Kalpurush" w:cs="Kalpurush"/>
+        </w:rPr>
+        <w:t>শায়খ অত্যন্ত দরদ দিয়ে বলেন, সপ্তাহের একটি দিন কি আমরা নির্ধারণ করতে পারি না—যেদিন আমরা নফল রোজা রাখব, কোনো অসুস্থ দ্বীনি ভাইকে দেখতে যাব, কোনো জানাজায় অংশ নেব এবং সামান্য হলেও একজন ক্ষুধার্ত মানুষকে খাবার তুলে দেব? এই সাধারণ আমলগুলোর সমষ্টিই বান্দার জন্য জান্নাতের দরজা উন্মুক্ত করে দেয়।</w:t>
+      </w:r>
+    </w:p>
+    <w:p>
+      <w:r>
+        <w:br w:type="page"/>
+      </w:r>
+    </w:p>
+    <w:p>
+      <w:pPr>
+        <w:keepNext/>
+        <w:spacing w:before="240" w:after="160"/>
+        <w:jc w:val="left"/>
+        <w:pBdr>
+          <w:bottom w:val="single" w:sz="12" w:space="4" w:color="1E3A8A"/>
+        </w:pBdr>
+      </w:pPr>
+      <w:r>
+        <w:rPr>
+          <w:rFonts w:ascii="Kalpurush" w:hAnsi="Kalpurush"/>
+          <w:b/>
+          <w:i w:val="0"/>
+          <w:color w:val="1E3A8A"/>
+          <w:sz w:val="30"/>
+          <w:rFonts w:ascii="Kalpurush" w:hAnsi="Kalpurush" w:cs="Kalpurush"/>
+        </w:rPr>
+        <w:t>অধ্যায় ০৪: জান্নাতের বৃক্ষরোপণকারী মহিমান্বিত জিকির ও আয়াতুল কুরসী</w:t>
+      </w:r>
+    </w:p>
+    <w:p>
+      <w:pPr>
+        <w:spacing w:before="0" w:after="80" w:line="288" w:lineRule="auto"/>
+        <w:jc w:val="both"/>
+      </w:pPr>
+      <w:r>
+        <w:rPr>
+          <w:rFonts w:ascii="Kalpurush" w:hAnsi="Kalpurush"/>
+          <w:b w:val="0"/>
+          <w:i w:val="0"/>
+          <w:color w:val="0F172A"/>
+          <w:sz w:val="20"/>
+          <w:rFonts w:ascii="Kalpurush" w:hAnsi="Kalpurush" w:cs="Kalpurush"/>
+        </w:rPr>
+        <w:t>দুনিয়াতে মানুষ বাগান বা জমিজমা তৈরির জন্য কতই না অর্থ ও শ্রম ব্যয় করে। কিন্তু জান্নাতের মাটি এতই উর্বর ও চমৎকার যে, জিহ্বার সামান্যতম নড়াচড়া ও আল্লাহর মহিমা ঘোষণার মাধ্যমে মুহূর্তেই সেখানে চিরসবুজ ফলের বাগান তৈরি করা সম্ভব। শায়খ আব্দুল কাইয়ুম হাদিসের আলোকে জান্নাতে বৃক্ষরোপণকারী সেই সহজ জিকিরগুলো বর্ণনা করেন।</w:t>
+      </w:r>
+    </w:p>
+    <w:p>
+      <w:pPr>
+        <w:keepNext/>
+        <w:spacing w:before="160" w:after="60"/>
+        <w:jc w:val="left"/>
+      </w:pPr>
+      <w:r>
+        <w:rPr>
+          <w:rFonts w:ascii="Kalpurush" w:hAnsi="Kalpurush"/>
+          <w:b/>
+          <w:i w:val="0"/>
+          <w:color w:val="0F172A"/>
+          <w:sz w:val="22"/>
+          <w:rFonts w:ascii="Kalpurush" w:hAnsi="Kalpurush" w:cs="Kalpurush"/>
+        </w:rPr>
+        <w:t>১. মিরাজের রাতে ইব্রাহীম (আ.)-এর ঐতিহাসিক অসিয়ত</w:t>
+      </w:r>
+    </w:p>
+    <w:p>
+      <w:pPr>
+        <w:spacing w:before="0" w:after="80" w:line="288" w:lineRule="auto"/>
+        <w:jc w:val="both"/>
+      </w:pPr>
+      <w:r>
+        <w:rPr>
+          <w:rFonts w:ascii="Kalpurush" w:hAnsi="Kalpurush"/>
+          <w:b w:val="0"/>
+          <w:i w:val="0"/>
+          <w:color w:val="0F172A"/>
+          <w:sz w:val="20"/>
+          <w:rFonts w:ascii="Kalpurush" w:hAnsi="Kalpurush" w:cs="Kalpurush"/>
+        </w:rPr>
+        <w:t>মিরাজের রাতে যখন সর্বশ্রেষ্ঠ নবী মুহাম্মাদ সাল্লাল্লাহু আলাইহি ওয়াসাল্লামের সাথে জাতির পিতা ইব্রাহীম (আ.)-এর সাক্ষাৎ ঘটে, তখন তিনি সমগ্র মুসলিম উম্মাহর জন্য এক কালজয়ী পয়গাম পাঠান। রাসূলুল্লাহ সাল্লাল্লাহু আলাইহি ওয়াসাল্লাম ইরশাদ করেন:</w:t>
+      </w:r>
+    </w:p>
+    <w:tbl>
+      <w:tblPr>
+        <w:tblW w:type="auto" w:w="0"/>
+        <w:jc w:val="center"/>
+        <w:tblLayout w:type="fixed"/>
+        <w:tblLook w:firstColumn="1" w:firstRow="1" w:lastColumn="0" w:lastRow="0" w:noHBand="0" w:noVBand="1" w:val="04A0"/>
+      </w:tblPr>
+      <w:tblGrid>
+        <w:gridCol w:w="6350"/>
+      </w:tblGrid>
+      <w:tr>
+        <w:tc>
+          <w:tcPr>
+            <w:tcW w:type="dxa" w:w="6350"/>
+            <w:tcBorders>
+              <w:top w:val="none"/>
+              <w:left w:val="single" w:sz="24" w:space="0" w:color="3B82F6"/>
+              <w:bottom w:val="none"/>
+              <w:right w:val="none"/>
+            </w:tcBorders>
+            <w:shd w:fill="F8FAFC"/>
+            <w:tcMar>
+              <w:top w:w="80" w:type="dxa"/>
+              <w:bottom w:w="80" w:type="dxa"/>
+              <w:left w:w="160" w:type="dxa"/>
+              <w:right w:w="120" w:type="dxa"/>
+            </w:tcMar>
+          </w:tcPr>
+          <w:p>
+            <w:pPr>
+              <w:spacing w:before="40" w:after="40" w:line="276" w:lineRule="auto"/>
+              <w:jc w:val="center"/>
+            </w:pPr>
+            <w:r>
+              <w:rPr>
+                <w:rFonts w:ascii="Traditional Arabic" w:hAnsi="Traditional Arabic"/>
+                <w:b/>
+                <w:i w:val="0"/>
+                <w:color w:val="0F172A"/>
+                <w:sz w:val="29"/>
+                <w:rFonts w:ascii="Traditional Arabic" w:hAnsi="Traditional Arabic" w:cs="Traditional Arabic"/>
+              </w:rPr>
+              <w:t>لَقِيتُ إِبْرَاهِيمَ لَيْلَةَ أُسْرِيَ بِي فَقَالَ: يَا مُحَمَّدُ، أَقْرِئْ أُمَّتَكَ مِنِّي السَّلَامَ وَأَخْبِرْهُمْ أَنَّ الْجَنَّةَ طَيِّبَةُ التُّرْبَةِ عَذْبَةُ الْمَاءِ، وَأَنَّهَا قِيعَانٌ، وَأَنَّ غِرَاسَهَا: سُبْحَانَ اللَّهِ، وَالْحَمْدُ لِلَّهِ، وَلَا إِلَهَ إِلَّا اللَّهُ، وَاللَّهُ أَكْبَرُ</w:t>
+            </w:r>
+          </w:p>
+          <w:p>
+            <w:pPr>
+              <w:spacing w:before="40" w:after="40" w:line="276" w:lineRule="auto"/>
+              <w:jc w:val="both"/>
+            </w:pPr>
+            <w:r>
+              <w:rPr>
+                <w:rFonts w:ascii="Kalpurush" w:hAnsi="Kalpurush"/>
+                <w:b w:val="0"/>
+                <w:i w:val="0"/>
+                <w:color w:val="0F172A"/>
+                <w:sz w:val="19"/>
+                <w:rFonts w:ascii="Kalpurush" w:hAnsi="Kalpurush" w:cs="Kalpurush"/>
+              </w:rPr>
+              <w:t>“মিরাজের রাতে ইব্রাহীম (আ.)-এর সাথে আমার সাক্ষাৎ হলে তিনি আমাকে বললেন: ‘হে মুহাম্মাদ! আপনার উম্মতকে আমার পক্ষ থেকে সালাম পৌঁছাবেন এবং তাদের জানিয়ে দেবেন যে, জান্নাতের মাটি অত্যন্ত সুবাসিত ও পবিত্র, এর পানি সুমিষ্ট। আর জান্নাত বর্তমানে সম্পূর্ণ ফাঁকা সমতল ভূমি। আর তার বৃক্ষরোপণ হলো এই জিকিরটি পাঠ করা: সুবহানাল্লাহ, আলহামদুলিল্লাহ, লা ইলাহা ইল্লাল্লাহ, আল্লাহু আকবার’।”</w:t>
+            </w:r>
+          </w:p>
+          <w:p>
+            <w:pPr>
+              <w:spacing w:before="40" w:after="40" w:line="276" w:lineRule="auto"/>
+              <w:jc w:val="right"/>
+            </w:pPr>
+            <w:r>
+              <w:rPr>
+                <w:rFonts w:ascii="Kalpurush" w:hAnsi="Kalpurush"/>
+                <w:b w:val="0"/>
+                <w:i w:val="0"/>
+                <w:color w:val="64748B"/>
+                <w:sz w:val="17"/>
+                <w:rFonts w:ascii="Kalpurush" w:hAnsi="Kalpurush" w:cs="Kalpurush"/>
+              </w:rPr>
+              <w:t xml:space="preserve">— </w:t>
+            </w:r>
+            <w:r>
+              <w:rPr>
+                <w:rFonts w:ascii="Kalpurush" w:hAnsi="Kalpurush"/>
+                <w:b w:val="0"/>
+                <w:i/>
+                <w:color w:val="1D4ED8"/>
+                <w:sz w:val="17"/>
+                <w:rFonts w:ascii="Kalpurush" w:hAnsi="Kalpurush" w:cs="Kalpurush"/>
+              </w:rPr>
+              <w:t>সুনানে তিরমিযী: ৩৪৬২ (হাসান)</w:t>
+            </w:r>
+          </w:p>
+        </w:tc>
+      </w:tr>
+    </w:tbl>
+    <w:p>
+      <w:pPr>
+        <w:spacing w:before="0" w:after="80"/>
+      </w:pPr>
+    </w:p>
+    <w:p>
+      <w:pPr>
+        <w:keepNext/>
+        <w:spacing w:before="160" w:after="60"/>
+        <w:jc w:val="left"/>
+      </w:pPr>
+      <w:r>
+        <w:rPr>
+          <w:rFonts w:ascii="Kalpurush" w:hAnsi="Kalpurush"/>
+          <w:b/>
+          <w:i w:val="0"/>
+          <w:color w:val="0F172A"/>
+          <w:sz w:val="22"/>
+          <w:rFonts w:ascii="Kalpurush" w:hAnsi="Kalpurush" w:cs="Kalpurush"/>
+        </w:rPr>
+        <w:t>২. জান্নাতে ফলবান খেজুর গাছ রোপণ</w:t>
+      </w:r>
+    </w:p>
+    <w:p>
+      <w:pPr>
+        <w:spacing w:before="0" w:after="80" w:line="288" w:lineRule="auto"/>
+        <w:jc w:val="both"/>
+      </w:pPr>
+      <w:r>
+        <w:rPr>
+          <w:rFonts w:ascii="Kalpurush" w:hAnsi="Kalpurush"/>
+          <w:b w:val="0"/>
+          <w:i w:val="0"/>
+          <w:color w:val="0F172A"/>
+          <w:sz w:val="20"/>
+          <w:rFonts w:ascii="Kalpurush" w:hAnsi="Kalpurush" w:cs="Kalpurush"/>
+        </w:rPr>
+        <w:t>জিহ্বা দিয়ে একটি ছোট বাক্য উচ্চারণের মাধ্যমে জান্নাতে একটি বিশাল ছায়াদার ফলবান খেজুর গাছ দাঁড়িয়ে যায়। রাসূলুল্লাহ সাল্লাল্লাহু আলাইহি ওয়াসাল্লাম বলেন:</w:t>
+      </w:r>
+    </w:p>
+    <w:tbl>
+      <w:tblPr>
+        <w:tblW w:type="auto" w:w="0"/>
+        <w:jc w:val="center"/>
+        <w:tblLayout w:type="fixed"/>
+        <w:tblLook w:firstColumn="1" w:firstRow="1" w:lastColumn="0" w:lastRow="0" w:noHBand="0" w:noVBand="1" w:val="04A0"/>
+      </w:tblPr>
+      <w:tblGrid>
+        <w:gridCol w:w="6350"/>
+      </w:tblGrid>
+      <w:tr>
+        <w:tc>
+          <w:tcPr>
+            <w:tcW w:type="dxa" w:w="6350"/>
+            <w:tcBorders>
+              <w:top w:val="none"/>
+              <w:left w:val="single" w:sz="24" w:space="0" w:color="3B82F6"/>
+              <w:bottom w:val="none"/>
+              <w:right w:val="none"/>
+            </w:tcBorders>
+            <w:shd w:fill="F8FAFC"/>
+            <w:tcMar>
+              <w:top w:w="80" w:type="dxa"/>
+              <w:bottom w:w="80" w:type="dxa"/>
+              <w:left w:w="160" w:type="dxa"/>
+              <w:right w:w="120" w:type="dxa"/>
+            </w:tcMar>
+          </w:tcPr>
+          <w:p>
+            <w:pPr>
+              <w:spacing w:before="40" w:after="40" w:line="276" w:lineRule="auto"/>
+              <w:jc w:val="center"/>
+            </w:pPr>
+            <w:r>
+              <w:rPr>
+                <w:rFonts w:ascii="Traditional Arabic" w:hAnsi="Traditional Arabic"/>
+                <w:b/>
+                <w:i w:val="0"/>
+                <w:color w:val="0F172A"/>
+                <w:sz w:val="29"/>
+                <w:rFonts w:ascii="Traditional Arabic" w:hAnsi="Traditional Arabic" w:cs="Traditional Arabic"/>
+              </w:rPr>
+              <w:t>مَنْ قَالَ: سُبْحَانَ اللَّهِ الْعَظِيمِ وَبِحَمْدِهِ، غُرِسَتْ لَهُ نَخْلَةٌ فِي الْجَنَّةِ</w:t>
+            </w:r>
+          </w:p>
+          <w:p>
+            <w:pPr>
+              <w:spacing w:before="40" w:after="40" w:line="276" w:lineRule="auto"/>
+              <w:jc w:val="both"/>
+            </w:pPr>
+            <w:r>
+              <w:rPr>
+                <w:rFonts w:ascii="Kalpurush" w:hAnsi="Kalpurush"/>
+                <w:b w:val="0"/>
+                <w:i w:val="0"/>
+                <w:color w:val="0F172A"/>
+                <w:sz w:val="19"/>
+                <w:rFonts w:ascii="Kalpurush" w:hAnsi="Kalpurush" w:cs="Kalpurush"/>
+              </w:rPr>
+              <w:t>“যে ব্যক্তি একবার বলে: ‘সুবহানাল্লাহিল আযীম ওয়া বিহামদিহি’ (পরম মহান আল্লাহর সপ্রশংস পবিত্রতা ঘোষণা করছি), জান্নাতে তৎক্ষণাৎ তার জন্য একটি বিশেষ খেজুর গাছ রোপণ করা হয়।”</w:t>
+            </w:r>
+          </w:p>
+          <w:p>
+            <w:pPr>
+              <w:spacing w:before="40" w:after="40" w:line="276" w:lineRule="auto"/>
+              <w:jc w:val="right"/>
+            </w:pPr>
+            <w:r>
+              <w:rPr>
+                <w:rFonts w:ascii="Kalpurush" w:hAnsi="Kalpurush"/>
+                <w:b w:val="0"/>
+                <w:i w:val="0"/>
+                <w:color w:val="64748B"/>
+                <w:sz w:val="17"/>
+                <w:rFonts w:ascii="Kalpurush" w:hAnsi="Kalpurush" w:cs="Kalpurush"/>
+              </w:rPr>
+              <w:t xml:space="preserve">— </w:t>
+            </w:r>
+            <w:r>
+              <w:rPr>
+                <w:rFonts w:ascii="Kalpurush" w:hAnsi="Kalpurush"/>
+                <w:b w:val="0"/>
+                <w:i/>
+                <w:color w:val="1D4ED8"/>
+                <w:sz w:val="17"/>
+                <w:rFonts w:ascii="Kalpurush" w:hAnsi="Kalpurush" w:cs="Kalpurush"/>
+              </w:rPr>
+              <w:t>সুনানে তিরমিযী: ৩৪৬৪ (সহীহ)</w:t>
+            </w:r>
+          </w:p>
+        </w:tc>
+      </w:tr>
+    </w:tbl>
+    <w:p>
+      <w:pPr>
+        <w:spacing w:before="0" w:after="80"/>
+      </w:pPr>
+    </w:p>
+    <w:p>
+      <w:pPr>
+        <w:keepNext/>
+        <w:spacing w:before="160" w:after="60"/>
+        <w:jc w:val="left"/>
+      </w:pPr>
+      <w:r>
+        <w:rPr>
+          <w:rFonts w:ascii="Kalpurush" w:hAnsi="Kalpurush"/>
+          <w:b/>
+          <w:i w:val="0"/>
+          <w:color w:val="0F172A"/>
+          <w:sz w:val="22"/>
+          <w:rFonts w:ascii="Kalpurush" w:hAnsi="Kalpurush" w:cs="Kalpurush"/>
+        </w:rPr>
+        <w:t>৩. জান্নাতের রত্নভাণ্ডারের চাবিকাঠি</w:t>
+      </w:r>
+    </w:p>
+    <w:p>
+      <w:pPr>
+        <w:spacing w:before="0" w:after="80" w:line="288" w:lineRule="auto"/>
+        <w:jc w:val="both"/>
+      </w:pPr>
+      <w:r>
+        <w:rPr>
+          <w:rFonts w:ascii="Kalpurush" w:hAnsi="Kalpurush"/>
+          <w:b w:val="0"/>
+          <w:i w:val="0"/>
+          <w:color w:val="0F172A"/>
+          <w:sz w:val="20"/>
+          <w:rFonts w:ascii="Kalpurush" w:hAnsi="Kalpurush" w:cs="Kalpurush"/>
+        </w:rPr>
+        <w:t>রাসূলুল্লাহ সাল্লাল্লাহু আলাইহি ওয়াসাল্লাম প্রিয় সাহাবী আবু মুসা আল-আশ‘আরী (রা.)-কে ডেকে বললেন:</w:t>
+      </w:r>
+    </w:p>
+    <w:tbl>
+      <w:tblPr>
+        <w:tblW w:type="auto" w:w="0"/>
+        <w:jc w:val="center"/>
+        <w:tblLayout w:type="fixed"/>
+        <w:tblLook w:firstColumn="1" w:firstRow="1" w:lastColumn="0" w:lastRow="0" w:noHBand="0" w:noVBand="1" w:val="04A0"/>
+      </w:tblPr>
+      <w:tblGrid>
+        <w:gridCol w:w="6350"/>
+      </w:tblGrid>
+      <w:tr>
+        <w:tc>
+          <w:tcPr>
+            <w:tcW w:type="dxa" w:w="6350"/>
+            <w:tcBorders>
+              <w:top w:val="none"/>
+              <w:left w:val="single" w:sz="24" w:space="0" w:color="3B82F6"/>
+              <w:bottom w:val="none"/>
+              <w:right w:val="none"/>
+            </w:tcBorders>
+            <w:shd w:fill="F8FAFC"/>
+            <w:tcMar>
+              <w:top w:w="80" w:type="dxa"/>
+              <w:bottom w:w="80" w:type="dxa"/>
+              <w:left w:w="160" w:type="dxa"/>
+              <w:right w:w="120" w:type="dxa"/>
+            </w:tcMar>
+          </w:tcPr>
+          <w:p>
+            <w:pPr>
+              <w:spacing w:before="40" w:after="40" w:line="276" w:lineRule="auto"/>
+              <w:jc w:val="center"/>
+            </w:pPr>
+            <w:r>
+              <w:rPr>
+                <w:rFonts w:ascii="Traditional Arabic" w:hAnsi="Traditional Arabic"/>
+                <w:b/>
+                <w:i w:val="0"/>
+                <w:color w:val="0F172A"/>
+                <w:sz w:val="29"/>
+                <w:rFonts w:ascii="Traditional Arabic" w:hAnsi="Traditional Arabic" w:cs="Traditional Arabic"/>
+              </w:rPr>
+              <w:t>يَا عَبْدَ اللَّهِ بْنَ قَيْسٍ، أَلَا أَدُلُّكَ عَلَى كَنْزٍ مِنْ كُنُوزِ الْجَنَّةِ؟ فَقُلْتُ: بَلَى يَا رَسُولَ اللَّهِ، قَالَ: قُلْ: لَا حَوْلَ وَلَا قُوَّةَ إِلَّا بِاللَّهِ</w:t>
+            </w:r>
+          </w:p>
+          <w:p>
+            <w:pPr>
+              <w:spacing w:before="40" w:after="40" w:line="276" w:lineRule="auto"/>
+              <w:jc w:val="both"/>
+            </w:pPr>
+            <w:r>
+              <w:rPr>
+                <w:rFonts w:ascii="Kalpurush" w:hAnsi="Kalpurush"/>
+                <w:b w:val="0"/>
+                <w:i w:val="0"/>
+                <w:color w:val="0F172A"/>
+                <w:sz w:val="19"/>
+                <w:rFonts w:ascii="Kalpurush" w:hAnsi="Kalpurush" w:cs="Kalpurush"/>
+              </w:rPr>
+              <w:t>“হে আব্দুল্লাহ ইবনে কায়েস! আমি কি তোমাকে জান্নাতের গুপ্তধনসমূহের একটি মহামূল্যবান রত্নভাণ্ডারের সন্ধান দেব না? আমি বললাম: অবশ্যই ইয়া রাসূলাল্লাহ! তিনি বললেন: তুমি বলো: ‘লা হাওলা ওয়ালা কুওয়াতা ইল্লা বিল্লাহ’ (আল্লাহর সাহায্য ছাড়া পাপ থেকে ফেরার এবং সৎকাজ করার কোনো শক্তি কারও নেই)।”</w:t>
+            </w:r>
+          </w:p>
+          <w:p>
+            <w:pPr>
+              <w:spacing w:before="40" w:after="40" w:line="276" w:lineRule="auto"/>
+              <w:jc w:val="right"/>
+            </w:pPr>
+            <w:r>
+              <w:rPr>
+                <w:rFonts w:ascii="Kalpurush" w:hAnsi="Kalpurush"/>
+                <w:b w:val="0"/>
+                <w:i w:val="0"/>
+                <w:color w:val="64748B"/>
+                <w:sz w:val="17"/>
+                <w:rFonts w:ascii="Kalpurush" w:hAnsi="Kalpurush" w:cs="Kalpurush"/>
+              </w:rPr>
+              <w:t xml:space="preserve">— </w:t>
+            </w:r>
+            <w:r>
+              <w:rPr>
+                <w:rFonts w:ascii="Kalpurush" w:hAnsi="Kalpurush"/>
+                <w:b w:val="0"/>
+                <w:i/>
+                <w:color w:val="1D4ED8"/>
+                <w:sz w:val="17"/>
+                <w:rFonts w:ascii="Kalpurush" w:hAnsi="Kalpurush" w:cs="Kalpurush"/>
+              </w:rPr>
+              <w:t>সহীহ বুখারী: ৬৩৮৪; সহীহ মুসলিম: ২৭০৪</w:t>
+            </w:r>
+          </w:p>
+        </w:tc>
+      </w:tr>
+    </w:tbl>
+    <w:p>
+      <w:pPr>
+        <w:spacing w:before="0" w:after="80"/>
+      </w:pPr>
+    </w:p>
+    <w:p>
+      <w:pPr>
+        <w:keepNext/>
+        <w:spacing w:before="160" w:after="60"/>
+        <w:jc w:val="left"/>
+      </w:pPr>
+      <w:r>
+        <w:rPr>
+          <w:rFonts w:ascii="Kalpurush" w:hAnsi="Kalpurush"/>
+          <w:b/>
+          <w:i w:val="0"/>
+          <w:color w:val="0F172A"/>
+          <w:sz w:val="22"/>
+          <w:rFonts w:ascii="Kalpurush" w:hAnsi="Kalpurush" w:cs="Kalpurush"/>
+        </w:rPr>
+        <w:t>৪. ফরজ সালাতের পর আয়াতুল কুরসী পাঠ</w:t>
+      </w:r>
+    </w:p>
+    <w:p>
+      <w:pPr>
+        <w:spacing w:before="0" w:after="80" w:line="288" w:lineRule="auto"/>
+        <w:jc w:val="both"/>
+      </w:pPr>
+      <w:r>
+        <w:rPr>
+          <w:rFonts w:ascii="Kalpurush" w:hAnsi="Kalpurush"/>
+          <w:b w:val="0"/>
+          <w:i w:val="0"/>
+          <w:color w:val="0F172A"/>
+          <w:sz w:val="20"/>
+          <w:rFonts w:ascii="Kalpurush" w:hAnsi="Kalpurush" w:cs="Kalpurush"/>
+        </w:rPr>
+        <w:t>প্রতিদিনের পাঁচ ওয়াক্ত সালাত শেষে কয়েক সেকেন্ডের একটি আমল জান্নাত নিশ্চিত করে। হাদিসে এসেছে:</w:t>
+      </w:r>
+    </w:p>
+    <w:tbl>
+      <w:tblPr>
+        <w:tblW w:type="auto" w:w="0"/>
+        <w:jc w:val="center"/>
+        <w:tblLayout w:type="fixed"/>
+        <w:tblLook w:firstColumn="1" w:firstRow="1" w:lastColumn="0" w:lastRow="0" w:noHBand="0" w:noVBand="1" w:val="04A0"/>
+      </w:tblPr>
+      <w:tblGrid>
+        <w:gridCol w:w="6350"/>
+      </w:tblGrid>
+      <w:tr>
+        <w:tc>
+          <w:tcPr>
+            <w:tcW w:type="dxa" w:w="6350"/>
+            <w:tcBorders>
+              <w:top w:val="none"/>
+              <w:left w:val="single" w:sz="24" w:space="0" w:color="3B82F6"/>
+              <w:bottom w:val="none"/>
+              <w:right w:val="none"/>
+            </w:tcBorders>
+            <w:shd w:fill="F8FAFC"/>
+            <w:tcMar>
+              <w:top w:w="80" w:type="dxa"/>
+              <w:bottom w:w="80" w:type="dxa"/>
+              <w:left w:w="160" w:type="dxa"/>
+              <w:right w:w="120" w:type="dxa"/>
+            </w:tcMar>
+          </w:tcPr>
+          <w:p>
+            <w:pPr>
+              <w:spacing w:before="40" w:after="40" w:line="276" w:lineRule="auto"/>
+              <w:jc w:val="center"/>
+            </w:pPr>
+            <w:r>
+              <w:rPr>
+                <w:rFonts w:ascii="Traditional Arabic" w:hAnsi="Traditional Arabic"/>
+                <w:b/>
+                <w:i w:val="0"/>
+                <w:color w:val="0F172A"/>
+                <w:sz w:val="29"/>
+                <w:rFonts w:ascii="Traditional Arabic" w:hAnsi="Traditional Arabic" w:cs="Traditional Arabic"/>
+              </w:rPr>
+              <w:t>مَنْ قَرَأَ آيَةَ الْكُرْسِيِّ فِي دُبُرِ كُلِّ صَلَاةٍ مَكْتُوبَةٍ لَمْ يَمْنَعْهُ مِنْ دُخُولِ الْجَنَّةِ إِلَّا أَنْ يَمُوتَ</w:t>
+            </w:r>
+          </w:p>
+          <w:p>
+            <w:pPr>
+              <w:spacing w:before="40" w:after="40" w:line="276" w:lineRule="auto"/>
+              <w:jc w:val="both"/>
+            </w:pPr>
+            <w:r>
+              <w:rPr>
+                <w:rFonts w:ascii="Kalpurush" w:hAnsi="Kalpurush"/>
+                <w:b w:val="0"/>
+                <w:i w:val="0"/>
+                <w:color w:val="0F172A"/>
+                <w:sz w:val="19"/>
+                <w:rFonts w:ascii="Kalpurush" w:hAnsi="Kalpurush" w:cs="Kalpurush"/>
+              </w:rPr>
+              <w:t>“যে ব্যক্তি প্রতি ফরজ সালাত শেষে আয়াতুল কুরসী তিলাওয়াত করবে, তার জান্নাতে প্রবেশের মাঝে একমাত্র মৃত্যু ব্যতীত আর কোনো বাধাই থাকে না।”</w:t>
+            </w:r>
+          </w:p>
+          <w:p>
+            <w:pPr>
+              <w:spacing w:before="40" w:after="40" w:line="276" w:lineRule="auto"/>
+              <w:jc w:val="right"/>
+            </w:pPr>
+            <w:r>
+              <w:rPr>
+                <w:rFonts w:ascii="Kalpurush" w:hAnsi="Kalpurush"/>
+                <w:b w:val="0"/>
+                <w:i w:val="0"/>
+                <w:color w:val="64748B"/>
+                <w:sz w:val="17"/>
+                <w:rFonts w:ascii="Kalpurush" w:hAnsi="Kalpurush" w:cs="Kalpurush"/>
+              </w:rPr>
+              <w:t xml:space="preserve">— </w:t>
+            </w:r>
+            <w:r>
+              <w:rPr>
+                <w:rFonts w:ascii="Kalpurush" w:hAnsi="Kalpurush"/>
+                <w:b w:val="0"/>
+                <w:i/>
+                <w:color w:val="1D4ED8"/>
+                <w:sz w:val="17"/>
+                <w:rFonts w:ascii="Kalpurush" w:hAnsi="Kalpurush" w:cs="Kalpurush"/>
+              </w:rPr>
+              <w:t>সুনানে নাসায়ী কুবরা: ৯৮৪৮; সিলসিলাতুস সহীহাহ: ৯৭২</w:t>
+            </w:r>
+          </w:p>
+        </w:tc>
+      </w:tr>
+    </w:tbl>
+    <w:p>
+      <w:pPr>
+        <w:spacing w:before="0" w:after="80"/>
+      </w:pPr>
+    </w:p>
+    <w:p>
+      <w:pPr>
+        <w:keepNext/>
+        <w:spacing w:before="160" w:after="60"/>
+        <w:jc w:val="left"/>
+      </w:pPr>
+      <w:r>
+        <w:rPr>
+          <w:rFonts w:ascii="Kalpurush" w:hAnsi="Kalpurush"/>
+          <w:b/>
+          <w:i w:val="0"/>
+          <w:color w:val="0F172A"/>
+          <w:sz w:val="22"/>
+          <w:rFonts w:ascii="Kalpurush" w:hAnsi="Kalpurush" w:cs="Kalpurush"/>
+        </w:rPr>
+        <w:t>৫. সায়্যিদুল ইস্তিগফারের অলৌকিক গ্যারান্টি</w:t>
+      </w:r>
+    </w:p>
+    <w:p>
+      <w:pPr>
+        <w:spacing w:before="0" w:after="80" w:line="288" w:lineRule="auto"/>
+        <w:jc w:val="both"/>
+      </w:pPr>
+      <w:r>
+        <w:rPr>
+          <w:rFonts w:ascii="Kalpurush" w:hAnsi="Kalpurush"/>
+          <w:b w:val="0"/>
+          <w:i w:val="0"/>
+          <w:color w:val="0F172A"/>
+          <w:sz w:val="20"/>
+          <w:rFonts w:ascii="Kalpurush" w:hAnsi="Kalpurush" w:cs="Kalpurush"/>
+        </w:rPr>
+        <w:t>ক্ষমা প্রার্থনার শ্রেষ্ঠ দোয়া সায়্যিদুল ইস্তিগফার সম্পর্কে রাসূলুল্লাহ সাল্লাল্লাহু আলাইহি ওয়াসাল্লামের বাণী:</w:t>
+      </w:r>
+    </w:p>
+    <w:tbl>
+      <w:tblPr>
+        <w:tblW w:type="auto" w:w="0"/>
+        <w:jc w:val="center"/>
+        <w:tblLayout w:type="fixed"/>
+        <w:tblLook w:firstColumn="1" w:firstRow="1" w:lastColumn="0" w:lastRow="0" w:noHBand="0" w:noVBand="1" w:val="04A0"/>
+      </w:tblPr>
+      <w:tblGrid>
+        <w:gridCol w:w="6350"/>
+      </w:tblGrid>
+      <w:tr>
+        <w:tc>
+          <w:tcPr>
+            <w:tcW w:type="dxa" w:w="6350"/>
+            <w:tcBorders>
+              <w:top w:val="none"/>
+              <w:left w:val="single" w:sz="24" w:space="0" w:color="3B82F6"/>
+              <w:bottom w:val="none"/>
+              <w:right w:val="none"/>
+            </w:tcBorders>
+            <w:shd w:fill="F8FAFC"/>
+            <w:tcMar>
+              <w:top w:w="80" w:type="dxa"/>
+              <w:bottom w:w="80" w:type="dxa"/>
+              <w:left w:w="160" w:type="dxa"/>
+              <w:right w:w="120" w:type="dxa"/>
+            </w:tcMar>
+          </w:tcPr>
+          <w:p>
+            <w:pPr>
+              <w:spacing w:before="40" w:after="40" w:line="276" w:lineRule="auto"/>
+              <w:jc w:val="center"/>
+            </w:pPr>
+            <w:r>
+              <w:rPr>
+                <w:rFonts w:ascii="Traditional Arabic" w:hAnsi="Traditional Arabic"/>
+                <w:b/>
+                <w:i w:val="0"/>
+                <w:color w:val="0F172A"/>
+                <w:sz w:val="29"/>
+                <w:rFonts w:ascii="Traditional Arabic" w:hAnsi="Traditional Arabic" w:cs="Traditional Arabic"/>
+              </w:rPr>
+              <w:t>مَنْ قَالَهَا مِنَ النَّهَارِ مُوقِنًا بِهَا، فَمَاتَ مِنْ يَوْمِهِ قَبْلَ أَنْ يُمْسِيَ، فَهُوَ مِنْ أَهْلِ الْجَنَّةِ، وَمَنْ قَالَهَا مِنَ اللَّيْلِ وَهُوَ مُوقِنٌ بِهَا، فَمَاتَ قَبْلَ أَنْ يُصْبِحَ، فَهُوَ مِنْ أَهْلِ الْجَنَّةِ</w:t>
+            </w:r>
+          </w:p>
+          <w:p>
+            <w:pPr>
+              <w:spacing w:before="40" w:after="40" w:line="276" w:lineRule="auto"/>
+              <w:jc w:val="both"/>
+            </w:pPr>
+            <w:r>
+              <w:rPr>
+                <w:rFonts w:ascii="Kalpurush" w:hAnsi="Kalpurush"/>
+                <w:b w:val="0"/>
+                <w:i w:val="0"/>
+                <w:color w:val="0F172A"/>
+                <w:sz w:val="19"/>
+                <w:rFonts w:ascii="Kalpurush" w:hAnsi="Kalpurush" w:cs="Kalpurush"/>
+              </w:rPr>
+              <w:t>“যে ব্যক্তি পূর্ণ বিশ্বাসের সাথে দিনে এই সায়্যিদুল ইস্তিগফার পাঠ করবে এবং সন্ধ্যার পূর্বেই মারা যাবে, সে জান্নাতী হবে। আর যে ব্যক্তি রাতে একনিষ্ঠতার সাথে পাঠ করবে এবং সকাল হওয়ার পূর্বে মারা যাবে, সেও নিশ্চিত জান্নাতী হবে।”</w:t>
+            </w:r>
+          </w:p>
+          <w:p>
+            <w:pPr>
+              <w:spacing w:before="40" w:after="40" w:line="276" w:lineRule="auto"/>
+              <w:jc w:val="right"/>
+            </w:pPr>
+            <w:r>
+              <w:rPr>
+                <w:rFonts w:ascii="Kalpurush" w:hAnsi="Kalpurush"/>
+                <w:b w:val="0"/>
+                <w:i w:val="0"/>
+                <w:color w:val="64748B"/>
+                <w:sz w:val="17"/>
+                <w:rFonts w:ascii="Kalpurush" w:hAnsi="Kalpurush" w:cs="Kalpurush"/>
+              </w:rPr>
+              <w:t xml:space="preserve">— </w:t>
+            </w:r>
+            <w:r>
+              <w:rPr>
+                <w:rFonts w:ascii="Kalpurush" w:hAnsi="Kalpurush"/>
+                <w:b w:val="0"/>
+                <w:i/>
+                <w:color w:val="1D4ED8"/>
+                <w:sz w:val="17"/>
+                <w:rFonts w:ascii="Kalpurush" w:hAnsi="Kalpurush" w:cs="Kalpurush"/>
+              </w:rPr>
+              <w:t>সহীহ বুখারী: ৬৩০৬</w:t>
+            </w:r>
+          </w:p>
+        </w:tc>
+      </w:tr>
+    </w:tbl>
+    <w:p>
+      <w:pPr>
+        <w:spacing w:before="0" w:after="80"/>
+      </w:pPr>
     </w:p>
     <w:p>
       <w:r>
@@ -4963,30 +2838,19 @@
       <w:r>
         <w:rPr>
           <w:rFonts w:ascii="Kalpurush" w:hAnsi="Kalpurush"/>
-          <w:b/>
-          <w:i w:val="0"/>
-          <w:color w:val="0F172A"/>
-          <w:sz w:val="20"/>
-          <w:rFonts w:ascii="Kalpurush" w:hAnsi="Kalpurush" w:cs="Kalpurush"/>
-        </w:rPr>
-        <w:t>মূল বক্তব্য সংক্ষেপ:</w:t>
-      </w:r>
-      <w:r>
-        <w:rPr>
-          <w:rFonts w:ascii="Kalpurush" w:hAnsi="Kalpurush"/>
           <w:b w:val="0"/>
           <w:i w:val="0"/>
           <w:color w:val="0F172A"/>
           <w:sz w:val="20"/>
           <w:rFonts w:ascii="Kalpurush" w:hAnsi="Kalpurush" w:cs="Kalpurush"/>
         </w:rPr>
-        <w:t xml:space="preserve"> মিজানের পাল্লায় সুন্দর আচরণের অতুলনীয় ওজন, নাবালক সন্তান হারানোর পর পিতা-মাতার সবর, অসুস্থ রোগী দেখতে যাওয়ার অলৌকিক ফজিলত এবং কেবল আল্লাহর সন্তুষ্টির উদ্দেশ্যে দ্বীনি ভাইয়ের সাক্ষাতের অফুরন্ত বরকত।</w:t>
+        <w:t>ইসলামে কেবল রীতিনীতিসর্বস্ব ইবাদতই মুখ্য নয়, বরং সৃষ্টির প্রতি দয়া, মানুষের সাথে সুন্দর আচরণ এবং আল্লাহর জন্য নিঃস্বার্থ ভালোবাসাই হলো দ্বীনের মূল সৌন্দর্য। শায়খ আব্দুল কাইয়ুম খুতবার সমাপ্তি টানেন এমন কিছু চারিত্রিক ও আত্মিক গুণাবলীর আলোচনার মাধ্যমে, যা একজন মুসলিমকে জান্নাতুল ফিরদাউসের সর্বোচ্চ চূড়ায় পৌঁছে দেয়।</w:t>
       </w:r>
     </w:p>
     <w:p>
       <w:pPr>
         <w:keepNext/>
-        <w:spacing w:before="200" w:after="80"/>
+        <w:spacing w:before="160" w:after="60"/>
         <w:jc w:val="left"/>
       </w:pPr>
       <w:r>
@@ -4994,11 +2858,11 @@
           <w:rFonts w:ascii="Kalpurush" w:hAnsi="Kalpurush"/>
           <w:b/>
           <w:i w:val="0"/>
-          <w:color w:val="1D4ED8"/>
-          <w:sz w:val="25"/>
+          <w:color w:val="0F172A"/>
+          <w:sz w:val="22"/>
           <w:rFonts w:ascii="Kalpurush" w:hAnsi="Kalpurush" w:cs="Kalpurush"/>
         </w:rPr>
-        <w:t>১. ভূমিকা ও প্রেক্ষাপট</w:t>
+        <w:t>১. মিজানের পাল্লায় সুন্দর চরিত্রের অতুলনীয় ওজন</w:t>
       </w:r>
     </w:p>
     <w:p>
@@ -5015,795 +2879,7 @@
           <w:sz w:val="20"/>
           <w:rFonts w:ascii="Kalpurush" w:hAnsi="Kalpurush" w:cs="Kalpurush"/>
         </w:rPr>
-        <w:t>ইসলাম কেবল কিছু আনুষ্ঠানিক ইবাদতের নাম নয়; বরং মানুষের সাথে সুন্দর আচরণ, বিপদে ধৈর্য ধারণ এবং নিঃস্বার্থ ভালোবাসাই হলো ইসলামের সর্বোত্তম সৌন্দর্য। শায়খ আব্দুল কাইয়ুম খুতবার সমাপনী অংশে এই আত্মিক ও মানবিক গুণাবলীর বিস্তারিত বিশ্লেষণ তুলে ধরেন।</w:t>
-      </w:r>
-    </w:p>
-    <w:p>
-      <w:pPr>
-        <w:keepNext/>
-        <w:spacing w:before="200" w:after="80"/>
-        <w:jc w:val="left"/>
-      </w:pPr>
-      <w:r>
-        <w:rPr>
-          <w:rFonts w:ascii="Kalpurush" w:hAnsi="Kalpurush"/>
-          <w:b/>
-          <w:i w:val="0"/>
-          <w:color w:val="1D4ED8"/>
-          <w:sz w:val="25"/>
-          <w:rFonts w:ascii="Kalpurush" w:hAnsi="Kalpurush" w:cs="Kalpurush"/>
-        </w:rPr>
-        <w:t>২. মৌলিক দলীলসমূহ (কুরআন ও সহীহ সুন্নাহ)</w:t>
-      </w:r>
-    </w:p>
-    <w:tbl>
-      <w:tblPr>
-        <w:tblW w:type="auto" w:w="0"/>
-        <w:jc w:val="center"/>
-        <w:tblLayout w:type="fixed"/>
-        <w:tblLook w:firstColumn="1" w:firstRow="1" w:lastColumn="0" w:lastRow="0" w:noHBand="0" w:noVBand="1" w:val="04A0"/>
-        <w:tblBorders>
-          <w:top w:val="single" w:sz="6" w:space="0" w:color="1E3A8A"/>
-          <w:left w:val="none"/>
-          <w:bottom w:val="single" w:sz="6" w:space="0" w:color="CBD5E1"/>
-          <w:right w:val="none"/>
-          <w:insideH w:val="single" w:sz="4" w:space="0" w:color="E2E8F0"/>
-          <w:insideV w:val="none"/>
-        </w:tblBorders>
-      </w:tblPr>
-      <w:tblGrid>
-        <w:gridCol w:w="1587"/>
-        <w:gridCol w:w="1587"/>
-        <w:gridCol w:w="1587"/>
-        <w:gridCol w:w="1587"/>
-      </w:tblGrid>
-      <w:tr>
-        <w:tc>
-          <w:tcPr>
-            <w:tcW w:type="dxa" w:w="1587"/>
-            <w:shd w:fill="1E3A8A"/>
-            <w:tcMar>
-              <w:top w:w="80" w:type="dxa"/>
-              <w:bottom w:w="80" w:type="dxa"/>
-              <w:left w:w="100" w:type="dxa"/>
-              <w:right w:w="100" w:type="dxa"/>
-            </w:tcMar>
-          </w:tcPr>
-          <w:p>
-            <w:pPr>
-              <w:spacing w:before="40" w:after="40"/>
-              <w:jc w:val="center"/>
-            </w:pPr>
-            <w:r>
-              <w:rPr>
-                <w:rFonts w:ascii="Kalpurush" w:hAnsi="Kalpurush"/>
-                <w:b/>
-                <w:i w:val="0"/>
-                <w:color w:val="FFFFFF"/>
-                <w:sz w:val="18"/>
-                <w:rFonts w:ascii="Kalpurush" w:hAnsi="Kalpurush" w:cs="Kalpurush"/>
-              </w:rPr>
-              <w:t>বিষয়ের শিরোনাম</w:t>
-            </w:r>
-          </w:p>
-        </w:tc>
-        <w:tc>
-          <w:tcPr>
-            <w:tcW w:type="dxa" w:w="1587"/>
-            <w:shd w:fill="1E3A8A"/>
-            <w:tcMar>
-              <w:top w:w="80" w:type="dxa"/>
-              <w:bottom w:w="80" w:type="dxa"/>
-              <w:left w:w="100" w:type="dxa"/>
-              <w:right w:w="100" w:type="dxa"/>
-            </w:tcMar>
-          </w:tcPr>
-          <w:p>
-            <w:pPr>
-              <w:spacing w:before="40" w:after="40"/>
-              <w:jc w:val="center"/>
-            </w:pPr>
-            <w:r>
-              <w:rPr>
-                <w:rFonts w:ascii="Kalpurush" w:hAnsi="Kalpurush"/>
-                <w:b/>
-                <w:i w:val="0"/>
-                <w:color w:val="FFFFFF"/>
-                <w:sz w:val="18"/>
-                <w:rFonts w:ascii="Kalpurush" w:hAnsi="Kalpurush" w:cs="Kalpurush"/>
-              </w:rPr>
-              <w:t>মূল আরবী পাঠ</w:t>
-            </w:r>
-          </w:p>
-        </w:tc>
-        <w:tc>
-          <w:tcPr>
-            <w:tcW w:type="dxa" w:w="1587"/>
-            <w:shd w:fill="1E3A8A"/>
-            <w:tcMar>
-              <w:top w:w="80" w:type="dxa"/>
-              <w:bottom w:w="80" w:type="dxa"/>
-              <w:left w:w="100" w:type="dxa"/>
-              <w:right w:w="100" w:type="dxa"/>
-            </w:tcMar>
-          </w:tcPr>
-          <w:p>
-            <w:pPr>
-              <w:spacing w:before="40" w:after="40"/>
-              <w:jc w:val="center"/>
-            </w:pPr>
-            <w:r>
-              <w:rPr>
-                <w:rFonts w:ascii="Kalpurush" w:hAnsi="Kalpurush"/>
-                <w:b/>
-                <w:i w:val="0"/>
-                <w:color w:val="FFFFFF"/>
-                <w:sz w:val="18"/>
-                <w:rFonts w:ascii="Kalpurush" w:hAnsi="Kalpurush" w:cs="Kalpurush"/>
-              </w:rPr>
-              <w:t>বিশুদ্ধ বঙ্গানুবাদ</w:t>
-            </w:r>
-          </w:p>
-        </w:tc>
-        <w:tc>
-          <w:tcPr>
-            <w:tcW w:type="dxa" w:w="1587"/>
-            <w:shd w:fill="1E3A8A"/>
-            <w:tcMar>
-              <w:top w:w="80" w:type="dxa"/>
-              <w:bottom w:w="80" w:type="dxa"/>
-              <w:left w:w="100" w:type="dxa"/>
-              <w:right w:w="100" w:type="dxa"/>
-            </w:tcMar>
-          </w:tcPr>
-          <w:p>
-            <w:pPr>
-              <w:spacing w:before="40" w:after="40"/>
-              <w:jc w:val="center"/>
-            </w:pPr>
-            <w:r>
-              <w:rPr>
-                <w:rFonts w:ascii="Kalpurush" w:hAnsi="Kalpurush"/>
-                <w:b/>
-                <w:i w:val="0"/>
-                <w:color w:val="FFFFFF"/>
-                <w:sz w:val="18"/>
-                <w:rFonts w:ascii="Kalpurush" w:hAnsi="Kalpurush" w:cs="Kalpurush"/>
-              </w:rPr>
-              <w:t>রেফারেন্স ও লিঙ্ক</w:t>
-            </w:r>
-          </w:p>
-        </w:tc>
-      </w:tr>
-      <w:tr>
-        <w:tc>
-          <w:tcPr>
-            <w:tcW w:type="dxa" w:w="1587"/>
-            <w:shd w:fill="FFFFFF"/>
-            <w:tcMar>
-              <w:top w:w="70" w:type="dxa"/>
-              <w:bottom w:w="70" w:type="dxa"/>
-              <w:left w:w="90" w:type="dxa"/>
-              <w:right w:w="90" w:type="dxa"/>
-            </w:tcMar>
-          </w:tcPr>
-          <w:p>
-            <w:pPr>
-              <w:spacing w:before="40" w:after="40" w:line="276" w:lineRule="auto"/>
-              <w:jc w:val="both"/>
-            </w:pPr>
-            <w:r>
-              <w:rPr>
-                <w:rFonts w:ascii="Kalpurush" w:hAnsi="Kalpurush"/>
-                <w:b w:val="0"/>
-                <w:i w:val="0"/>
-                <w:color w:val="0F172A"/>
-                <w:sz w:val="17"/>
-                <w:rFonts w:ascii="Kalpurush" w:hAnsi="Kalpurush" w:cs="Kalpurush"/>
-              </w:rPr>
-              <w:t>:---</w:t>
-            </w:r>
-          </w:p>
-        </w:tc>
-        <w:tc>
-          <w:tcPr>
-            <w:tcW w:type="dxa" w:w="1587"/>
-            <w:shd w:fill="FFFFFF"/>
-            <w:tcMar>
-              <w:top w:w="70" w:type="dxa"/>
-              <w:bottom w:w="70" w:type="dxa"/>
-              <w:left w:w="90" w:type="dxa"/>
-              <w:right w:w="90" w:type="dxa"/>
-            </w:tcMar>
-          </w:tcPr>
-          <w:p>
-            <w:pPr>
-              <w:spacing w:before="40" w:after="40" w:line="276" w:lineRule="auto"/>
-              <w:jc w:val="both"/>
-            </w:pPr>
-            <w:r>
-              <w:rPr>
-                <w:rFonts w:ascii="Kalpurush" w:hAnsi="Kalpurush"/>
-                <w:b w:val="0"/>
-                <w:i w:val="0"/>
-                <w:color w:val="0F172A"/>
-                <w:sz w:val="17"/>
-                <w:rFonts w:ascii="Kalpurush" w:hAnsi="Kalpurush" w:cs="Kalpurush"/>
-              </w:rPr>
-              <w:t>:---</w:t>
-            </w:r>
-          </w:p>
-        </w:tc>
-        <w:tc>
-          <w:tcPr>
-            <w:tcW w:type="dxa" w:w="1587"/>
-            <w:shd w:fill="FFFFFF"/>
-            <w:tcMar>
-              <w:top w:w="70" w:type="dxa"/>
-              <w:bottom w:w="70" w:type="dxa"/>
-              <w:left w:w="90" w:type="dxa"/>
-              <w:right w:w="90" w:type="dxa"/>
-            </w:tcMar>
-          </w:tcPr>
-          <w:p>
-            <w:pPr>
-              <w:spacing w:before="40" w:after="40" w:line="276" w:lineRule="auto"/>
-              <w:jc w:val="both"/>
-            </w:pPr>
-            <w:r>
-              <w:rPr>
-                <w:rFonts w:ascii="Kalpurush" w:hAnsi="Kalpurush"/>
-                <w:b w:val="0"/>
-                <w:i w:val="0"/>
-                <w:color w:val="0F172A"/>
-                <w:sz w:val="17"/>
-                <w:rFonts w:ascii="Kalpurush" w:hAnsi="Kalpurush" w:cs="Kalpurush"/>
-              </w:rPr>
-              <w:t>:---</w:t>
-            </w:r>
-          </w:p>
-        </w:tc>
-        <w:tc>
-          <w:tcPr>
-            <w:tcW w:type="dxa" w:w="1587"/>
-            <w:shd w:fill="FFFFFF"/>
-            <w:tcMar>
-              <w:top w:w="70" w:type="dxa"/>
-              <w:bottom w:w="70" w:type="dxa"/>
-              <w:left w:w="90" w:type="dxa"/>
-              <w:right w:w="90" w:type="dxa"/>
-            </w:tcMar>
-          </w:tcPr>
-          <w:p>
-            <w:pPr>
-              <w:spacing w:before="40" w:after="40" w:line="276" w:lineRule="auto"/>
-              <w:jc w:val="both"/>
-            </w:pPr>
-            <w:r>
-              <w:rPr>
-                <w:rFonts w:ascii="Kalpurush" w:hAnsi="Kalpurush"/>
-                <w:b w:val="0"/>
-                <w:i w:val="0"/>
-                <w:color w:val="0F172A"/>
-                <w:sz w:val="17"/>
-                <w:rFonts w:ascii="Kalpurush" w:hAnsi="Kalpurush" w:cs="Kalpurush"/>
-              </w:rPr>
-              <w:t>:---</w:t>
-            </w:r>
-          </w:p>
-        </w:tc>
-      </w:tr>
-      <w:tr>
-        <w:tc>
-          <w:tcPr>
-            <w:tcW w:type="dxa" w:w="1587"/>
-            <w:shd w:fill="F8FAFC"/>
-            <w:tcMar>
-              <w:top w:w="70" w:type="dxa"/>
-              <w:bottom w:w="70" w:type="dxa"/>
-              <w:left w:w="90" w:type="dxa"/>
-              <w:right w:w="90" w:type="dxa"/>
-            </w:tcMar>
-          </w:tcPr>
-          <w:p>
-            <w:pPr>
-              <w:spacing w:before="40" w:after="40" w:line="276" w:lineRule="auto"/>
-              <w:jc w:val="both"/>
-            </w:pPr>
-            <w:r>
-              <w:rPr>
-                <w:rFonts w:ascii="Kalpurush" w:hAnsi="Kalpurush"/>
-                <w:b/>
-                <w:i w:val="0"/>
-                <w:color w:val="0F172A"/>
-                <w:sz w:val="17"/>
-                <w:rFonts w:ascii="Kalpurush" w:hAnsi="Kalpurush" w:cs="Kalpurush"/>
-              </w:rPr>
-              <w:t>মিজানে সর্বোত্তম চরিত্রের ওজন</w:t>
-            </w:r>
-          </w:p>
-        </w:tc>
-        <w:tc>
-          <w:tcPr>
-            <w:tcW w:type="dxa" w:w="1587"/>
-            <w:shd w:fill="F8FAFC"/>
-            <w:tcMar>
-              <w:top w:w="70" w:type="dxa"/>
-              <w:bottom w:w="70" w:type="dxa"/>
-              <w:left w:w="90" w:type="dxa"/>
-              <w:right w:w="90" w:type="dxa"/>
-            </w:tcMar>
-          </w:tcPr>
-          <w:p>
-            <w:pPr>
-              <w:spacing w:before="40" w:after="40" w:line="276" w:lineRule="auto"/>
-              <w:jc w:val="both"/>
-            </w:pPr>
-            <w:r>
-              <w:rPr>
-                <w:rFonts w:ascii="Traditional Arabic" w:hAnsi="Traditional Arabic"/>
-                <w:b/>
-                <w:i w:val="0"/>
-                <w:color w:val="0F172A"/>
-                <w:sz w:val="22"/>
-                <w:rFonts w:ascii="Traditional Arabic" w:hAnsi="Traditional Arabic" w:cs="Traditional Arabic"/>
-              </w:rPr>
-              <w:t>مَا مِنْ شَيْءٍ أَثْقَلُ فِي مِيزَانِ الْمُؤْمِنِ يَوْمَ الْقِيَامَةِ مِنْ حُسْنِ الْخُلُقِ، وَإِنَّ اللَّهَ لَيُبْغِضُ الْفَاحِشَ الْبَذِيءَ</w:t>
-            </w:r>
-          </w:p>
-        </w:tc>
-        <w:tc>
-          <w:tcPr>
-            <w:tcW w:type="dxa" w:w="1587"/>
-            <w:shd w:fill="F8FAFC"/>
-            <w:tcMar>
-              <w:top w:w="70" w:type="dxa"/>
-              <w:bottom w:w="70" w:type="dxa"/>
-              <w:left w:w="90" w:type="dxa"/>
-              <w:right w:w="90" w:type="dxa"/>
-            </w:tcMar>
-          </w:tcPr>
-          <w:p>
-            <w:pPr>
-              <w:spacing w:before="40" w:after="40" w:line="276" w:lineRule="auto"/>
-              <w:jc w:val="both"/>
-            </w:pPr>
-            <w:r>
-              <w:rPr>
-                <w:rFonts w:ascii="Kalpurush" w:hAnsi="Kalpurush"/>
-                <w:b w:val="0"/>
-                <w:i w:val="0"/>
-                <w:color w:val="0F172A"/>
-                <w:sz w:val="17"/>
-                <w:rFonts w:ascii="Kalpurush" w:hAnsi="Kalpurush" w:cs="Kalpurush"/>
-              </w:rPr>
-              <w:t>কিয়ামতের দিন মুমিনের দাড়িপাল্লায় উত্তম চরিত্রের চেয়ে ভারী আর কোনো আমল থাকবে না। আর নিশ্চয়ই আল্লাহ অশ্লীল ও কটুভাষীকে চরম ঘৃণা করেন।</w:t>
-            </w:r>
-          </w:p>
-        </w:tc>
-        <w:tc>
-          <w:tcPr>
-            <w:tcW w:type="dxa" w:w="1587"/>
-            <w:shd w:fill="F8FAFC"/>
-            <w:tcMar>
-              <w:top w:w="70" w:type="dxa"/>
-              <w:bottom w:w="70" w:type="dxa"/>
-              <w:left w:w="90" w:type="dxa"/>
-              <w:right w:w="90" w:type="dxa"/>
-            </w:tcMar>
-          </w:tcPr>
-          <w:p>
-            <w:pPr>
-              <w:spacing w:before="40" w:after="40" w:line="276" w:lineRule="auto"/>
-              <w:jc w:val="both"/>
-            </w:pPr>
-            <w:r>
-              <w:rPr>
-                <w:rFonts w:ascii="Kalpurush" w:hAnsi="Kalpurush"/>
-                <w:b w:val="0"/>
-                <w:i/>
-                <w:color w:val="1D4ED8"/>
-                <w:sz w:val="17"/>
-                <w:rFonts w:ascii="Kalpurush" w:hAnsi="Kalpurush" w:cs="Kalpurush"/>
-              </w:rPr>
-              <w:t>সুনানে তিরমিযী: ২০০৩; আবু দাউদ: ৪৭৯৯</w:t>
-            </w:r>
-          </w:p>
-        </w:tc>
-      </w:tr>
-      <w:tr>
-        <w:tc>
-          <w:tcPr>
-            <w:tcW w:type="dxa" w:w="1587"/>
-            <w:shd w:fill="FFFFFF"/>
-            <w:tcMar>
-              <w:top w:w="70" w:type="dxa"/>
-              <w:bottom w:w="70" w:type="dxa"/>
-              <w:left w:w="90" w:type="dxa"/>
-              <w:right w:w="90" w:type="dxa"/>
-            </w:tcMar>
-          </w:tcPr>
-          <w:p>
-            <w:pPr>
-              <w:spacing w:before="40" w:after="40" w:line="276" w:lineRule="auto"/>
-              <w:jc w:val="both"/>
-            </w:pPr>
-            <w:r>
-              <w:rPr>
-                <w:rFonts w:ascii="Kalpurush" w:hAnsi="Kalpurush"/>
-                <w:b/>
-                <w:i w:val="0"/>
-                <w:color w:val="0F172A"/>
-                <w:sz w:val="17"/>
-                <w:rFonts w:ascii="Kalpurush" w:hAnsi="Kalpurush" w:cs="Kalpurush"/>
-              </w:rPr>
-              <w:t>সন্তান হারানোর পর সবর</w:t>
-            </w:r>
-          </w:p>
-        </w:tc>
-        <w:tc>
-          <w:tcPr>
-            <w:tcW w:type="dxa" w:w="1587"/>
-            <w:shd w:fill="FFFFFF"/>
-            <w:tcMar>
-              <w:top w:w="70" w:type="dxa"/>
-              <w:bottom w:w="70" w:type="dxa"/>
-              <w:left w:w="90" w:type="dxa"/>
-              <w:right w:w="90" w:type="dxa"/>
-            </w:tcMar>
-          </w:tcPr>
-          <w:p>
-            <w:pPr>
-              <w:spacing w:before="40" w:after="40" w:line="276" w:lineRule="auto"/>
-              <w:jc w:val="both"/>
-            </w:pPr>
-            <w:r>
-              <w:rPr>
-                <w:rFonts w:ascii="Traditional Arabic" w:hAnsi="Traditional Arabic"/>
-                <w:b/>
-                <w:i w:val="0"/>
-                <w:color w:val="0F172A"/>
-                <w:sz w:val="22"/>
-                <w:rFonts w:ascii="Traditional Arabic" w:hAnsi="Traditional Arabic" w:cs="Traditional Arabic"/>
-              </w:rPr>
-              <w:t>مَا مِنْ مُسْلِمَيْنِ يَمُوتُ لَهُمَا ثَلَاثَةٌ مِنَ الْوَلَدِ لَمْ يَبْلُغُوا الْحِنْثَ إِلَّا أَدْخَلَهُمَا اللَّهُ الْجَنَّةَ بِفَضْلِ رَحْمَتِهِ إِيَّاهُمْ... يَأْخُذُ بِثَوْبِهِ حَتَّى يُدْخِلَهُ الْجَنَّةَ</w:t>
-            </w:r>
-          </w:p>
-        </w:tc>
-        <w:tc>
-          <w:tcPr>
-            <w:tcW w:type="dxa" w:w="1587"/>
-            <w:shd w:fill="FFFFFF"/>
-            <w:tcMar>
-              <w:top w:w="70" w:type="dxa"/>
-              <w:bottom w:w="70" w:type="dxa"/>
-              <w:left w:w="90" w:type="dxa"/>
-              <w:right w:w="90" w:type="dxa"/>
-            </w:tcMar>
-          </w:tcPr>
-          <w:p>
-            <w:pPr>
-              <w:spacing w:before="40" w:after="40" w:line="276" w:lineRule="auto"/>
-              <w:jc w:val="both"/>
-            </w:pPr>
-            <w:r>
-              <w:rPr>
-                <w:rFonts w:ascii="Kalpurush" w:hAnsi="Kalpurush"/>
-                <w:b w:val="0"/>
-                <w:i w:val="0"/>
-                <w:color w:val="0F172A"/>
-                <w:sz w:val="17"/>
-                <w:rFonts w:ascii="Kalpurush" w:hAnsi="Kalpurush" w:cs="Kalpurush"/>
-              </w:rPr>
-              <w:t>যে কোনো মুসলিম পিতা-মাতার তিনটি অপ্রাপ্তবয়স্ক সন্তান মারা যায় এবং তারা সবর করে, আল্লাহ তাদের প্রতি রহমতের কারণে পিতা-মাতাকে জান্নাতে প্রবেশ করাবেন। হাদিসে এসেছে, সেই সন্তান জান্নাতের দরজায় দাঁড়িয়ে পিতা-মাতার কাপড়ের আঁচল ধরে টেনে জান্নাতে নিয়ে যাবে।</w:t>
-            </w:r>
-          </w:p>
-        </w:tc>
-        <w:tc>
-          <w:tcPr>
-            <w:tcW w:type="dxa" w:w="1587"/>
-            <w:shd w:fill="FFFFFF"/>
-            <w:tcMar>
-              <w:top w:w="70" w:type="dxa"/>
-              <w:bottom w:w="70" w:type="dxa"/>
-              <w:left w:w="90" w:type="dxa"/>
-              <w:right w:w="90" w:type="dxa"/>
-            </w:tcMar>
-          </w:tcPr>
-          <w:p>
-            <w:pPr>
-              <w:spacing w:before="40" w:after="40" w:line="276" w:lineRule="auto"/>
-              <w:jc w:val="both"/>
-            </w:pPr>
-            <w:r>
-              <w:rPr>
-                <w:rFonts w:ascii="Kalpurush" w:hAnsi="Kalpurush"/>
-                <w:b w:val="0"/>
-                <w:i/>
-                <w:color w:val="1D4ED8"/>
-                <w:sz w:val="17"/>
-                <w:rFonts w:ascii="Kalpurush" w:hAnsi="Kalpurush" w:cs="Kalpurush"/>
-              </w:rPr>
-              <w:t>সুনানে নাসায়ী: ২০৮৭; সহীহ বুখারী: ১২৪৮</w:t>
-            </w:r>
-          </w:p>
-        </w:tc>
-      </w:tr>
-      <w:tr>
-        <w:tc>
-          <w:tcPr>
-            <w:tcW w:type="dxa" w:w="1587"/>
-            <w:shd w:fill="F8FAFC"/>
-            <w:tcMar>
-              <w:top w:w="70" w:type="dxa"/>
-              <w:bottom w:w="70" w:type="dxa"/>
-              <w:left w:w="90" w:type="dxa"/>
-              <w:right w:w="90" w:type="dxa"/>
-            </w:tcMar>
-          </w:tcPr>
-          <w:p>
-            <w:pPr>
-              <w:spacing w:before="40" w:after="40" w:line="276" w:lineRule="auto"/>
-              <w:jc w:val="both"/>
-            </w:pPr>
-            <w:r>
-              <w:rPr>
-                <w:rFonts w:ascii="Kalpurush" w:hAnsi="Kalpurush"/>
-                <w:b/>
-                <w:i w:val="0"/>
-                <w:color w:val="0F172A"/>
-                <w:sz w:val="17"/>
-                <w:rFonts w:ascii="Kalpurush" w:hAnsi="Kalpurush" w:cs="Kalpurush"/>
-              </w:rPr>
-              <w:t>রোগী দেখতে যাওয়ার প্রতিদান</w:t>
-            </w:r>
-          </w:p>
-        </w:tc>
-        <w:tc>
-          <w:tcPr>
-            <w:tcW w:type="dxa" w:w="1587"/>
-            <w:shd w:fill="F8FAFC"/>
-            <w:tcMar>
-              <w:top w:w="70" w:type="dxa"/>
-              <w:bottom w:w="70" w:type="dxa"/>
-              <w:left w:w="90" w:type="dxa"/>
-              <w:right w:w="90" w:type="dxa"/>
-            </w:tcMar>
-          </w:tcPr>
-          <w:p>
-            <w:pPr>
-              <w:spacing w:before="40" w:after="40" w:line="276" w:lineRule="auto"/>
-              <w:jc w:val="both"/>
-            </w:pPr>
-            <w:r>
-              <w:rPr>
-                <w:rFonts w:ascii="Traditional Arabic" w:hAnsi="Traditional Arabic"/>
-                <w:b/>
-                <w:i w:val="0"/>
-                <w:color w:val="0F172A"/>
-                <w:sz w:val="22"/>
-                <w:rFonts w:ascii="Traditional Arabic" w:hAnsi="Traditional Arabic" w:cs="Traditional Arabic"/>
-              </w:rPr>
-              <w:t>مَا مِنْ مُسْلِمٍ يَعُودُ مُسْلِمًا غُدْوَةً إِلَّا صَلَّى عَلَيْهِ سَبْعُونَ أَلْفَ مَلَكٍ حَتَّى يُمْسِيَ، وَإِنْ عَادَهُ عَشِيَّةً إِلَّا صَلَّى عَلَيْهِ سَبْعُونَ أَلْفَ مَلَكٍ حَتَّى يُصْبِحَ، وَكَانَ لَهُ خَرِيفٌ فِي الْجَنَّةِ</w:t>
-            </w:r>
-          </w:p>
-        </w:tc>
-        <w:tc>
-          <w:tcPr>
-            <w:tcW w:type="dxa" w:w="1587"/>
-            <w:shd w:fill="F8FAFC"/>
-            <w:tcMar>
-              <w:top w:w="70" w:type="dxa"/>
-              <w:bottom w:w="70" w:type="dxa"/>
-              <w:left w:w="90" w:type="dxa"/>
-              <w:right w:w="90" w:type="dxa"/>
-            </w:tcMar>
-          </w:tcPr>
-          <w:p>
-            <w:pPr>
-              <w:spacing w:before="40" w:after="40" w:line="276" w:lineRule="auto"/>
-              <w:jc w:val="both"/>
-            </w:pPr>
-            <w:r>
-              <w:rPr>
-                <w:rFonts w:ascii="Kalpurush" w:hAnsi="Kalpurush"/>
-                <w:b w:val="0"/>
-                <w:i w:val="0"/>
-                <w:color w:val="0F172A"/>
-                <w:sz w:val="17"/>
-                <w:rFonts w:ascii="Kalpurush" w:hAnsi="Kalpurush" w:cs="Kalpurush"/>
-              </w:rPr>
-              <w:t>যে কোনো মুসলিম সকালে কোনো অসুস্থ মুসলিমকে দেখতে যায়, সন্ধ্যা পর্যন্ত সত্তর হাজার ফেরেশতা তার জন্য আল্লাহর নিকট মাগফিরাত প্রার্থনা করতে থাকে। আর যে সন্ধ্যায় দেখতে যায়, সকাল পর্যন্ত সত্তর হাজার ফেরেশতা তার জন্য দোয়া করতে থাকে; এবং জান্নাতে তার জন্য একটি সুস্বাদু ফলের বাগান নির্ধারিত হয়।</w:t>
-            </w:r>
-          </w:p>
-        </w:tc>
-        <w:tc>
-          <w:tcPr>
-            <w:tcW w:type="dxa" w:w="1587"/>
-            <w:shd w:fill="F8FAFC"/>
-            <w:tcMar>
-              <w:top w:w="70" w:type="dxa"/>
-              <w:bottom w:w="70" w:type="dxa"/>
-              <w:left w:w="90" w:type="dxa"/>
-              <w:right w:w="90" w:type="dxa"/>
-            </w:tcMar>
-          </w:tcPr>
-          <w:p>
-            <w:pPr>
-              <w:spacing w:before="40" w:after="40" w:line="276" w:lineRule="auto"/>
-              <w:jc w:val="both"/>
-            </w:pPr>
-            <w:r>
-              <w:rPr>
-                <w:rFonts w:ascii="Kalpurush" w:hAnsi="Kalpurush"/>
-                <w:b w:val="0"/>
-                <w:i/>
-                <w:color w:val="1D4ED8"/>
-                <w:sz w:val="17"/>
-                <w:rFonts w:ascii="Kalpurush" w:hAnsi="Kalpurush" w:cs="Kalpurush"/>
-              </w:rPr>
-              <w:t>সুনানে তিরমিযী: ৯৬৯ (সহীহ); আবু দাউদ: ৩০৯৮</w:t>
-            </w:r>
-          </w:p>
-        </w:tc>
-      </w:tr>
-      <w:tr>
-        <w:tc>
-          <w:tcPr>
-            <w:tcW w:type="dxa" w:w="1587"/>
-            <w:shd w:fill="FFFFFF"/>
-            <w:tcMar>
-              <w:top w:w="70" w:type="dxa"/>
-              <w:bottom w:w="70" w:type="dxa"/>
-              <w:left w:w="90" w:type="dxa"/>
-              <w:right w:w="90" w:type="dxa"/>
-            </w:tcMar>
-          </w:tcPr>
-          <w:p>
-            <w:pPr>
-              <w:spacing w:before="40" w:after="40" w:line="276" w:lineRule="auto"/>
-              <w:jc w:val="both"/>
-            </w:pPr>
-            <w:r>
-              <w:rPr>
-                <w:rFonts w:ascii="Kalpurush" w:hAnsi="Kalpurush"/>
-                <w:b/>
-                <w:i w:val="0"/>
-                <w:color w:val="0F172A"/>
-                <w:sz w:val="17"/>
-                <w:rFonts w:ascii="Kalpurush" w:hAnsi="Kalpurush" w:cs="Kalpurush"/>
-              </w:rPr>
-              <w:t>আল্লাহর ওয়াস্তে দ্বীনি ভাইয়ের সাক্ষাৎ</w:t>
-            </w:r>
-          </w:p>
-        </w:tc>
-        <w:tc>
-          <w:tcPr>
-            <w:tcW w:type="dxa" w:w="1587"/>
-            <w:shd w:fill="FFFFFF"/>
-            <w:tcMar>
-              <w:top w:w="70" w:type="dxa"/>
-              <w:bottom w:w="70" w:type="dxa"/>
-              <w:left w:w="90" w:type="dxa"/>
-              <w:right w:w="90" w:type="dxa"/>
-            </w:tcMar>
-          </w:tcPr>
-          <w:p>
-            <w:pPr>
-              <w:spacing w:before="40" w:after="40" w:line="276" w:lineRule="auto"/>
-              <w:jc w:val="both"/>
-            </w:pPr>
-            <w:r>
-              <w:rPr>
-                <w:rFonts w:ascii="Traditional Arabic" w:hAnsi="Traditional Arabic"/>
-                <w:b/>
-                <w:i w:val="0"/>
-                <w:color w:val="0F172A"/>
-                <w:sz w:val="22"/>
-                <w:rFonts w:ascii="Traditional Arabic" w:hAnsi="Traditional Arabic" w:cs="Traditional Arabic"/>
-              </w:rPr>
-              <w:t>أَنَّ رَجُلًا زَارَ أَخًا لَهُ فِي قَرْيَةٍ أُخْرَى، فَأَرْصَدَ اللَّهُ عَلَى مَدْرَجَتِهِ مَلَكًا... قَالَ: إِنَّ اللَّهَ قَدْ أَحَبَّكَ كَمَا أَحْبَبْتَهُ فِيهِ</w:t>
-            </w:r>
-          </w:p>
-        </w:tc>
-        <w:tc>
-          <w:tcPr>
-            <w:tcW w:type="dxa" w:w="1587"/>
-            <w:shd w:fill="FFFFFF"/>
-            <w:tcMar>
-              <w:top w:w="70" w:type="dxa"/>
-              <w:bottom w:w="70" w:type="dxa"/>
-              <w:left w:w="90" w:type="dxa"/>
-              <w:right w:w="90" w:type="dxa"/>
-            </w:tcMar>
-          </w:tcPr>
-          <w:p>
-            <w:pPr>
-              <w:spacing w:before="40" w:after="40" w:line="276" w:lineRule="auto"/>
-              <w:jc w:val="both"/>
-            </w:pPr>
-            <w:r>
-              <w:rPr>
-                <w:rFonts w:ascii="Kalpurush" w:hAnsi="Kalpurush"/>
-                <w:b w:val="0"/>
-                <w:i w:val="0"/>
-                <w:color w:val="0F172A"/>
-                <w:sz w:val="17"/>
-                <w:rFonts w:ascii="Kalpurush" w:hAnsi="Kalpurush" w:cs="Kalpurush"/>
-              </w:rPr>
-              <w:t>এক ব্যক্তি অন্য গ্রামের এক দ্বীনি ভাইকে শুধুমাত্র আল্লাহর সন্তুষ্টির উদ্দেশ্যে দেখতে রওনা হলেন। আল্লাহ তাঁর চলার পথে একজন ফেরেশতা নিযুক্ত করলেন... ফেরেশতা বললেন: ‘আল্লাহ আমাকে এ সুসংবাদ দিতে পাঠিয়েছেন যে, আপনি যেভাবে শুধুমাত্র আল্লাহর জন্য আপনার ভাইকে ভালোবেসেছেন, আল্লাহও ঠিক সেভাবেই আপনাকে ভালোবেসেছেন এবং জান্নাতে আপনার জন্য মঞ্জিল নির্ধারণ করেছেন।’</w:t>
-            </w:r>
-          </w:p>
-        </w:tc>
-        <w:tc>
-          <w:tcPr>
-            <w:tcW w:type="dxa" w:w="1587"/>
-            <w:shd w:fill="FFFFFF"/>
-            <w:tcMar>
-              <w:top w:w="70" w:type="dxa"/>
-              <w:bottom w:w="70" w:type="dxa"/>
-              <w:left w:w="90" w:type="dxa"/>
-              <w:right w:w="90" w:type="dxa"/>
-            </w:tcMar>
-          </w:tcPr>
-          <w:p>
-            <w:pPr>
-              <w:spacing w:before="40" w:after="40" w:line="276" w:lineRule="auto"/>
-              <w:jc w:val="both"/>
-            </w:pPr>
-            <w:r>
-              <w:rPr>
-                <w:rFonts w:ascii="Kalpurush" w:hAnsi="Kalpurush"/>
-                <w:b w:val="0"/>
-                <w:i/>
-                <w:color w:val="1D4ED8"/>
-                <w:sz w:val="17"/>
-                <w:rFonts w:ascii="Kalpurush" w:hAnsi="Kalpurush" w:cs="Kalpurush"/>
-              </w:rPr>
-              <w:t>সহীহ মুসলিম: ২৫৬৭</w:t>
-            </w:r>
-          </w:p>
-        </w:tc>
-      </w:tr>
-    </w:tbl>
-    <w:p>
-      <w:pPr>
-        <w:spacing w:before="0" w:after="80"/>
-      </w:pPr>
-    </w:p>
-    <w:p>
-      <w:pPr>
-        <w:keepNext/>
-        <w:spacing w:before="200" w:after="80"/>
-        <w:jc w:val="left"/>
-      </w:pPr>
-      <w:r>
-        <w:rPr>
-          <w:rFonts w:ascii="Kalpurush" w:hAnsi="Kalpurush"/>
-          <w:b/>
-          <w:i w:val="0"/>
-          <w:color w:val="1D4ED8"/>
-          <w:sz w:val="25"/>
-          <w:rFonts w:ascii="Kalpurush" w:hAnsi="Kalpurush" w:cs="Kalpurush"/>
-        </w:rPr>
-        <w:t>৩. খুতবার নির্বাচিত নির্যাস ও অন্তিম উপদেশ</w:t>
-      </w:r>
-    </w:p>
-    <w:p>
-      <w:pPr>
-        <w:spacing w:before="0" w:after="80" w:line="288" w:lineRule="auto"/>
-        <w:jc w:val="both"/>
-      </w:pPr>
-      <w:r>
-        <w:rPr>
-          <w:rFonts w:ascii="Kalpurush" w:hAnsi="Kalpurush"/>
-          <w:b w:val="0"/>
-          <w:i w:val="0"/>
-          <w:color w:val="0F172A"/>
-          <w:sz w:val="20"/>
-          <w:rFonts w:ascii="Kalpurush" w:hAnsi="Kalpurush" w:cs="Kalpurush"/>
-        </w:rPr>
-        <w:t>শায়খ আব্দুল কাইয়ুম খুতবার ইতি টানেন এক হৃদয়স্পর্শী দোয়ার মাধ্যমে:</w:t>
+        <w:t>কিয়ামতের কঠিন দিনে যখন মানুষের নেক আমলের ওজন মাপা হবে, তখন কোন আমলটি দাড়িপাল্লায় সবচেয়ে বেশি ভারী হবে? রাসূলুল্লাহ সাল্লাল্লাহু আলাইহি ওয়াসাল্লাম ইরশাদ করেছেন:</w:t>
       </w:r>
     </w:p>
     <w:tbl>
@@ -5837,18 +2913,213 @@
           <w:p>
             <w:pPr>
               <w:spacing w:before="40" w:after="40" w:line="276" w:lineRule="auto"/>
+              <w:jc w:val="center"/>
+            </w:pPr>
+            <w:r>
+              <w:rPr>
+                <w:rFonts w:ascii="Traditional Arabic" w:hAnsi="Traditional Arabic"/>
+                <w:b/>
+                <w:i w:val="0"/>
+                <w:color w:val="0F172A"/>
+                <w:sz w:val="29"/>
+                <w:rFonts w:ascii="Traditional Arabic" w:hAnsi="Traditional Arabic" w:cs="Traditional Arabic"/>
+              </w:rPr>
+              <w:t>مَا مِنْ شَيْءٍ أَثْقَلُ فِي مِيزَانِ الْمُؤْمِنِ يَوْمَ الْقِيَامَةِ مِنْ حُسْنِ الْخُلُقِ، وَإِنَّ اللَّهَ لَيُبْغِضُ الْفَاحِشَ الْبَذِيءَ</w:t>
+            </w:r>
+          </w:p>
+          <w:p>
+            <w:pPr>
+              <w:spacing w:before="40" w:after="40" w:line="276" w:lineRule="auto"/>
               <w:jc w:val="both"/>
             </w:pPr>
             <w:r>
               <w:rPr>
                 <w:rFonts w:ascii="Kalpurush" w:hAnsi="Kalpurush"/>
                 <w:b w:val="0"/>
-                <w:i/>
+                <w:i w:val="0"/>
                 <w:color w:val="0F172A"/>
                 <w:sz w:val="19"/>
                 <w:rFonts w:ascii="Kalpurush" w:hAnsi="Kalpurush" w:cs="Kalpurush"/>
               </w:rPr>
-              <w:t>"হে লোকসকল! জান্নাত অনেক মূল্যবান, কিন্তু আল্লাহর রহমতে জান্নাতের পথ অত্যন্ত সহজ। কাউকে দেখতে যাওয়া, মানুষের মুখে মিষ্টি হাসি ফোটানো, সুন্দর আচরণ করা, সালাম দেওয়া এবং অসুস্থ ব্যক্তির পাশে কয়েক মিনিট বসার মাধ্যমে আপনি জান্নাতের স্থায়ী ঠিকানা নিশ্চিত করতে পারেন। আল্লাহ তা‘আলা আমাদের সকলকে এই আমলগুলো সার্বক্ষণিক ধারণ করার তৌফিক দিন।"</w:t>
+              <w:t>“কিয়ামতের দিন মুমিনের দাড়িপাল্লায় উত্তম চরিত্রের চেয়ে ভারী আর কোনো আমলই থাকবে না। আর নিশ্চয়ই আল্লাহ তা‘আলা অশ্লীল ও কটুভাষী ব্যক্তিকে চরম ঘৃণা করেন।”</w:t>
+            </w:r>
+          </w:p>
+          <w:p>
+            <w:pPr>
+              <w:spacing w:before="40" w:after="40" w:line="276" w:lineRule="auto"/>
+              <w:jc w:val="right"/>
+            </w:pPr>
+            <w:r>
+              <w:rPr>
+                <w:rFonts w:ascii="Kalpurush" w:hAnsi="Kalpurush"/>
+                <w:b w:val="0"/>
+                <w:i w:val="0"/>
+                <w:color w:val="64748B"/>
+                <w:sz w:val="17"/>
+                <w:rFonts w:ascii="Kalpurush" w:hAnsi="Kalpurush" w:cs="Kalpurush"/>
+              </w:rPr>
+              <w:t xml:space="preserve">— </w:t>
+            </w:r>
+            <w:r>
+              <w:rPr>
+                <w:rFonts w:ascii="Kalpurush" w:hAnsi="Kalpurush"/>
+                <w:b w:val="0"/>
+                <w:i/>
+                <w:color w:val="1D4ED8"/>
+                <w:sz w:val="17"/>
+                <w:rFonts w:ascii="Kalpurush" w:hAnsi="Kalpurush" w:cs="Kalpurush"/>
+              </w:rPr>
+              <w:t>সুনানে তিরমিযী: ২০০৩; সুনানে আবু দাউদ: ৪৭৯৯</w:t>
+            </w:r>
+          </w:p>
+        </w:tc>
+      </w:tr>
+    </w:tbl>
+    <w:p>
+      <w:pPr>
+        <w:spacing w:before="0" w:after="80"/>
+      </w:pPr>
+    </w:p>
+    <w:p>
+      <w:pPr>
+        <w:spacing w:before="0" w:after="80" w:line="288" w:lineRule="auto"/>
+        <w:jc w:val="both"/>
+      </w:pPr>
+      <w:r>
+        <w:rPr>
+          <w:rFonts w:ascii="Kalpurush" w:hAnsi="Kalpurush"/>
+          <w:b w:val="0"/>
+          <w:i w:val="0"/>
+          <w:color w:val="0F172A"/>
+          <w:sz w:val="20"/>
+          <w:rFonts w:ascii="Kalpurush" w:hAnsi="Kalpurush" w:cs="Kalpurush"/>
+        </w:rPr>
+        <w:t>মুখে মিষ্টি হাসি, নম্র ব্যবহার এবং অন্যায় ক্ষমা করে দেওয়ার মতো উন্নত মানবিক গুণাবলী জান্নাতে রাসূলুল্লাহ (সা.)-এর সবচেয়ে কাছাকাছি থাকার একক যোগ্যতা তৈরি করে।</w:t>
+      </w:r>
+    </w:p>
+    <w:p>
+      <w:pPr>
+        <w:keepNext/>
+        <w:spacing w:before="160" w:after="60"/>
+        <w:jc w:val="left"/>
+      </w:pPr>
+      <w:r>
+        <w:rPr>
+          <w:rFonts w:ascii="Kalpurush" w:hAnsi="Kalpurush"/>
+          <w:b/>
+          <w:i w:val="0"/>
+          <w:color w:val="0F172A"/>
+          <w:sz w:val="22"/>
+          <w:rFonts w:ascii="Kalpurush" w:hAnsi="Kalpurush" w:cs="Kalpurush"/>
+        </w:rPr>
+        <w:t>২. সন্তান হারানোর পর পিতা-মাতার সবর</w:t>
+      </w:r>
+    </w:p>
+    <w:p>
+      <w:pPr>
+        <w:spacing w:before="0" w:after="80" w:line="288" w:lineRule="auto"/>
+        <w:jc w:val="both"/>
+      </w:pPr>
+      <w:r>
+        <w:rPr>
+          <w:rFonts w:ascii="Kalpurush" w:hAnsi="Kalpurush"/>
+          <w:b w:val="0"/>
+          <w:i w:val="0"/>
+          <w:color w:val="0F172A"/>
+          <w:sz w:val="20"/>
+          <w:rFonts w:ascii="Kalpurush" w:hAnsi="Kalpurush" w:cs="Kalpurush"/>
+        </w:rPr>
+        <w:t>পার্থিব জীবনে কোনো পিতা-মাতার জন্য এর চেয়ে বড় ট্র্যাজেডি আর হতে পারে না যে তার অপ্রাপ্তবয়স্ক সন্তান তার চোখের সামনে দুনিয়া ছেড়ে চলে যায়। কিন্তু এই চরম শোকেও যারা আল্লাহর ফয়সালায় ধৈর্য ধরে, তাদের জন্য জান্নাতের যে অভাবনীয় দৃশ্য অপেক্ষা করছে, হাদিসে তা এভাবে বর্ণিত হয়েছে:</w:t>
+      </w:r>
+    </w:p>
+    <w:tbl>
+      <w:tblPr>
+        <w:tblW w:type="auto" w:w="0"/>
+        <w:jc w:val="center"/>
+        <w:tblLayout w:type="fixed"/>
+        <w:tblLook w:firstColumn="1" w:firstRow="1" w:lastColumn="0" w:lastRow="0" w:noHBand="0" w:noVBand="1" w:val="04A0"/>
+      </w:tblPr>
+      <w:tblGrid>
+        <w:gridCol w:w="6350"/>
+      </w:tblGrid>
+      <w:tr>
+        <w:tc>
+          <w:tcPr>
+            <w:tcW w:type="dxa" w:w="6350"/>
+            <w:tcBorders>
+              <w:top w:val="none"/>
+              <w:left w:val="single" w:sz="24" w:space="0" w:color="3B82F6"/>
+              <w:bottom w:val="none"/>
+              <w:right w:val="none"/>
+            </w:tcBorders>
+            <w:shd w:fill="F8FAFC"/>
+            <w:tcMar>
+              <w:top w:w="80" w:type="dxa"/>
+              <w:bottom w:w="80" w:type="dxa"/>
+              <w:left w:w="160" w:type="dxa"/>
+              <w:right w:w="120" w:type="dxa"/>
+            </w:tcMar>
+          </w:tcPr>
+          <w:p>
+            <w:pPr>
+              <w:spacing w:before="40" w:after="40" w:line="276" w:lineRule="auto"/>
+              <w:jc w:val="center"/>
+            </w:pPr>
+            <w:r>
+              <w:rPr>
+                <w:rFonts w:ascii="Traditional Arabic" w:hAnsi="Traditional Arabic"/>
+                <w:b/>
+                <w:i w:val="0"/>
+                <w:color w:val="0F172A"/>
+                <w:sz w:val="29"/>
+                <w:rFonts w:ascii="Traditional Arabic" w:hAnsi="Traditional Arabic" w:cs="Traditional Arabic"/>
+              </w:rPr>
+              <w:t>مَا مِنْ مُسْلِمَيْنِ يَمُوتُ لَهُمَا ثَلَاثَةٌ مِنَ الْوَلَدِ لَمْ يَبْلُغُوا الْحِنْثَ إِلَّا أَدْخَلَهُمَا اللَّهُ الْجَنَّةَ بِفَضْلِ رَحْمَتِهِ إِيَّاهُمْ... يَأْخُذُ بِثَوْبِهِ حَتَّى يُدْخِلَهُ الْجَنَّةَ</w:t>
+            </w:r>
+          </w:p>
+          <w:p>
+            <w:pPr>
+              <w:spacing w:before="40" w:after="40" w:line="276" w:lineRule="auto"/>
+              <w:jc w:val="both"/>
+            </w:pPr>
+            <w:r>
+              <w:rPr>
+                <w:rFonts w:ascii="Kalpurush" w:hAnsi="Kalpurush"/>
+                <w:b w:val="0"/>
+                <w:i w:val="0"/>
+                <w:color w:val="0F172A"/>
+                <w:sz w:val="19"/>
+                <w:rFonts w:ascii="Kalpurush" w:hAnsi="Kalpurush" w:cs="Kalpurush"/>
+              </w:rPr>
+              <w:t>“যে কোনো মুসলিম পিতা-মাতার তিনটি অপ্রাপ্তবয়স্ক সন্তান মারা যায় এবং তারা সবর করে, আল্লাহ তা‘আলা তাঁর বিশেষ রহমতে পিতা-মাতাকে জান্নাতে প্রবেশ করাবেন। হাদিসে এসেছে, কিয়ামতের দিন সেই সন্তান জান্নাতের দরজায় অপেক্ষা করবে এবং পিতা-মাতার কাপড়ের আঁচল ধরে টেনে তাঁদের সাথে নিয়ে তবেই জান্নাতে প্রবেশ করবে।”</w:t>
+            </w:r>
+          </w:p>
+          <w:p>
+            <w:pPr>
+              <w:spacing w:before="40" w:after="40" w:line="276" w:lineRule="auto"/>
+              <w:jc w:val="right"/>
+            </w:pPr>
+            <w:r>
+              <w:rPr>
+                <w:rFonts w:ascii="Kalpurush" w:hAnsi="Kalpurush"/>
+                <w:b w:val="0"/>
+                <w:i w:val="0"/>
+                <w:color w:val="64748B"/>
+                <w:sz w:val="17"/>
+                <w:rFonts w:ascii="Kalpurush" w:hAnsi="Kalpurush" w:cs="Kalpurush"/>
+              </w:rPr>
+              <w:t xml:space="preserve">— </w:t>
+            </w:r>
+            <w:r>
+              <w:rPr>
+                <w:rFonts w:ascii="Kalpurush" w:hAnsi="Kalpurush"/>
+                <w:b w:val="0"/>
+                <w:i/>
+                <w:color w:val="1D4ED8"/>
+                <w:sz w:val="17"/>
+                <w:rFonts w:ascii="Kalpurush" w:hAnsi="Kalpurush" w:cs="Kalpurush"/>
+              </w:rPr>
+              <w:t>সুনানে নাসায়ী: ২০৮৭; সহীহ বুখারী: ১২৪৮</w:t>
             </w:r>
           </w:p>
         </w:tc>
@@ -5862,7 +3133,7 @@
     <w:p>
       <w:pPr>
         <w:keepNext/>
-        <w:spacing w:before="200" w:after="80"/>
+        <w:spacing w:before="160" w:after="60"/>
         <w:jc w:val="left"/>
       </w:pPr>
       <w:r>
@@ -5870,40 +3141,18 @@
           <w:rFonts w:ascii="Kalpurush" w:hAnsi="Kalpurush"/>
           <w:b/>
           <w:i w:val="0"/>
-          <w:color w:val="1D4ED8"/>
-          <w:sz w:val="25"/>
+          <w:color w:val="0F172A"/>
+          <w:sz w:val="22"/>
           <w:rFonts w:ascii="Kalpurush" w:hAnsi="Kalpurush" w:cs="Kalpurush"/>
         </w:rPr>
-        <w:t>৪. গ্রন্থের সামগ্রিক উপসংহার ও আমলনামা</w:t>
+        <w:t>৩. অসুস্থ দ্বীনি ভাইকে দেখতে যাওয়ার সত্তর হাজার ফেরেশতার দোয়া</w:t>
       </w:r>
     </w:p>
     <w:p>
       <w:pPr>
-        <w:spacing w:before="20" w:after="60" w:line="276" w:lineRule="auto"/>
-        <w:ind w:left="288"/>
+        <w:spacing w:before="0" w:after="80" w:line="288" w:lineRule="auto"/>
+        <w:jc w:val="both"/>
       </w:pPr>
-      <w:r>
-        <w:rPr>
-          <w:rFonts w:ascii="Kalpurush" w:hAnsi="Kalpurush"/>
-          <w:b/>
-          <w:i w:val="0"/>
-          <w:color w:val="1E3A8A"/>
-          <w:sz w:val="20"/>
-          <w:rFonts w:ascii="Kalpurush" w:hAnsi="Kalpurush" w:cs="Kalpurush"/>
-        </w:rPr>
-        <w:t xml:space="preserve">•  </w:t>
-      </w:r>
-      <w:r>
-        <w:rPr>
-          <w:rFonts w:ascii="Kalpurush" w:hAnsi="Kalpurush"/>
-          <w:b/>
-          <w:i w:val="0"/>
-          <w:color w:val="0F172A"/>
-          <w:sz w:val="20"/>
-          <w:rFonts w:ascii="Kalpurush" w:hAnsi="Kalpurush" w:cs="Kalpurush"/>
-        </w:rPr>
-        <w:t>চরিত্রের সৌন্দর্য:</w:t>
-      </w:r>
       <w:r>
         <w:rPr>
           <w:rFonts w:ascii="Kalpurush" w:hAnsi="Kalpurush"/>
@@ -5913,36 +3162,130 @@
           <w:sz w:val="20"/>
           <w:rFonts w:ascii="Kalpurush" w:hAnsi="Kalpurush" w:cs="Kalpurush"/>
         </w:rPr>
-        <w:t xml:space="preserve"> মিষ্টি হাসি, ক্ষমাশীল মন এবং নম্র ব্যবহার জান্নাতে রাসূলুল্লাহর সবচেয়ে কাছাকাছি থাকার একক মাপকাঠি।</w:t>
+        <w:t>অসুস্থ রোগীর সেবা করা বা তাকে সান্ত্বনা দিতে যাওয়া জান্নাতের ফল চয়নের এক জীবন্ত বাগান। রাসূলুল্লাহ সাল্লাল্লাহু আলাইহি ওয়াসাল্লাম বলেন:</w:t>
       </w:r>
+    </w:p>
+    <w:tbl>
+      <w:tblPr>
+        <w:tblW w:type="auto" w:w="0"/>
+        <w:jc w:val="center"/>
+        <w:tblLayout w:type="fixed"/>
+        <w:tblLook w:firstColumn="1" w:firstRow="1" w:lastColumn="0" w:lastRow="0" w:noHBand="0" w:noVBand="1" w:val="04A0"/>
+      </w:tblPr>
+      <w:tblGrid>
+        <w:gridCol w:w="6350"/>
+      </w:tblGrid>
+      <w:tr>
+        <w:tc>
+          <w:tcPr>
+            <w:tcW w:type="dxa" w:w="6350"/>
+            <w:tcBorders>
+              <w:top w:val="none"/>
+              <w:left w:val="single" w:sz="24" w:space="0" w:color="3B82F6"/>
+              <w:bottom w:val="none"/>
+              <w:right w:val="none"/>
+            </w:tcBorders>
+            <w:shd w:fill="F8FAFC"/>
+            <w:tcMar>
+              <w:top w:w="80" w:type="dxa"/>
+              <w:bottom w:w="80" w:type="dxa"/>
+              <w:left w:w="160" w:type="dxa"/>
+              <w:right w:w="120" w:type="dxa"/>
+            </w:tcMar>
+          </w:tcPr>
+          <w:p>
+            <w:pPr>
+              <w:spacing w:before="40" w:after="40" w:line="276" w:lineRule="auto"/>
+              <w:jc w:val="center"/>
+            </w:pPr>
+            <w:r>
+              <w:rPr>
+                <w:rFonts w:ascii="Traditional Arabic" w:hAnsi="Traditional Arabic"/>
+                <w:b/>
+                <w:i w:val="0"/>
+                <w:color w:val="0F172A"/>
+                <w:sz w:val="29"/>
+                <w:rFonts w:ascii="Traditional Arabic" w:hAnsi="Traditional Arabic" w:cs="Traditional Arabic"/>
+              </w:rPr>
+              <w:t>مَا مِنْ مُسْلِمٍ يَعُودُ مُسْلِمًا غُدْوَةً إِلَّا صَلَّى عَلَيْهِ سَبْعُونَ أَلْفَ مَلَكٍ حَتَّى يُمْسِيَ، وَإِنْ عَادَهُ عَشِيَّةً إِلَّا صَلَّى عَلَيْهِ سَبْعُونَ أَلْفَ مَلَكٍ حَتَّى يُصْبِحَ، وَكَانَ لَهُ خَرِيفٌ فِي الْجَنَّةِ</w:t>
+            </w:r>
+          </w:p>
+          <w:p>
+            <w:pPr>
+              <w:spacing w:before="40" w:after="40" w:line="276" w:lineRule="auto"/>
+              <w:jc w:val="both"/>
+            </w:pPr>
+            <w:r>
+              <w:rPr>
+                <w:rFonts w:ascii="Kalpurush" w:hAnsi="Kalpurush"/>
+                <w:b w:val="0"/>
+                <w:i w:val="0"/>
+                <w:color w:val="0F172A"/>
+                <w:sz w:val="19"/>
+                <w:rFonts w:ascii="Kalpurush" w:hAnsi="Kalpurush" w:cs="Kalpurush"/>
+              </w:rPr>
+              <w:t>“যে কোনো মুসলিম সকালে কোনো অসুস্থ মুসলিমকে দেখতে যায়, সন্ধ্যা পর্যন্ত সত্তর হাজার ফেরেশতা আল্লাহর নিকট তার জন্য মাগফিরাত প্রার্থনা করতে থাকে। আর যে সন্ধ্যায় কোনো রোগীকে দেখতে যায়, সকাল হওয়া পর্যন্ত সত্তর হাজার ফেরেশতা তার জন্য দোয়া করতে থাকে; এবং জান্নাতে তার জন্য একটি সুস্বাদু ফলের বাগান নির্ধারিত হয়ে যায়।”</w:t>
+            </w:r>
+          </w:p>
+          <w:p>
+            <w:pPr>
+              <w:spacing w:before="40" w:after="40" w:line="276" w:lineRule="auto"/>
+              <w:jc w:val="right"/>
+            </w:pPr>
+            <w:r>
+              <w:rPr>
+                <w:rFonts w:ascii="Kalpurush" w:hAnsi="Kalpurush"/>
+                <w:b w:val="0"/>
+                <w:i w:val="0"/>
+                <w:color w:val="64748B"/>
+                <w:sz w:val="17"/>
+                <w:rFonts w:ascii="Kalpurush" w:hAnsi="Kalpurush" w:cs="Kalpurush"/>
+              </w:rPr>
+              <w:t xml:space="preserve">— </w:t>
+            </w:r>
+            <w:r>
+              <w:rPr>
+                <w:rFonts w:ascii="Kalpurush" w:hAnsi="Kalpurush"/>
+                <w:b w:val="0"/>
+                <w:i/>
+                <w:color w:val="1D4ED8"/>
+                <w:sz w:val="17"/>
+                <w:rFonts w:ascii="Kalpurush" w:hAnsi="Kalpurush" w:cs="Kalpurush"/>
+              </w:rPr>
+              <w:t>সুনানে তিরমিযী: ৯৬৯ (সহীহ); সুনানে আবু দাউদ: ৩০৯৮</w:t>
+            </w:r>
+          </w:p>
+        </w:tc>
+      </w:tr>
+    </w:tbl>
+    <w:p>
+      <w:pPr>
+        <w:spacing w:before="0" w:after="80"/>
+      </w:pPr>
     </w:p>
     <w:p>
       <w:pPr>
-        <w:spacing w:before="20" w:after="60" w:line="276" w:lineRule="auto"/>
-        <w:ind w:left="288"/>
+        <w:keepNext/>
+        <w:spacing w:before="160" w:after="60"/>
+        <w:jc w:val="left"/>
       </w:pPr>
       <w:r>
         <w:rPr>
           <w:rFonts w:ascii="Kalpurush" w:hAnsi="Kalpurush"/>
           <w:b/>
           <w:i w:val="0"/>
-          <w:color w:val="1E3A8A"/>
-          <w:sz w:val="20"/>
+          <w:color w:val="0F172A"/>
+          <w:sz w:val="22"/>
           <w:rFonts w:ascii="Kalpurush" w:hAnsi="Kalpurush" w:cs="Kalpurush"/>
         </w:rPr>
-        <w:t xml:space="preserve">•  </w:t>
+        <w:t>৪. আল্লাহর সন্তুষ্টির উদ্দেশ্যে দ্বীনি ভাইয়ের সাথে সাক্ষাৎ</w:t>
       </w:r>
-      <w:r>
-        <w:rPr>
-          <w:rFonts w:ascii="Kalpurush" w:hAnsi="Kalpurush"/>
-          <w:b/>
-          <w:i w:val="0"/>
-          <w:color w:val="0F172A"/>
-          <w:sz w:val="20"/>
-          <w:rFonts w:ascii="Kalpurush" w:hAnsi="Kalpurush" w:cs="Kalpurush"/>
-        </w:rPr>
-        <w:t>সহমর্মিতা ও রোগী সেবা:</w:t>
-      </w:r>
+    </w:p>
+    <w:p>
+      <w:pPr>
+        <w:spacing w:before="0" w:after="80" w:line="288" w:lineRule="auto"/>
+        <w:jc w:val="both"/>
+      </w:pPr>
       <w:r>
         <w:rPr>
           <w:rFonts w:ascii="Kalpurush" w:hAnsi="Kalpurush"/>
@@ -5952,36 +3295,130 @@
           <w:sz w:val="20"/>
           <w:rFonts w:ascii="Kalpurush" w:hAnsi="Kalpurush" w:cs="Kalpurush"/>
         </w:rPr>
-        <w:t xml:space="preserve"> প্রতিদিন বা সপ্তাহে অন্তত একজন অসুস্থ মুসলিমের খোঁজখবর নেওয়া।</w:t>
+        <w:t>দুনিয়ার কোনো ব্যবসায়িক স্বার্থ, আত্মীয়তার টান বা উপঢৌকন পাওয়ার আশা নয়—কেবলমাত্র আল্লাহর দ্বীনের কারণে কোনো দ্বীনি ভাইকে দেখতে যাওয়ার মর্যাদা কত অপরিসীম, তা সহীহ মুসলিমের এক বিস্ময়কর হাদিসে বর্ণিত হয়েছে। রাসূলুল্লাহ (সা.) বলেন:</w:t>
       </w:r>
+    </w:p>
+    <w:tbl>
+      <w:tblPr>
+        <w:tblW w:type="auto" w:w="0"/>
+        <w:jc w:val="center"/>
+        <w:tblLayout w:type="fixed"/>
+        <w:tblLook w:firstColumn="1" w:firstRow="1" w:lastColumn="0" w:lastRow="0" w:noHBand="0" w:noVBand="1" w:val="04A0"/>
+      </w:tblPr>
+      <w:tblGrid>
+        <w:gridCol w:w="6350"/>
+      </w:tblGrid>
+      <w:tr>
+        <w:tc>
+          <w:tcPr>
+            <w:tcW w:type="dxa" w:w="6350"/>
+            <w:tcBorders>
+              <w:top w:val="none"/>
+              <w:left w:val="single" w:sz="24" w:space="0" w:color="3B82F6"/>
+              <w:bottom w:val="none"/>
+              <w:right w:val="none"/>
+            </w:tcBorders>
+            <w:shd w:fill="F8FAFC"/>
+            <w:tcMar>
+              <w:top w:w="80" w:type="dxa"/>
+              <w:bottom w:w="80" w:type="dxa"/>
+              <w:left w:w="160" w:type="dxa"/>
+              <w:right w:w="120" w:type="dxa"/>
+            </w:tcMar>
+          </w:tcPr>
+          <w:p>
+            <w:pPr>
+              <w:spacing w:before="40" w:after="40" w:line="276" w:lineRule="auto"/>
+              <w:jc w:val="center"/>
+            </w:pPr>
+            <w:r>
+              <w:rPr>
+                <w:rFonts w:ascii="Traditional Arabic" w:hAnsi="Traditional Arabic"/>
+                <w:b/>
+                <w:i w:val="0"/>
+                <w:color w:val="0F172A"/>
+                <w:sz w:val="29"/>
+                <w:rFonts w:ascii="Traditional Arabic" w:hAnsi="Traditional Arabic" w:cs="Traditional Arabic"/>
+              </w:rPr>
+              <w:t>أَنَّ رَجُلًا زَارَ أَخًا لَهُ فِي قَرْيَةٍ أُخْرَى، فَأَرْصَدَ اللَّهُ عَلَى مَدْرَجَتِهِ مَلَكًا... قَالَ: إِنِّي رَسُولُ اللَّهِ إِلَيْكَ بِأَنَّ اللَّهَ قَدْ أَحَبَّكَ كَمَا أَحْبَبْتَهُ فِيهِ</w:t>
+            </w:r>
+          </w:p>
+          <w:p>
+            <w:pPr>
+              <w:spacing w:before="40" w:after="40" w:line="276" w:lineRule="auto"/>
+              <w:jc w:val="both"/>
+            </w:pPr>
+            <w:r>
+              <w:rPr>
+                <w:rFonts w:ascii="Kalpurush" w:hAnsi="Kalpurush"/>
+                <w:b w:val="0"/>
+                <w:i w:val="0"/>
+                <w:color w:val="0F172A"/>
+                <w:sz w:val="19"/>
+                <w:rFonts w:ascii="Kalpurush" w:hAnsi="Kalpurush" w:cs="Kalpurush"/>
+              </w:rPr>
+              <w:t>“এক ব্যক্তি দূরবর্তী কোনো গ্রামের এক দ্বীনি ভাইকে কেবল আল্লাহর জন্য দেখতে রওনা হলেন। আল্লাহ তাঁর চলার পথে মানুষের বেশে একজন ফেরেশতা নিযুক্ত করলেন। ফেরেশতা তাঁকে জিজ্ঞেস করলেন: ‘কোথায় যাচ্ছেন? তার কাছে কি আপনার কোনো পাওনা আছে, বা কোনো উপহার পাওয়ার আশা আছে?’ সে ব্যক্তি বললেন: ‘না, কোনো স্বার্থ নেই; আমি নিছক আল্লাহর সন্তুষ্টির উদ্দেশ্যে তাঁকে ভালোবাসি, তাই দেখা করতে যাচ্ছি।’ তখন ফেরেশতা ঘোষণা করলেন: ‘আল্লাহ আমাকে এই সুসংবাদ দিতে পাঠিয়েছেন যে, আপনি যেভাবে শুধুমাত্র আল্লাহর জন্য আপনার ভাইকে ভালোবেসেছেন, আল্লাহ সুবহানাহু ওয়া তা‘আলাও আপনাকে ঠিক সেভাবেই ভালোবেসেছেন এবং জান্নাতে আপনার জন্য মঞ্জিল নির্ধারণ করেছেন!’”</w:t>
+            </w:r>
+          </w:p>
+          <w:p>
+            <w:pPr>
+              <w:spacing w:before="40" w:after="40" w:line="276" w:lineRule="auto"/>
+              <w:jc w:val="right"/>
+            </w:pPr>
+            <w:r>
+              <w:rPr>
+                <w:rFonts w:ascii="Kalpurush" w:hAnsi="Kalpurush"/>
+                <w:b w:val="0"/>
+                <w:i w:val="0"/>
+                <w:color w:val="64748B"/>
+                <w:sz w:val="17"/>
+                <w:rFonts w:ascii="Kalpurush" w:hAnsi="Kalpurush" w:cs="Kalpurush"/>
+              </w:rPr>
+              <w:t xml:space="preserve">— </w:t>
+            </w:r>
+            <w:r>
+              <w:rPr>
+                <w:rFonts w:ascii="Kalpurush" w:hAnsi="Kalpurush"/>
+                <w:b w:val="0"/>
+                <w:i/>
+                <w:color w:val="1D4ED8"/>
+                <w:sz w:val="17"/>
+                <w:rFonts w:ascii="Kalpurush" w:hAnsi="Kalpurush" w:cs="Kalpurush"/>
+              </w:rPr>
+              <w:t>সহীহ মুসলিম: ২৫৬৭</w:t>
+            </w:r>
+          </w:p>
+        </w:tc>
+      </w:tr>
+    </w:tbl>
+    <w:p>
+      <w:pPr>
+        <w:spacing w:before="0" w:after="80"/>
+      </w:pPr>
     </w:p>
     <w:p>
       <w:pPr>
-        <w:spacing w:before="20" w:after="60" w:line="276" w:lineRule="auto"/>
-        <w:ind w:left="288"/>
+        <w:keepNext/>
+        <w:spacing w:before="160" w:after="60"/>
+        <w:jc w:val="left"/>
       </w:pPr>
       <w:r>
         <w:rPr>
           <w:rFonts w:ascii="Kalpurush" w:hAnsi="Kalpurush"/>
           <w:b/>
           <w:i w:val="0"/>
-          <w:color w:val="1E3A8A"/>
-          <w:sz w:val="20"/>
+          <w:color w:val="0F172A"/>
+          <w:sz w:val="22"/>
           <w:rFonts w:ascii="Kalpurush" w:hAnsi="Kalpurush" w:cs="Kalpurush"/>
         </w:rPr>
-        <w:t xml:space="preserve">•  </w:t>
+        <w:t>সমাপ্তি প্রার্থনা ও আমলনামা</w:t>
       </w:r>
-      <w:r>
-        <w:rPr>
-          <w:rFonts w:ascii="Kalpurush" w:hAnsi="Kalpurush"/>
-          <w:b/>
-          <w:i w:val="0"/>
-          <w:color w:val="0F172A"/>
-          <w:sz w:val="20"/>
-          <w:rFonts w:ascii="Kalpurush" w:hAnsi="Kalpurush" w:cs="Kalpurush"/>
-        </w:rPr>
-        <w:t>খাঁটি ভালোবাসা:</w:t>
-      </w:r>
+    </w:p>
+    <w:p>
+      <w:pPr>
+        <w:spacing w:before="0" w:after="80" w:line="288" w:lineRule="auto"/>
+        <w:jc w:val="both"/>
+      </w:pPr>
       <w:r>
         <w:rPr>
           <w:rFonts w:ascii="Kalpurush" w:hAnsi="Kalpurush"/>
@@ -5991,36 +3428,14 @@
           <w:sz w:val="20"/>
           <w:rFonts w:ascii="Kalpurush" w:hAnsi="Kalpurush" w:cs="Kalpurush"/>
         </w:rPr>
-        <w:t xml:space="preserve"> কোনো দুনিয়াবী স্বার্থ ছাড়া নিছক দ্বীনের খাতিরে মুসলিম ভাইদের সাথে ভ্রাতৃত্বের সম্পর্ক রক্ষা করা।</w:t>
+        <w:t>শায়খ আব্দুল কাইয়ুম খুতবার ইতি টানেন এক হৃদয়স্পর্শী নসিহতের মাধ্যমে। তিনি বলেন: “হে আল্লাহর বান্দারা! জান্নাত অনেক দামি, কিন্তু আল্লাহর রহমতে জান্নাতের পথ অতি সহজ। মানুষের সাথে হাসিমুখে কথা বলা, ঘরে ফিরে সালাম দেওয়া, সালাতের কাতার সোজা করা, অসুস্থ ব্যক্তির খোঁজ নেওয়া এবং জিহ্বায় সুবহানাল্লাহ-আলহামদুলিল্লাহ জারি রাখার মাধ্যমে আমরা প্রতিদিন আমাদের জান্নাতের প্রাসাদ নির্মাণ করতে পারি।”</w:t>
       </w:r>
     </w:p>
     <w:p>
       <w:pPr>
-        <w:spacing w:before="20" w:after="60" w:line="276" w:lineRule="auto"/>
-        <w:ind w:left="288"/>
+        <w:spacing w:before="0" w:after="80" w:line="288" w:lineRule="auto"/>
+        <w:jc w:val="both"/>
       </w:pPr>
-      <w:r>
-        <w:rPr>
-          <w:rFonts w:ascii="Kalpurush" w:hAnsi="Kalpurush"/>
-          <w:b/>
-          <w:i w:val="0"/>
-          <w:color w:val="1E3A8A"/>
-          <w:sz w:val="20"/>
-          <w:rFonts w:ascii="Kalpurush" w:hAnsi="Kalpurush" w:cs="Kalpurush"/>
-        </w:rPr>
-        <w:t xml:space="preserve">•  </w:t>
-      </w:r>
-      <w:r>
-        <w:rPr>
-          <w:rFonts w:ascii="Kalpurush" w:hAnsi="Kalpurush"/>
-          <w:b/>
-          <w:i w:val="0"/>
-          <w:color w:val="0F172A"/>
-          <w:sz w:val="20"/>
-          <w:rFonts w:ascii="Kalpurush" w:hAnsi="Kalpurush" w:cs="Kalpurush"/>
-        </w:rPr>
-        <w:t>দৃঢ় সংকল্প:</w:t>
-      </w:r>
       <w:r>
         <w:rPr>
           <w:rFonts w:ascii="Kalpurush" w:hAnsi="Kalpurush"/>
@@ -6030,7 +3445,7 @@
           <w:sz w:val="20"/>
           <w:rFonts w:ascii="Kalpurush" w:hAnsi="Kalpurush" w:cs="Kalpurush"/>
         </w:rPr>
-        <w:t xml:space="preserve"> এই বইয়ে আলোচিত আমলসমূহের একটি বাস্তবায়ন চেকলিস্ট তৈরি করে প্রতিদিন অন্তত ৩-৪টি সহজ আমল নিয়মিত জারি রাখা।</w:t>
+        <w:t>আল্লাহ সুবহানাহু ওয়া তা‘আলা আমাদের সকলকে এই সহজ আমলগুলো প্রাত্যহিক জীবনে আমল করার এবং জান্নাতুল ফিরদাউসের চিরস্থায়ী অধিবাসী হওয়ার তৌফিক দান করুন। আমীন ইয়া রাব্বাল আলামীন।</w:t>
       </w:r>
     </w:p>
     <w:sectPr>
